--- a/guides/Integration-Setup-Guides.docx
+++ b/guides/Integration-Setup-Guides.docx
@@ -31,7 +31,7 @@
         <w:pStyle w:val="Date"/>
       </w:pPr>
       <w:r>
-        <w:t xml:space="preserve">2026-09-29 (pipeline-tools guide added 2026-10-06; Windows + WSL variant of the Jev guide added 2026-10-09; guides renumbered in setup order 2026-10-13)</w:t>
+        <w:t xml:space="preserve">2026-09-29 (pipeline-tools guide added 2026-10-06; Windows + WSL variant of the Jev guide added 2026-10-09; guides renumbered in setup order 2026-10-13; Obsidian guide rewritten 2026-10-21)</w:t>
       </w:r>
     </w:p>
     <w:sdt>
@@ -911,7 +911,7 @@
               <w:pStyle w:val="Compact"/>
             </w:pPr>
             <w:r>
-              <w:t xml:space="preserve">Obsidian vault</w:t>
+              <w:t xml:space="preserve">Obsidian: install it and connect it to Claude</w:t>
             </w:r>
           </w:p>
         </w:tc>
@@ -944,7 +944,7 @@
               <w:pStyle w:val="Compact"/>
             </w:pPr>
             <w:r>
-              <w:t xml:space="preserve">10 min</w:t>
+              <w:t xml:space="preserve">15 min</w:t>
             </w:r>
           </w:p>
         </w:tc>
@@ -1844,13 +1844,23 @@
           <w:b/>
           <w:bCs/>
         </w:rPr>
-        <w:t xml:space="preserve">Start in the vault folder and log in</w:t>
-      </w:r>
-      <w:r>
-        <w:t xml:space="preserve"> </w:t>
-      </w:r>
-      <w:r>
-        <w:t xml:space="preserve">(Terminal):</w:t>
+        <w:t xml:space="preserve">Log in</w:t>
+      </w:r>
+      <w:r>
+        <w:t xml:space="preserve"> </w:t>
+      </w:r>
+      <w:r>
+        <w:t xml:space="preserve">(Terminal): start Claude once and follow the sign-in steps in the browser. From Guide 1 on, you always start it inside your vault folder.</w:t>
+      </w:r>
+      <w:r>
+        <w:t xml:space="preserve"> </w:t>
+      </w:r>
+      <w:r>
+        <w:rPr>
+          <w:i/>
+          <w:iCs/>
+        </w:rPr>
+        <w:t xml:space="preserve">[docs]</w:t>
       </w:r>
     </w:p>
     <w:p>
@@ -1863,27 +1873,6 @@
       </w:pPr>
       <w:r>
         <w:rPr>
-          <w:rStyle w:val="BuiltInTok"/>
-        </w:rPr>
-        <w:t xml:space="preserve">cd</w:t>
-      </w:r>
-      <w:r>
-        <w:rPr>
-          <w:rStyle w:val="NormalTok"/>
-        </w:rPr>
-        <w:t xml:space="preserve"> </w:t>
-      </w:r>
-      <w:r>
-        <w:rPr>
-          <w:rStyle w:val="StringTok"/>
-        </w:rPr>
-        <w:t xml:space="preserve">"/path/to/Your Vault"</w:t>
-      </w:r>
-      <w:r>
-        <w:br/>
-      </w:r>
-      <w:r>
-        <w:rPr>
           <w:rStyle w:val="ExtensionTok"/>
         </w:rPr>
         <w:t xml:space="preserve">claude</w:t>
@@ -1897,7 +1886,59 @@
         </w:numPr>
       </w:pPr>
       <w:r>
-        <w:t xml:space="preserve">Follow the browser login prompt.</w:t>
+        <w:rPr>
+          <w:b/>
+          <w:bCs/>
+        </w:rPr>
+        <w:t xml:space="preserve">Check:</w:t>
+      </w:r>
+      <w:r>
+        <w:t xml:space="preserve"> </w:t>
+      </w:r>
+      <w:r>
+        <w:t xml:space="preserve">Claude shows its prompt. Type</w:t>
+      </w:r>
+      <w:r>
+        <w:t xml:space="preserve"> </w:t>
+      </w:r>
+      <w:r>
+        <w:rPr>
+          <w:rStyle w:val="VerbatimChar"/>
+        </w:rPr>
+        <w:t xml:space="preserve">/exit</w:t>
+      </w:r>
+      <w:r>
+        <w:t xml:space="preserve"> </w:t>
+      </w:r>
+      <w:r>
+        <w:t xml:space="preserve">to leave.</w:t>
+      </w:r>
+    </w:p>
+    <w:p>
+      <w:pPr>
+        <w:pStyle w:val="FirstParagraph"/>
+      </w:pPr>
+      <w:r>
+        <w:rPr>
+          <w:b/>
+          <w:bCs/>
+        </w:rPr>
+        <w:t xml:space="preserve">If something goes wrong.</w:t>
+      </w:r>
+      <w:r>
+        <w:t xml:space="preserve"> </w:t>
+      </w:r>
+      <w:r>
+        <w:rPr>
+          <w:rStyle w:val="VerbatimChar"/>
+        </w:rPr>
+        <w:t xml:space="preserve">claude: command not found</w:t>
+      </w:r>
+      <w:r>
+        <w:t xml:space="preserve"> </w:t>
+      </w:r>
+      <w:r>
+        <w:t xml:space="preserve">→ the install folder isn’t on your PATH yet; open a new Terminal, or see the troubleshooting page.</w:t>
       </w:r>
       <w:r>
         <w:t xml:space="preserve"> </w:t>
@@ -1909,27 +1950,33 @@
         </w:rPr>
         <w:t xml:space="preserve">[docs]</w:t>
       </w:r>
-      <w:r>
-        <w:t xml:space="preserve"> </w:t>
-      </w:r>
-      <w:r>
-        <w:rPr>
-          <w:b/>
-          <w:bCs/>
-        </w:rPr>
-        <w:t xml:space="preserve">Check:</w:t>
-      </w:r>
-      <w:r>
-        <w:t xml:space="preserve"> </w:t>
-      </w:r>
-      <w:r>
-        <w:t xml:space="preserve">Claude answers inside the vault. Ask it:</w:t>
-      </w:r>
-      <w:r>
-        <w:t xml:space="preserve"> </w:t>
-      </w:r>
-      <w:r>
-        <w:t xml:space="preserve">“Read CLAUDE.md and tell me which file has the highest authority.”</w:t>
+    </w:p>
+    <w:p>
+      <w:pPr>
+        <w:pStyle w:val="BodyText"/>
+      </w:pPr>
+      <w:r>
+        <w:rPr>
+          <w:b/>
+          <w:bCs/>
+        </w:rPr>
+        <w:t xml:space="preserve">Sources.</w:t>
+      </w:r>
+      <w:r>
+        <w:t xml:space="preserve"> </w:t>
+      </w:r>
+      <w:r>
+        <w:t xml:space="preserve">code.claude.com/docs/en/setup (checked 2026-09-29).</w:t>
+      </w:r>
+    </w:p>
+    <w:bookmarkEnd w:id="14"/>
+    <w:bookmarkStart w:id="15" w:name="X5756e2a2f61ef42fa58e38fe4de67d8cd77d715"/>
+    <w:p>
+      <w:pPr>
+        <w:pStyle w:val="Heading1"/>
+      </w:pPr>
+      <w:r>
+        <w:t xml:space="preserve">Guide 1 · Obsidian: install it and connect it to Claude</w:t>
       </w:r>
     </w:p>
     <w:p>
@@ -1941,22 +1988,26 @@
           <w:b/>
           <w:bCs/>
         </w:rPr>
-        <w:t xml:space="preserve">If something goes wrong.</w:t>
-      </w:r>
-      <w:r>
-        <w:t xml:space="preserve"> </w:t>
-      </w:r>
-      <w:r>
-        <w:rPr>
-          <w:rStyle w:val="VerbatimChar"/>
-        </w:rPr>
-        <w:t xml:space="preserve">claude: command not found</w:t>
-      </w:r>
-      <w:r>
-        <w:t xml:space="preserve"> </w:t>
-      </w:r>
-      <w:r>
-        <w:t xml:space="preserve">→ the install folder isn’t on your PATH yet; open a new Terminal, or see the troubleshooting page.</w:t>
+        <w:t xml:space="preserve">What you get.</w:t>
+      </w:r>
+      <w:r>
+        <w:t xml:space="preserve"> </w:t>
+      </w:r>
+      <w:r>
+        <w:t xml:space="preserve">Obsidian is a free app that shows a folder of plain Markdown files as linked notes, with browsing, search, backlinks and the graph view. Connecting it to Claude needs</w:t>
+      </w:r>
+      <w:r>
+        <w:t xml:space="preserve"> </w:t>
+      </w:r>
+      <w:r>
+        <w:rPr>
+          <w:b/>
+          <w:bCs/>
+        </w:rPr>
+        <w:t xml:space="preserve">no plugin and no MCP server</w:t>
+      </w:r>
+      <w:r>
+        <w:t xml:space="preserve">: Claude Code and Obsidian simply work on the same folder. Claude reads and writes the files; Obsidian shows them. Obsidian adds no AI here; it is the interface.</w:t>
       </w:r>
       <w:r>
         <w:t xml:space="preserve"> </w:t>
@@ -1966,7 +2017,7 @@
           <w:i/>
           <w:iCs/>
         </w:rPr>
-        <w:t xml:space="preserve">[docs]</w:t>
+        <w:t xml:space="preserve">[vault]</w:t>
       </w:r>
     </w:p>
     <w:p>
@@ -1978,41 +2029,91 @@
           <w:b/>
           <w:bCs/>
         </w:rPr>
-        <w:t xml:space="preserve">Sources.</w:t>
-      </w:r>
-      <w:r>
-        <w:t xml:space="preserve"> </w:t>
-      </w:r>
-      <w:r>
-        <w:t xml:space="preserve">code.claude.com/docs/en/setup (checked 2026-09-29).</w:t>
-      </w:r>
-    </w:p>
-    <w:bookmarkEnd w:id="14"/>
-    <w:bookmarkStart w:id="15" w:name="guide-1-obsidian-the-knowledge-base"/>
-    <w:p>
-      <w:pPr>
-        <w:pStyle w:val="Heading1"/>
-      </w:pPr>
-      <w:r>
-        <w:t xml:space="preserve">Guide 1 · Obsidian (the knowledge base)</w:t>
-      </w:r>
-    </w:p>
-    <w:p>
-      <w:pPr>
-        <w:pStyle w:val="FirstParagraph"/>
-      </w:pPr>
-      <w:r>
-        <w:rPr>
-          <w:b/>
-          <w:bCs/>
-        </w:rPr>
-        <w:t xml:space="preserve">What you get.</w:t>
-      </w:r>
-      <w:r>
-        <w:t xml:space="preserve"> </w:t>
-      </w:r>
-      <w:r>
-        <w:t xml:space="preserve">A human-friendly window onto the same plain Markdown files Claude works on: browsing, search, backlinks and the graph view. Obsidian adds no AI here; it is the interface.</w:t>
+        <w:t xml:space="preserve">Status:</w:t>
+      </w:r>
+      <w:r>
+        <w:t xml:space="preserve"> </w:t>
+      </w:r>
+      <w:r>
+        <w:t xml:space="preserve">working.</w:t>
+      </w:r>
+      <w:r>
+        <w:t xml:space="preserve"> </w:t>
+      </w:r>
+      <w:r>
+        <w:rPr>
+          <w:b/>
+          <w:bCs/>
+        </w:rPr>
+        <w:t xml:space="preserve">Before you start:</w:t>
+      </w:r>
+      <w:r>
+        <w:t xml:space="preserve"> </w:t>
+      </w:r>
+      <w:r>
+        <w:t xml:space="preserve">Guide 0 done (</w:t>
+      </w:r>
+      <w:r>
+        <w:rPr>
+          <w:rStyle w:val="VerbatimChar"/>
+        </w:rPr>
+        <w:t xml:space="preserve">claude --version</w:t>
+      </w:r>
+      <w:r>
+        <w:t xml:space="preserve"> </w:t>
+      </w:r>
+      <w:r>
+        <w:t xml:space="preserve">prints a version number). Decide where the vault will live, for example in your Documents folder.</w:t>
+      </w:r>
+    </w:p>
+    <w:p>
+      <w:pPr>
+        <w:numPr>
+          <w:ilvl w:val="0"/>
+          <w:numId w:val="1004"/>
+        </w:numPr>
+      </w:pPr>
+      <w:r>
+        <w:rPr>
+          <w:b/>
+          <w:bCs/>
+        </w:rPr>
+        <w:t xml:space="preserve">Install Obsidian</w:t>
+      </w:r>
+      <w:r>
+        <w:t xml:space="preserve"> </w:t>
+      </w:r>
+      <w:r>
+        <w:t xml:space="preserve">(browser, then the installer): download it from obsidian.md (under macOS or Windows, click</w:t>
+      </w:r>
+      <w:r>
+        <w:t xml:space="preserve"> </w:t>
+      </w:r>
+      <w:r>
+        <w:rPr>
+          <w:b/>
+          <w:bCs/>
+        </w:rPr>
+        <w:t xml:space="preserve">Universal</w:t>
+      </w:r>
+      <w:r>
+        <w:t xml:space="preserve">). Mac: open the file and drag Obsidian to the</w:t>
+      </w:r>
+      <w:r>
+        <w:t xml:space="preserve"> </w:t>
+      </w:r>
+      <w:r>
+        <w:rPr>
+          <w:b/>
+          <w:bCs/>
+        </w:rPr>
+        <w:t xml:space="preserve">Applications</w:t>
+      </w:r>
+      <w:r>
+        <w:t xml:space="preserve"> </w:t>
+      </w:r>
+      <w:r>
+        <w:t xml:space="preserve">folder. Windows: open the file and follow the instructions.</w:t>
       </w:r>
       <w:r>
         <w:t xml:space="preserve"> </w:t>
@@ -2022,41 +2123,23 @@
           <w:i/>
           <w:iCs/>
         </w:rPr>
-        <w:t xml:space="preserve">[vault]</w:t>
-      </w:r>
-    </w:p>
-    <w:p>
-      <w:pPr>
-        <w:pStyle w:val="BodyText"/>
-      </w:pPr>
-      <w:r>
-        <w:rPr>
-          <w:b/>
-          <w:bCs/>
-        </w:rPr>
-        <w:t xml:space="preserve">Status:</w:t>
-      </w:r>
-      <w:r>
-        <w:t xml:space="preserve"> </w:t>
-      </w:r>
-      <w:r>
-        <w:t xml:space="preserve">working.</w:t>
-      </w:r>
-      <w:r>
-        <w:t xml:space="preserve"> </w:t>
-      </w:r>
-      <w:r>
-        <w:rPr>
-          <w:b/>
-          <w:bCs/>
-        </w:rPr>
-        <w:t xml:space="preserve">Before you start:</w:t>
-      </w:r>
-      <w:r>
-        <w:t xml:space="preserve"> </w:t>
-      </w:r>
-      <w:r>
-        <w:t xml:space="preserve">Obsidian installed from obsidian.md.</w:t>
+        <w:t xml:space="preserve">[docs]</w:t>
+      </w:r>
+      <w:r>
+        <w:t xml:space="preserve"> </w:t>
+      </w:r>
+      <w:r>
+        <w:rPr>
+          <w:b/>
+          <w:bCs/>
+        </w:rPr>
+        <w:t xml:space="preserve">Check:</w:t>
+      </w:r>
+      <w:r>
+        <w:t xml:space="preserve"> </w:t>
+      </w:r>
+      <w:r>
+        <w:t xml:space="preserve">Obsidian opens like any other app (Applications on a Mac, the Start menu on Windows).</w:t>
       </w:r>
     </w:p>
     <w:p>
@@ -2071,13 +2154,36 @@
           <w:b/>
           <w:bCs/>
         </w:rPr>
-        <w:t xml:space="preserve">Create the folder structure</w:t>
-      </w:r>
-      <w:r>
-        <w:t xml:space="preserve"> </w:t>
-      </w:r>
-      <w:r>
-        <w:t xml:space="preserve">(Terminal, or ask Claude to do it):</w:t>
+        <w:t xml:space="preserve">Create the vault folder</w:t>
+      </w:r>
+      <w:r>
+        <w:t xml:space="preserve"> </w:t>
+      </w:r>
+      <w:r>
+        <w:t xml:space="preserve">(Terminal, or ask Claude to do it). The first line moves the Terminal to your Documents folder; the next lines create the folders and the empty rule files. If macOS asks whether Terminal may access files in your Documents folder, click</w:t>
+      </w:r>
+      <w:r>
+        <w:t xml:space="preserve"> </w:t>
+      </w:r>
+      <w:r>
+        <w:rPr>
+          <w:b/>
+          <w:bCs/>
+        </w:rPr>
+        <w:t xml:space="preserve">Allow</w:t>
+      </w:r>
+      <w:r>
+        <w:t xml:space="preserve">.</w:t>
+      </w:r>
+      <w:r>
+        <w:t xml:space="preserve"> </w:t>
+      </w:r>
+      <w:r>
+        <w:rPr>
+          <w:i/>
+          <w:iCs/>
+        </w:rPr>
+        <w:t xml:space="preserve">[vault: folder structure]</w:t>
       </w:r>
     </w:p>
     <w:p>
@@ -2090,6 +2196,21 @@
       </w:pPr>
       <w:r>
         <w:rPr>
+          <w:rStyle w:val="BuiltInTok"/>
+        </w:rPr>
+        <w:t xml:space="preserve">cd</w:t>
+      </w:r>
+      <w:r>
+        <w:rPr>
+          <w:rStyle w:val="NormalTok"/>
+        </w:rPr>
+        <w:t xml:space="preserve"> ~/Documents</w:t>
+      </w:r>
+      <w:r>
+        <w:br/>
+      </w:r>
+      <w:r>
+        <w:rPr>
           <w:rStyle w:val="FunctionTok"/>
         </w:rPr>
         <w:t xml:space="preserve">mkdir</w:t>
@@ -2318,6 +2439,27 @@
           <w:rStyle w:val="DataTypeTok"/>
         </w:rPr>
         <w:t xml:space="preserve">RESEARCH_PROTOCOL.md}</w:t>
+      </w:r>
+      <w:r>
+        <w:br/>
+      </w:r>
+      <w:r>
+        <w:rPr>
+          <w:rStyle w:val="FunctionTok"/>
+        </w:rPr>
+        <w:t xml:space="preserve">ls</w:t>
+      </w:r>
+      <w:r>
+        <w:rPr>
+          <w:rStyle w:val="NormalTok"/>
+        </w:rPr>
+        <w:t xml:space="preserve"> </w:t>
+      </w:r>
+      <w:r>
+        <w:rPr>
+          <w:rStyle w:val="StringTok"/>
+        </w:rPr>
+        <w:t xml:space="preserve">"Second Brain"</w:t>
       </w:r>
     </w:p>
     <w:p>
@@ -2341,13 +2483,171 @@
         <w:rPr>
           <w:rStyle w:val="VerbatimChar"/>
         </w:rPr>
-        <w:t xml:space="preserve">ls "Second Brain"</w:t>
-      </w:r>
-      <w:r>
-        <w:t xml:space="preserve"> </w:t>
-      </w:r>
-      <w:r>
-        <w:t xml:space="preserve">shows the folders.</w:t>
+        <w:t xml:space="preserve">ls</w:t>
+      </w:r>
+      <w:r>
+        <w:t xml:space="preserve"> </w:t>
+      </w:r>
+      <w:r>
+        <w:t xml:space="preserve">lists</w:t>
+      </w:r>
+      <w:r>
+        <w:t xml:space="preserve"> </w:t>
+      </w:r>
+      <w:r>
+        <w:rPr>
+          <w:rStyle w:val="VerbatimChar"/>
+        </w:rPr>
+        <w:t xml:space="preserve">00-System</w:t>
+      </w:r>
+      <w:r>
+        <w:t xml:space="preserve">,</w:t>
+      </w:r>
+      <w:r>
+        <w:t xml:space="preserve"> </w:t>
+      </w:r>
+      <w:r>
+        <w:rPr>
+          <w:rStyle w:val="VerbatimChar"/>
+        </w:rPr>
+        <w:t xml:space="preserve">01-Library</w:t>
+      </w:r>
+      <w:r>
+        <w:t xml:space="preserve">,</w:t>
+      </w:r>
+      <w:r>
+        <w:t xml:space="preserve"> </w:t>
+      </w:r>
+      <w:r>
+        <w:rPr>
+          <w:rStyle w:val="VerbatimChar"/>
+        </w:rPr>
+        <w:t xml:space="preserve">02-Wiki</w:t>
+      </w:r>
+      <w:r>
+        <w:t xml:space="preserve"> </w:t>
+      </w:r>
+      <w:r>
+        <w:t xml:space="preserve">… and the four</w:t>
+      </w:r>
+      <w:r>
+        <w:t xml:space="preserve"> </w:t>
+      </w:r>
+      <w:r>
+        <w:rPr>
+          <w:rStyle w:val="VerbatimChar"/>
+        </w:rPr>
+        <w:t xml:space="preserve">.md</w:t>
+      </w:r>
+      <w:r>
+        <w:t xml:space="preserve"> </w:t>
+      </w:r>
+      <w:r>
+        <w:t xml:space="preserve">files.</w:t>
+      </w:r>
+    </w:p>
+    <w:p>
+      <w:pPr>
+        <w:numPr>
+          <w:ilvl w:val="0"/>
+          <w:numId w:val="1004"/>
+        </w:numPr>
+      </w:pPr>
+      <w:r>
+        <w:rPr>
+          <w:b/>
+          <w:bCs/>
+        </w:rPr>
+        <w:t xml:space="preserve">Open the folder in Obsidian</w:t>
+      </w:r>
+      <w:r>
+        <w:t xml:space="preserve"> </w:t>
+      </w:r>
+      <w:r>
+        <w:t xml:space="preserve">(Obsidian app). The vault window opens the first time you start Obsidian (later: the</w:t>
+      </w:r>
+      <w:r>
+        <w:t xml:space="preserve"> </w:t>
+      </w:r>
+      <w:r>
+        <w:rPr>
+          <w:b/>
+          <w:bCs/>
+        </w:rPr>
+        <w:t xml:space="preserve">Vault profile</w:t>
+      </w:r>
+      <w:r>
+        <w:t xml:space="preserve"> </w:t>
+      </w:r>
+      <w:r>
+        <w:t xml:space="preserve">icon at the bottom left →</w:t>
+      </w:r>
+      <w:r>
+        <w:t xml:space="preserve"> </w:t>
+      </w:r>
+      <w:r>
+        <w:rPr>
+          <w:b/>
+          <w:bCs/>
+        </w:rPr>
+        <w:t xml:space="preserve">Manage Vaults…</w:t>
+      </w:r>
+      <w:r>
+        <w:t xml:space="preserve">). Next to</w:t>
+      </w:r>
+      <w:r>
+        <w:t xml:space="preserve"> </w:t>
+      </w:r>
+      <w:r>
+        <w:rPr>
+          <w:b/>
+          <w:bCs/>
+        </w:rPr>
+        <w:t xml:space="preserve">Open folder as vault</w:t>
+      </w:r>
+      <w:r>
+        <w:t xml:space="preserve">, click</w:t>
+      </w:r>
+      <w:r>
+        <w:t xml:space="preserve"> </w:t>
+      </w:r>
+      <w:r>
+        <w:rPr>
+          <w:b/>
+          <w:bCs/>
+        </w:rPr>
+        <w:t xml:space="preserve">Open</w:t>
+      </w:r>
+      <w:r>
+        <w:t xml:space="preserve">, select the</w:t>
+      </w:r>
+      <w:r>
+        <w:t xml:space="preserve"> </w:t>
+      </w:r>
+      <w:r>
+        <w:rPr>
+          <w:rStyle w:val="VerbatimChar"/>
+        </w:rPr>
+        <w:t xml:space="preserve">Second Brain</w:t>
+      </w:r>
+      <w:r>
+        <w:t xml:space="preserve"> </w:t>
+      </w:r>
+      <w:r>
+        <w:t xml:space="preserve">folder and click</w:t>
+      </w:r>
+      <w:r>
+        <w:t xml:space="preserve"> </w:t>
+      </w:r>
+      <w:r>
+        <w:rPr>
+          <w:b/>
+          <w:bCs/>
+        </w:rPr>
+        <w:t xml:space="preserve">Open</w:t>
+      </w:r>
+      <w:r>
+        <w:t xml:space="preserve">.</w:t>
       </w:r>
       <w:r>
         <w:t xml:space="preserve"> </w:t>
@@ -2357,7 +2657,23 @@
           <w:i/>
           <w:iCs/>
         </w:rPr>
-        <w:t xml:space="preserve">[vault: folder structure]</w:t>
+        <w:t xml:space="preserve">[docs]</w:t>
+      </w:r>
+      <w:r>
+        <w:t xml:space="preserve"> </w:t>
+      </w:r>
+      <w:r>
+        <w:rPr>
+          <w:b/>
+          <w:bCs/>
+        </w:rPr>
+        <w:t xml:space="preserve">Check:</w:t>
+      </w:r>
+      <w:r>
+        <w:t xml:space="preserve"> </w:t>
+      </w:r>
+      <w:r>
+        <w:t xml:space="preserve">the folders appear in Obsidian’s file explorer on the left.</w:t>
       </w:r>
     </w:p>
     <w:p>
@@ -2372,87 +2688,28 @@
           <w:b/>
           <w:bCs/>
         </w:rPr>
-        <w:t xml:space="preserve">Open the folder as a vault</w:t>
-      </w:r>
-      <w:r>
-        <w:t xml:space="preserve"> </w:t>
-      </w:r>
-      <w:r>
-        <w:t xml:space="preserve">(Obsidian app):</w:t>
-      </w:r>
-      <w:r>
-        <w:t xml:space="preserve"> </w:t>
-      </w:r>
-      <w:r>
-        <w:rPr>
-          <w:b/>
-          <w:bCs/>
-        </w:rPr>
-        <w:t xml:space="preserve">Vault profile</w:t>
-      </w:r>
-      <w:r>
-        <w:t xml:space="preserve"> </w:t>
-      </w:r>
-      <w:r>
-        <w:t xml:space="preserve">(bottom left) →</w:t>
-      </w:r>
-      <w:r>
-        <w:t xml:space="preserve"> </w:t>
-      </w:r>
-      <w:r>
-        <w:rPr>
-          <w:b/>
-          <w:bCs/>
-        </w:rPr>
-        <w:t xml:space="preserve">Manage Vaults…</w:t>
-      </w:r>
-      <w:r>
-        <w:t xml:space="preserve"> </w:t>
-      </w:r>
-      <w:r>
-        <w:t xml:space="preserve">→ next to</w:t>
-      </w:r>
-      <w:r>
-        <w:t xml:space="preserve"> </w:t>
-      </w:r>
-      <w:r>
-        <w:rPr>
-          <w:b/>
-          <w:bCs/>
-        </w:rPr>
-        <w:t xml:space="preserve">Open folder as vault</w:t>
-      </w:r>
-      <w:r>
-        <w:t xml:space="preserve">, select</w:t>
-      </w:r>
-      <w:r>
-        <w:t xml:space="preserve"> </w:t>
-      </w:r>
-      <w:r>
-        <w:rPr>
-          <w:b/>
-          <w:bCs/>
-        </w:rPr>
-        <w:t xml:space="preserve">Open</w:t>
-      </w:r>
-      <w:r>
-        <w:t xml:space="preserve"> </w:t>
-      </w:r>
-      <w:r>
-        <w:t xml:space="preserve">→ choose the folder →</w:t>
-      </w:r>
-      <w:r>
-        <w:t xml:space="preserve"> </w:t>
-      </w:r>
-      <w:r>
-        <w:rPr>
-          <w:b/>
-          <w:bCs/>
-        </w:rPr>
-        <w:t xml:space="preserve">Open</w:t>
-      </w:r>
-      <w:r>
-        <w:t xml:space="preserve">.</w:t>
+        <w:t xml:space="preserve">Start Claude Code inside the vault</w:t>
+      </w:r>
+      <w:r>
+        <w:t xml:space="preserve"> </w:t>
+      </w:r>
+      <w:r>
+        <w:t xml:space="preserve">(Terminal). This is the whole connection: Claude works on the folder you start it in. Tip: type</w:t>
+      </w:r>
+      <w:r>
+        <w:t xml:space="preserve"> </w:t>
+      </w:r>
+      <w:r>
+        <w:rPr>
+          <w:rStyle w:val="VerbatimChar"/>
+        </w:rPr>
+        <w:t xml:space="preserve">cd</w:t>
+      </w:r>
+      <w:r>
+        <w:t xml:space="preserve"> </w:t>
+      </w:r>
+      <w:r>
+        <w:t xml:space="preserve">and a space, then drag the folder from Finder onto the Terminal window to paste its path. If Claude asks whether you trust the files in this folder, confirm.</w:t>
       </w:r>
       <w:r>
         <w:t xml:space="preserve"> </w:t>
@@ -2464,9 +2721,50 @@
         </w:rPr>
         <w:t xml:space="preserve">[docs]</w:t>
       </w:r>
-      <w:r>
-        <w:t xml:space="preserve"> </w:t>
-      </w:r>
+    </w:p>
+    <w:p>
+      <w:pPr>
+        <w:pStyle w:val="SourceCode"/>
+        <w:numPr>
+          <w:ilvl w:val="0"/>
+          <w:numId w:val="1000"/>
+        </w:numPr>
+      </w:pPr>
+      <w:r>
+        <w:rPr>
+          <w:rStyle w:val="BuiltInTok"/>
+        </w:rPr>
+        <w:t xml:space="preserve">cd</w:t>
+      </w:r>
+      <w:r>
+        <w:rPr>
+          <w:rStyle w:val="NormalTok"/>
+        </w:rPr>
+        <w:t xml:space="preserve"> ~/Documents/</w:t>
+      </w:r>
+      <w:r>
+        <w:rPr>
+          <w:rStyle w:val="StringTok"/>
+        </w:rPr>
+        <w:t xml:space="preserve">"Second Brain"</w:t>
+      </w:r>
+      <w:r>
+        <w:br/>
+      </w:r>
+      <w:r>
+        <w:rPr>
+          <w:rStyle w:val="ExtensionTok"/>
+        </w:rPr>
+        <w:t xml:space="preserve">claude</w:t>
+      </w:r>
+    </w:p>
+    <w:p>
+      <w:pPr>
+        <w:numPr>
+          <w:ilvl w:val="0"/>
+          <w:numId w:val="1000"/>
+        </w:numPr>
+      </w:pPr>
       <w:r>
         <w:rPr>
           <w:b/>
@@ -2478,7 +2776,19 @@
         <w:t xml:space="preserve"> </w:t>
       </w:r>
       <w:r>
-        <w:t xml:space="preserve">the folders appear in Obsidian’s file explorer.</w:t>
+        <w:t xml:space="preserve">ask</w:t>
+      </w:r>
+      <w:r>
+        <w:t xml:space="preserve"> </w:t>
+      </w:r>
+      <w:r>
+        <w:t xml:space="preserve">“List the top-level folders of this vault.”</w:t>
+      </w:r>
+      <w:r>
+        <w:t xml:space="preserve"> </w:t>
+      </w:r>
+      <w:r>
+        <w:t xml:space="preserve">Claude names the same folders Obsidian shows.</w:t>
       </w:r>
     </w:p>
     <w:p>
@@ -2493,43 +2803,13 @@
           <w:b/>
           <w:bCs/>
         </w:rPr>
-        <w:t xml:space="preserve">Write the rulebook</w:t>
-      </w:r>
-      <w:r>
-        <w:t xml:space="preserve"> </w:t>
-      </w:r>
-      <w:r>
-        <w:t xml:space="preserve">(inside Claude Code): ask Claude to draft</w:t>
-      </w:r>
-      <w:r>
-        <w:t xml:space="preserve"> </w:t>
-      </w:r>
-      <w:r>
-        <w:rPr>
-          <w:rStyle w:val="VerbatimChar"/>
-        </w:rPr>
-        <w:t xml:space="preserve">CLAUDE.md</w:t>
-      </w:r>
-      <w:r>
-        <w:t xml:space="preserve"> </w:t>
-      </w:r>
-      <w:r>
-        <w:t xml:space="preserve">(workflows, page template with YAML frontmatter, naming and safety rules) and</w:t>
-      </w:r>
-      <w:r>
-        <w:t xml:space="preserve"> </w:t>
-      </w:r>
-      <w:r>
-        <w:rPr>
-          <w:rStyle w:val="VerbatimChar"/>
-        </w:rPr>
-        <w:t xml:space="preserve">RESEARCH_PROTOCOL.md</w:t>
-      </w:r>
-      <w:r>
-        <w:t xml:space="preserve"> </w:t>
-      </w:r>
-      <w:r>
-        <w:t xml:space="preserve">(no invented citations; separate source claims from interpretation). Review both yourself.</w:t>
+        <w:t xml:space="preserve">Round-trip test</w:t>
+      </w:r>
+      <w:r>
+        <w:t xml:space="preserve"> </w:t>
+      </w:r>
+      <w:r>
+        <w:t xml:space="preserve">(inside Claude Code): ask Claude to write a test note and watch it appear in Obsidian.</w:t>
       </w:r>
       <w:r>
         <w:t xml:space="preserve"> </w:t>
@@ -2541,9 +2821,29 @@
         </w:rPr>
         <w:t xml:space="preserve">[vault]</w:t>
       </w:r>
-      <w:r>
-        <w:t xml:space="preserve"> </w:t>
-      </w:r>
+    </w:p>
+    <w:p>
+      <w:pPr>
+        <w:pStyle w:val="SourceCode"/>
+        <w:numPr>
+          <w:ilvl w:val="0"/>
+          <w:numId w:val="1000"/>
+        </w:numPr>
+      </w:pPr>
+      <w:r>
+        <w:rPr>
+          <w:rStyle w:val="VerbatimChar"/>
+        </w:rPr>
+        <w:t xml:space="preserve">Create 05-Inbox/hello-obsidian.md with a heading, one sentence and a [[index]] link.</w:t>
+      </w:r>
+    </w:p>
+    <w:p>
+      <w:pPr>
+        <w:numPr>
+          <w:ilvl w:val="0"/>
+          <w:numId w:val="1000"/>
+        </w:numPr>
+      </w:pPr>
       <w:r>
         <w:rPr>
           <w:b/>
@@ -2555,28 +2855,19 @@
         <w:t xml:space="preserve"> </w:t>
       </w:r>
       <w:r>
-        <w:t xml:space="preserve">a new Claude Code session, asked</w:t>
-      </w:r>
-      <w:r>
-        <w:t xml:space="preserve"> </w:t>
-      </w:r>
-      <w:r>
-        <w:t xml:space="preserve">“What is the default status of a new wiki page?”</w:t>
-      </w:r>
-      <w:r>
-        <w:t xml:space="preserve">, answers</w:t>
-      </w:r>
-      <w:r>
-        <w:t xml:space="preserve"> </w:t>
-      </w:r>
-      <w:r>
-        <w:rPr>
-          <w:rStyle w:val="VerbatimChar"/>
-        </w:rPr>
-        <w:t xml:space="preserve">needs-verification</w:t>
-      </w:r>
-      <w:r>
-        <w:t xml:space="preserve">.</w:t>
+        <w:t xml:space="preserve">the note appears in Obsidian’s file explorer within seconds and the link opens</w:t>
+      </w:r>
+      <w:r>
+        <w:t xml:space="preserve"> </w:t>
+      </w:r>
+      <w:r>
+        <w:rPr>
+          <w:rStyle w:val="VerbatimChar"/>
+        </w:rPr>
+        <w:t xml:space="preserve">index.md</w:t>
+      </w:r>
+      <w:r>
+        <w:t xml:space="preserve">. Delete the note afterwards.</w:t>
       </w:r>
     </w:p>
     <w:p>
@@ -2591,40 +2882,43 @@
           <w:b/>
           <w:bCs/>
         </w:rPr>
-        <w:t xml:space="preserve">Add the router and contract</w:t>
-      </w:r>
-      <w:r>
-        <w:t xml:space="preserve">:</w:t>
-      </w:r>
-      <w:r>
-        <w:t xml:space="preserve"> </w:t>
-      </w:r>
-      <w:r>
-        <w:rPr>
-          <w:rStyle w:val="VerbatimChar"/>
-        </w:rPr>
-        <w:t xml:space="preserve">00-System/START-HERE.md</w:t>
-      </w:r>
-      <w:r>
-        <w:t xml:space="preserve"> </w:t>
-      </w:r>
-      <w:r>
-        <w:t xml:space="preserve">(which files to load for which task) and</w:t>
-      </w:r>
-      <w:r>
-        <w:t xml:space="preserve"> </w:t>
-      </w:r>
-      <w:r>
-        <w:rPr>
-          <w:rStyle w:val="VerbatimChar"/>
-        </w:rPr>
-        <w:t xml:space="preserve">00-System/ENGINEERING-CONTRACT.md</w:t>
-      </w:r>
-      <w:r>
-        <w:t xml:space="preserve"> </w:t>
-      </w:r>
-      <w:r>
-        <w:t xml:space="preserve">(memory types, write gate, workflow graphs, link rules).</w:t>
+        <w:t xml:space="preserve">Write the rulebook</w:t>
+      </w:r>
+      <w:r>
+        <w:t xml:space="preserve"> </w:t>
+      </w:r>
+      <w:r>
+        <w:t xml:space="preserve">(inside Claude Code): ask Claude to draft</w:t>
+      </w:r>
+      <w:r>
+        <w:t xml:space="preserve"> </w:t>
+      </w:r>
+      <w:r>
+        <w:rPr>
+          <w:rStyle w:val="VerbatimChar"/>
+        </w:rPr>
+        <w:t xml:space="preserve">CLAUDE.md</w:t>
+      </w:r>
+      <w:r>
+        <w:t xml:space="preserve"> </w:t>
+      </w:r>
+      <w:r>
+        <w:t xml:space="preserve">(workflows, page template with YAML frontmatter, naming and safety rules) and</w:t>
+      </w:r>
+      <w:r>
+        <w:t xml:space="preserve"> </w:t>
+      </w:r>
+      <w:r>
+        <w:rPr>
+          <w:rStyle w:val="VerbatimChar"/>
+        </w:rPr>
+        <w:t xml:space="preserve">RESEARCH_PROTOCOL.md</w:t>
+      </w:r>
+      <w:r>
+        <w:t xml:space="preserve"> </w:t>
+      </w:r>
+      <w:r>
+        <w:t xml:space="preserve">(no invented citations; separate source claims from interpretation). Review both yourself.</w:t>
       </w:r>
       <w:r>
         <w:t xml:space="preserve"> </w:t>
@@ -2636,6 +2930,43 @@
         </w:rPr>
         <w:t xml:space="preserve">[vault]</w:t>
       </w:r>
+      <w:r>
+        <w:t xml:space="preserve"> </w:t>
+      </w:r>
+      <w:r>
+        <w:rPr>
+          <w:b/>
+          <w:bCs/>
+        </w:rPr>
+        <w:t xml:space="preserve">Check:</w:t>
+      </w:r>
+      <w:r>
+        <w:t xml:space="preserve"> </w:t>
+      </w:r>
+      <w:r>
+        <w:t xml:space="preserve">a new Claude Code session, asked</w:t>
+      </w:r>
+      <w:r>
+        <w:t xml:space="preserve"> </w:t>
+      </w:r>
+      <w:r>
+        <w:t xml:space="preserve">“What is the default status of a new wiki page?”</w:t>
+      </w:r>
+      <w:r>
+        <w:t xml:space="preserve">, answers</w:t>
+      </w:r>
+      <w:r>
+        <w:t xml:space="preserve"> </w:t>
+      </w:r>
+      <w:r>
+        <w:rPr>
+          <w:rStyle w:val="VerbatimChar"/>
+        </w:rPr>
+        <w:t xml:space="preserve">needs-verification</w:t>
+      </w:r>
+      <w:r>
+        <w:t xml:space="preserve">.</w:t>
+      </w:r>
     </w:p>
     <w:p>
       <w:pPr>
@@ -2649,28 +2980,43 @@
           <w:b/>
           <w:bCs/>
         </w:rPr>
-        <w:t xml:space="preserve">Use the graph view</w:t>
-      </w:r>
-      <w:r>
-        <w:t xml:space="preserve"> </w:t>
-      </w:r>
-      <w:r>
-        <w:t xml:space="preserve">(Obsidian): open the graph view to see</w:t>
-      </w:r>
-      <w:r>
-        <w:t xml:space="preserve"> </w:t>
-      </w:r>
-      <w:r>
-        <w:rPr>
-          <w:rStyle w:val="VerbatimChar"/>
-        </w:rPr>
-        <w:t xml:space="preserve">[[wikilinks]]</w:t>
-      </w:r>
-      <w:r>
-        <w:t xml:space="preserve"> </w:t>
-      </w:r>
-      <w:r>
-        <w:t xml:space="preserve">as a network.</w:t>
+        <w:t xml:space="preserve">Add the router and contract</w:t>
+      </w:r>
+      <w:r>
+        <w:t xml:space="preserve"> </w:t>
+      </w:r>
+      <w:r>
+        <w:t xml:space="preserve">(inside Claude Code):</w:t>
+      </w:r>
+      <w:r>
+        <w:t xml:space="preserve"> </w:t>
+      </w:r>
+      <w:r>
+        <w:rPr>
+          <w:rStyle w:val="VerbatimChar"/>
+        </w:rPr>
+        <w:t xml:space="preserve">00-System/START-HERE.md</w:t>
+      </w:r>
+      <w:r>
+        <w:t xml:space="preserve"> </w:t>
+      </w:r>
+      <w:r>
+        <w:t xml:space="preserve">(which files to load for which task) and</w:t>
+      </w:r>
+      <w:r>
+        <w:t xml:space="preserve"> </w:t>
+      </w:r>
+      <w:r>
+        <w:rPr>
+          <w:rStyle w:val="VerbatimChar"/>
+        </w:rPr>
+        <w:t xml:space="preserve">00-System/ENGINEERING-CONTRACT.md</w:t>
+      </w:r>
+      <w:r>
+        <w:t xml:space="preserve"> </w:t>
+      </w:r>
+      <w:r>
+        <w:t xml:space="preserve">(memory types, write gate, workflow graphs, link rules).</w:t>
       </w:r>
       <w:r>
         <w:t xml:space="preserve"> </w:t>
@@ -2682,6 +3028,89 @@
         </w:rPr>
         <w:t xml:space="preserve">[vault]</w:t>
       </w:r>
+      <w:r>
+        <w:t xml:space="preserve"> </w:t>
+      </w:r>
+      <w:r>
+        <w:rPr>
+          <w:b/>
+          <w:bCs/>
+        </w:rPr>
+        <w:t xml:space="preserve">Check:</w:t>
+      </w:r>
+      <w:r>
+        <w:t xml:space="preserve"> </w:t>
+      </w:r>
+      <w:r>
+        <w:t xml:space="preserve">a new session, asked</w:t>
+      </w:r>
+      <w:r>
+        <w:t xml:space="preserve"> </w:t>
+      </w:r>
+      <w:r>
+        <w:t xml:space="preserve">“Read CLAUDE.md and tell me which file has the highest authority”</w:t>
+      </w:r>
+      <w:r>
+        <w:t xml:space="preserve">, names</w:t>
+      </w:r>
+      <w:r>
+        <w:t xml:space="preserve"> </w:t>
+      </w:r>
+      <w:r>
+        <w:rPr>
+          <w:rStyle w:val="VerbatimChar"/>
+        </w:rPr>
+        <w:t xml:space="preserve">RESEARCH_PROTOCOL.md</w:t>
+      </w:r>
+      <w:r>
+        <w:t xml:space="preserve">.</w:t>
+      </w:r>
+    </w:p>
+    <w:p>
+      <w:pPr>
+        <w:numPr>
+          <w:ilvl w:val="0"/>
+          <w:numId w:val="1004"/>
+        </w:numPr>
+      </w:pPr>
+      <w:r>
+        <w:rPr>
+          <w:b/>
+          <w:bCs/>
+        </w:rPr>
+        <w:t xml:space="preserve">Use the graph view</w:t>
+      </w:r>
+      <w:r>
+        <w:t xml:space="preserve"> </w:t>
+      </w:r>
+      <w:r>
+        <w:t xml:space="preserve">(Obsidian): open the graph view to see</w:t>
+      </w:r>
+      <w:r>
+        <w:t xml:space="preserve"> </w:t>
+      </w:r>
+      <w:r>
+        <w:rPr>
+          <w:rStyle w:val="VerbatimChar"/>
+        </w:rPr>
+        <w:t xml:space="preserve">[[wikilinks]]</w:t>
+      </w:r>
+      <w:r>
+        <w:t xml:space="preserve"> </w:t>
+      </w:r>
+      <w:r>
+        <w:t xml:space="preserve">as a network.</w:t>
+      </w:r>
+      <w:r>
+        <w:t xml:space="preserve"> </w:t>
+      </w:r>
+      <w:r>
+        <w:rPr>
+          <w:i/>
+          <w:iCs/>
+        </w:rPr>
+        <w:t xml:space="preserve">[vault]</w:t>
+      </w:r>
     </w:p>
     <w:p>
       <w:pPr>
@@ -2692,6 +3121,119 @@
           <w:b/>
           <w:bCs/>
         </w:rPr>
+        <w:t xml:space="preserve">If something goes wrong.</w:t>
+      </w:r>
+    </w:p>
+    <w:p>
+      <w:pPr>
+        <w:pStyle w:val="Compact"/>
+        <w:numPr>
+          <w:ilvl w:val="0"/>
+          <w:numId w:val="1005"/>
+        </w:numPr>
+      </w:pPr>
+      <w:r>
+        <w:t xml:space="preserve">Claude’s new note does not show in Obsidian → ask Claude to run</w:t>
+      </w:r>
+      <w:r>
+        <w:t xml:space="preserve"> </w:t>
+      </w:r>
+      <w:r>
+        <w:rPr>
+          <w:rStyle w:val="VerbatimChar"/>
+        </w:rPr>
+        <w:t xml:space="preserve">pwd</w:t>
+      </w:r>
+      <w:r>
+        <w:t xml:space="preserve">: it must print the same folder Obsidian opened.</w:t>
+      </w:r>
+    </w:p>
+    <w:p>
+      <w:pPr>
+        <w:pStyle w:val="Compact"/>
+        <w:numPr>
+          <w:ilvl w:val="0"/>
+          <w:numId w:val="1005"/>
+        </w:numPr>
+      </w:pPr>
+      <w:r>
+        <w:t xml:space="preserve">“Operation not permitted”</w:t>
+      </w:r>
+      <w:r>
+        <w:t xml:space="preserve"> </w:t>
+      </w:r>
+      <w:r>
+        <w:t xml:space="preserve">in the Terminal (macOS) →</w:t>
+      </w:r>
+      <w:r>
+        <w:t xml:space="preserve"> </w:t>
+      </w:r>
+      <w:r>
+        <w:rPr>
+          <w:b/>
+          <w:bCs/>
+        </w:rPr>
+        <w:t xml:space="preserve">System Settings → Privacy &amp; Security → Files &amp; Folders</w:t>
+      </w:r>
+      <w:r>
+        <w:t xml:space="preserve"> </w:t>
+      </w:r>
+      <w:r>
+        <w:t xml:space="preserve">→ allow</w:t>
+      </w:r>
+      <w:r>
+        <w:t xml:space="preserve"> </w:t>
+      </w:r>
+      <w:r>
+        <w:rPr>
+          <w:b/>
+          <w:bCs/>
+        </w:rPr>
+        <w:t xml:space="preserve">Documents</w:t>
+      </w:r>
+      <w:r>
+        <w:t xml:space="preserve"> </w:t>
+      </w:r>
+      <w:r>
+        <w:t xml:space="preserve">for Terminal (or VS Code), then reopen it.</w:t>
+      </w:r>
+    </w:p>
+    <w:p>
+      <w:pPr>
+        <w:pStyle w:val="Compact"/>
+        <w:numPr>
+          <w:ilvl w:val="0"/>
+          <w:numId w:val="1005"/>
+        </w:numPr>
+      </w:pPr>
+      <w:r>
+        <w:t xml:space="preserve">Windows: PowerShell does not understand the</w:t>
+      </w:r>
+      <w:r>
+        <w:t xml:space="preserve"> </w:t>
+      </w:r>
+      <w:r>
+        <w:rPr>
+          <w:rStyle w:val="VerbatimChar"/>
+        </w:rPr>
+        <w:t xml:space="preserve">{…}</w:t>
+      </w:r>
+      <w:r>
+        <w:t xml:space="preserve"> </w:t>
+      </w:r>
+      <w:r>
+        <w:t xml:space="preserve">shortcut in step 2; run it in WSL or Git Bash, or create the folders in File Explorer.</w:t>
+      </w:r>
+    </w:p>
+    <w:p>
+      <w:pPr>
+        <w:pStyle w:val="FirstParagraph"/>
+      </w:pPr>
+      <w:r>
+        <w:rPr>
+          <w:b/>
+          <w:bCs/>
+        </w:rPr>
         <w:t xml:space="preserve">Keep in mind.</w:t>
       </w:r>
       <w:r>
@@ -2716,7 +3258,7 @@
         <w:t xml:space="preserve"> </w:t>
       </w:r>
       <w:r>
-        <w:t xml:space="preserve">obsidian.md/help/Files+and+folders/Manage+vaults (checked 2026-09-29); vault structure as of 2026-09-29.</w:t>
+        <w:t xml:space="preserve">obsidian.md/help/install and obsidian.md/help/manage-vaults (checked 2026-10-21); vault structure as of 2026-09-29.</w:t>
       </w:r>
     </w:p>
     <w:bookmarkEnd w:id="15"/>
@@ -2805,7 +3347,7 @@
         <w:pStyle w:val="Compact"/>
         <w:numPr>
           <w:ilvl w:val="0"/>
-          <w:numId w:val="1005"/>
+          <w:numId w:val="1006"/>
         </w:numPr>
       </w:pPr>
       <w:r>
@@ -2836,7 +3378,7 @@
         <w:pStyle w:val="Compact"/>
         <w:numPr>
           <w:ilvl w:val="0"/>
-          <w:numId w:val="1005"/>
+          <w:numId w:val="1006"/>
         </w:numPr>
       </w:pPr>
       <w:r>
@@ -2930,7 +3472,7 @@
         <w:pStyle w:val="Compact"/>
         <w:numPr>
           <w:ilvl w:val="0"/>
-          <w:numId w:val="1005"/>
+          <w:numId w:val="1006"/>
         </w:numPr>
       </w:pPr>
       <w:r>
@@ -2986,7 +3528,7 @@
         <w:pStyle w:val="Compact"/>
         <w:numPr>
           <w:ilvl w:val="0"/>
-          <w:numId w:val="1005"/>
+          <w:numId w:val="1006"/>
         </w:numPr>
       </w:pPr>
       <w:r>
@@ -3609,7 +4151,7 @@
       <w:pPr>
         <w:numPr>
           <w:ilvl w:val="0"/>
-          <w:numId w:val="1006"/>
+          <w:numId w:val="1007"/>
         </w:numPr>
       </w:pPr>
       <w:r>
@@ -3778,7 +4320,7 @@
       <w:pPr>
         <w:numPr>
           <w:ilvl w:val="0"/>
-          <w:numId w:val="1006"/>
+          <w:numId w:val="1007"/>
         </w:numPr>
       </w:pPr>
       <w:r>
@@ -3875,7 +4417,7 @@
       <w:pPr>
         <w:numPr>
           <w:ilvl w:val="0"/>
-          <w:numId w:val="1006"/>
+          <w:numId w:val="1007"/>
         </w:numPr>
       </w:pPr>
       <w:r>
@@ -4050,7 +4592,7 @@
       <w:pPr>
         <w:numPr>
           <w:ilvl w:val="0"/>
-          <w:numId w:val="1006"/>
+          <w:numId w:val="1007"/>
         </w:numPr>
       </w:pPr>
       <w:r>
@@ -4174,7 +4716,7 @@
       <w:pPr>
         <w:numPr>
           <w:ilvl w:val="0"/>
-          <w:numId w:val="1006"/>
+          <w:numId w:val="1007"/>
         </w:numPr>
       </w:pPr>
       <w:r>
@@ -4481,7 +5023,7 @@
       <w:pPr>
         <w:numPr>
           <w:ilvl w:val="0"/>
-          <w:numId w:val="1006"/>
+          <w:numId w:val="1007"/>
         </w:numPr>
       </w:pPr>
       <w:r>
@@ -4595,7 +5137,7 @@
       <w:pPr>
         <w:numPr>
           <w:ilvl w:val="0"/>
-          <w:numId w:val="1006"/>
+          <w:numId w:val="1007"/>
         </w:numPr>
       </w:pPr>
       <w:r>
@@ -4753,7 +5295,7 @@
       <w:pPr>
         <w:numPr>
           <w:ilvl w:val="0"/>
-          <w:numId w:val="1006"/>
+          <w:numId w:val="1007"/>
         </w:numPr>
       </w:pPr>
       <w:r>
@@ -4835,7 +5377,7 @@
       <w:pPr>
         <w:numPr>
           <w:ilvl w:val="0"/>
-          <w:numId w:val="1006"/>
+          <w:numId w:val="1007"/>
         </w:numPr>
       </w:pPr>
       <w:r>
@@ -4970,7 +5512,7 @@
       <w:pPr>
         <w:numPr>
           <w:ilvl w:val="0"/>
-          <w:numId w:val="1006"/>
+          <w:numId w:val="1007"/>
         </w:numPr>
       </w:pPr>
       <w:r>
@@ -5161,7 +5703,7 @@
         <w:pStyle w:val="Compact"/>
         <w:numPr>
           <w:ilvl w:val="0"/>
-          <w:numId w:val="1007"/>
+          <w:numId w:val="1008"/>
         </w:numPr>
       </w:pPr>
       <w:r>
@@ -5194,7 +5736,7 @@
         <w:pStyle w:val="Compact"/>
         <w:numPr>
           <w:ilvl w:val="0"/>
-          <w:numId w:val="1007"/>
+          <w:numId w:val="1008"/>
         </w:numPr>
       </w:pPr>
       <w:r>
@@ -5242,7 +5784,7 @@
         <w:pStyle w:val="Compact"/>
         <w:numPr>
           <w:ilvl w:val="0"/>
-          <w:numId w:val="1007"/>
+          <w:numId w:val="1008"/>
         </w:numPr>
       </w:pPr>
       <w:r>
@@ -5323,7 +5865,7 @@
         <w:pStyle w:val="Compact"/>
         <w:numPr>
           <w:ilvl w:val="0"/>
-          <w:numId w:val="1007"/>
+          <w:numId w:val="1008"/>
         </w:numPr>
       </w:pPr>
       <w:r>
@@ -5374,7 +5916,7 @@
         <w:pStyle w:val="Compact"/>
         <w:numPr>
           <w:ilvl w:val="0"/>
-          <w:numId w:val="1007"/>
+          <w:numId w:val="1008"/>
         </w:numPr>
       </w:pPr>
       <w:r>
@@ -5419,7 +5961,7 @@
         <w:pStyle w:val="Compact"/>
         <w:numPr>
           <w:ilvl w:val="0"/>
-          <w:numId w:val="1007"/>
+          <w:numId w:val="1008"/>
         </w:numPr>
       </w:pPr>
       <w:r>
@@ -5955,7 +6497,7 @@
       <w:pPr>
         <w:numPr>
           <w:ilvl w:val="0"/>
-          <w:numId w:val="1008"/>
+          <w:numId w:val="1009"/>
         </w:numPr>
       </w:pPr>
       <w:r>
@@ -5991,7 +6533,7 @@
       <w:pPr>
         <w:numPr>
           <w:ilvl w:val="0"/>
-          <w:numId w:val="1008"/>
+          <w:numId w:val="1009"/>
         </w:numPr>
       </w:pPr>
       <w:r>
@@ -6067,7 +6609,7 @@
       <w:pPr>
         <w:numPr>
           <w:ilvl w:val="0"/>
-          <w:numId w:val="1008"/>
+          <w:numId w:val="1009"/>
         </w:numPr>
       </w:pPr>
       <w:r>
@@ -6147,7 +6689,7 @@
       <w:pPr>
         <w:numPr>
           <w:ilvl w:val="0"/>
-          <w:numId w:val="1008"/>
+          <w:numId w:val="1009"/>
         </w:numPr>
       </w:pPr>
       <w:r>
@@ -6380,7 +6922,7 @@
       <w:pPr>
         <w:numPr>
           <w:ilvl w:val="0"/>
-          <w:numId w:val="1008"/>
+          <w:numId w:val="1009"/>
         </w:numPr>
       </w:pPr>
       <w:r>
@@ -6438,7 +6980,7 @@
       <w:pPr>
         <w:numPr>
           <w:ilvl w:val="0"/>
-          <w:numId w:val="1008"/>
+          <w:numId w:val="1009"/>
         </w:numPr>
       </w:pPr>
       <w:r>
@@ -6493,7 +7035,7 @@
       <w:pPr>
         <w:numPr>
           <w:ilvl w:val="0"/>
-          <w:numId w:val="1008"/>
+          <w:numId w:val="1009"/>
         </w:numPr>
       </w:pPr>
       <w:r>
@@ -6560,7 +7102,7 @@
       <w:pPr>
         <w:numPr>
           <w:ilvl w:val="0"/>
-          <w:numId w:val="1008"/>
+          <w:numId w:val="1009"/>
         </w:numPr>
       </w:pPr>
       <w:r>
@@ -7398,7 +7940,7 @@
       <w:pPr>
         <w:numPr>
           <w:ilvl w:val="0"/>
-          <w:numId w:val="1009"/>
+          <w:numId w:val="1010"/>
         </w:numPr>
       </w:pPr>
       <w:r>
@@ -7518,7 +8060,7 @@
       <w:pPr>
         <w:numPr>
           <w:ilvl w:val="0"/>
-          <w:numId w:val="1009"/>
+          <w:numId w:val="1010"/>
         </w:numPr>
       </w:pPr>
       <w:r>
@@ -7539,7 +8081,7 @@
       <w:pPr>
         <w:numPr>
           <w:ilvl w:val="0"/>
-          <w:numId w:val="1009"/>
+          <w:numId w:val="1010"/>
         </w:numPr>
       </w:pPr>
       <w:r>
@@ -7798,7 +8340,7 @@
       <w:pPr>
         <w:numPr>
           <w:ilvl w:val="0"/>
-          <w:numId w:val="1009"/>
+          <w:numId w:val="1010"/>
         </w:numPr>
       </w:pPr>
       <w:r>
@@ -7820,7 +8362,7 @@
         <w:pStyle w:val="Compact"/>
         <w:numPr>
           <w:ilvl w:val="1"/>
-          <w:numId w:val="1010"/>
+          <w:numId w:val="1011"/>
         </w:numPr>
       </w:pPr>
       <w:r>
@@ -7845,7 +8387,7 @@
         <w:pStyle w:val="Compact"/>
         <w:numPr>
           <w:ilvl w:val="1"/>
-          <w:numId w:val="1010"/>
+          <w:numId w:val="1011"/>
         </w:numPr>
       </w:pPr>
       <w:r>
@@ -7926,7 +8468,7 @@
         <w:pStyle w:val="Compact"/>
         <w:numPr>
           <w:ilvl w:val="1"/>
-          <w:numId w:val="1010"/>
+          <w:numId w:val="1011"/>
         </w:numPr>
       </w:pPr>
       <w:r>
@@ -7958,127 +8500,127 @@
     <w:p>
       <w:pPr>
         <w:pStyle w:val="Compact"/>
-        <w:numPr>
-          <w:ilvl w:val="1"/>
-          <w:numId w:val="1010"/>
-        </w:numPr>
-      </w:pPr>
-      <w:r>
-        <w:t xml:space="preserve">With</w:t>
-      </w:r>
-      <w:r>
-        <w:t xml:space="preserve"> </w:t>
-      </w:r>
-      <w:r>
-        <w:rPr>
-          <w:rStyle w:val="VerbatimChar"/>
-        </w:rPr>
-        <w:t xml:space="preserve">jev@jev-mcp</w:t>
-      </w:r>
-      <w:r>
-        <w:t xml:space="preserve">, use</w:t>
-      </w:r>
-      <w:r>
-        <w:t xml:space="preserve"> </w:t>
-      </w:r>
-      <w:r>
-        <w:rPr>
-          <w:rStyle w:val="VerbatimChar"/>
-        </w:rPr>
-        <w:t xml:space="preserve">/mcp</w:t>
-      </w:r>
-      <w:r>
-        <w:t xml:space="preserve"> </w:t>
-      </w:r>
-      <w:r>
-        <w:t xml:space="preserve">and step 7 above instead.</w:t>
-      </w:r>
-    </w:p>
-    <w:p>
-      <w:pPr>
-        <w:numPr>
-          <w:ilvl w:val="0"/>
-          <w:numId w:val="1009"/>
-        </w:numPr>
-      </w:pPr>
-      <w:r>
-        <w:rPr>
-          <w:b/>
-          <w:bCs/>
-        </w:rPr>
-        <w:t xml:space="preserve">Stay in shadow mode at first</w:t>
-      </w:r>
-      <w:r>
-        <w:t xml:space="preserve"> </w:t>
-      </w:r>
-      <w:r>
-        <w:t xml:space="preserve">(inside Claude Code). In shadow mode Jev records its decisions but does not change Claude Code’s permission prompts. Commands and their outputs may be sent to TypeSafe. Do not let Jev control permissions for work involving confidential, student-identifiable or institutional data until you have decided what may be sent.</w:t>
-      </w:r>
-    </w:p>
-    <w:p>
-      <w:pPr>
-        <w:numPr>
-          <w:ilvl w:val="0"/>
-          <w:numId w:val="1009"/>
-        </w:numPr>
-      </w:pPr>
-      <w:r>
-        <w:rPr>
-          <w:b/>
-          <w:bCs/>
-        </w:rPr>
-        <w:t xml:space="preserve">Tried, not enough:</w:t>
-      </w:r>
-      <w:r>
-        <w:rPr>
-          <w:b/>
-          <w:bCs/>
-        </w:rPr>
-        <w:t xml:space="preserve"> </w:t>
-      </w:r>
-      <w:r>
-        <w:rPr>
-          <w:b/>
-          <w:bCs/>
-        </w:rPr>
-        <w:t xml:space="preserve">“Window: Restore Windows = all”</w:t>
-      </w:r>
-      <w:r>
-        <w:t xml:space="preserve"> </w:t>
-      </w:r>
-      <w:r>
-        <w:t xml:space="preserve">(VS Code settings). VS Code reopened its windows, but the vault came back in Windows with a PowerShell prompt, not in WSL.</w:t>
-      </w:r>
-    </w:p>
-    <w:p>
-      <w:pPr>
-        <w:numPr>
-          <w:ilvl w:val="0"/>
-          <w:numId w:val="1009"/>
-        </w:numPr>
-      </w:pPr>
-      <w:r>
-        <w:rPr>
-          <w:b/>
-          <w:bCs/>
-        </w:rPr>
-        <w:t xml:space="preserve">Open WSL with one click: a desktop shortcut</w:t>
-      </w:r>
-      <w:r>
-        <w:t xml:space="preserve"> </w:t>
-      </w:r>
-      <w:r>
-        <w:t xml:space="preserve">(Windows).</w:t>
-      </w:r>
-    </w:p>
-    <w:p>
-      <w:pPr>
         <w:numPr>
           <w:ilvl w:val="1"/>
           <w:numId w:val="1011"/>
         </w:numPr>
       </w:pPr>
       <w:r>
+        <w:t xml:space="preserve">With</w:t>
+      </w:r>
+      <w:r>
+        <w:t xml:space="preserve"> </w:t>
+      </w:r>
+      <w:r>
+        <w:rPr>
+          <w:rStyle w:val="VerbatimChar"/>
+        </w:rPr>
+        <w:t xml:space="preserve">jev@jev-mcp</w:t>
+      </w:r>
+      <w:r>
+        <w:t xml:space="preserve">, use</w:t>
+      </w:r>
+      <w:r>
+        <w:t xml:space="preserve"> </w:t>
+      </w:r>
+      <w:r>
+        <w:rPr>
+          <w:rStyle w:val="VerbatimChar"/>
+        </w:rPr>
+        <w:t xml:space="preserve">/mcp</w:t>
+      </w:r>
+      <w:r>
+        <w:t xml:space="preserve"> </w:t>
+      </w:r>
+      <w:r>
+        <w:t xml:space="preserve">and step 7 above instead.</w:t>
+      </w:r>
+    </w:p>
+    <w:p>
+      <w:pPr>
+        <w:numPr>
+          <w:ilvl w:val="0"/>
+          <w:numId w:val="1010"/>
+        </w:numPr>
+      </w:pPr>
+      <w:r>
+        <w:rPr>
+          <w:b/>
+          <w:bCs/>
+        </w:rPr>
+        <w:t xml:space="preserve">Stay in shadow mode at first</w:t>
+      </w:r>
+      <w:r>
+        <w:t xml:space="preserve"> </w:t>
+      </w:r>
+      <w:r>
+        <w:t xml:space="preserve">(inside Claude Code). In shadow mode Jev records its decisions but does not change Claude Code’s permission prompts. Commands and their outputs may be sent to TypeSafe. Do not let Jev control permissions for work involving confidential, student-identifiable or institutional data until you have decided what may be sent.</w:t>
+      </w:r>
+    </w:p>
+    <w:p>
+      <w:pPr>
+        <w:numPr>
+          <w:ilvl w:val="0"/>
+          <w:numId w:val="1010"/>
+        </w:numPr>
+      </w:pPr>
+      <w:r>
+        <w:rPr>
+          <w:b/>
+          <w:bCs/>
+        </w:rPr>
+        <w:t xml:space="preserve">Tried, not enough:</w:t>
+      </w:r>
+      <w:r>
+        <w:rPr>
+          <w:b/>
+          <w:bCs/>
+        </w:rPr>
+        <w:t xml:space="preserve"> </w:t>
+      </w:r>
+      <w:r>
+        <w:rPr>
+          <w:b/>
+          <w:bCs/>
+        </w:rPr>
+        <w:t xml:space="preserve">“Window: Restore Windows = all”</w:t>
+      </w:r>
+      <w:r>
+        <w:t xml:space="preserve"> </w:t>
+      </w:r>
+      <w:r>
+        <w:t xml:space="preserve">(VS Code settings). VS Code reopened its windows, but the vault came back in Windows with a PowerShell prompt, not in WSL.</w:t>
+      </w:r>
+    </w:p>
+    <w:p>
+      <w:pPr>
+        <w:numPr>
+          <w:ilvl w:val="0"/>
+          <w:numId w:val="1010"/>
+        </w:numPr>
+      </w:pPr>
+      <w:r>
+        <w:rPr>
+          <w:b/>
+          <w:bCs/>
+        </w:rPr>
+        <w:t xml:space="preserve">Open WSL with one click: a desktop shortcut</w:t>
+      </w:r>
+      <w:r>
+        <w:t xml:space="preserve"> </w:t>
+      </w:r>
+      <w:r>
+        <w:t xml:space="preserve">(Windows).</w:t>
+      </w:r>
+    </w:p>
+    <w:p>
+      <w:pPr>
+        <w:numPr>
+          <w:ilvl w:val="1"/>
+          <w:numId w:val="1012"/>
+        </w:numPr>
+      </w:pPr>
+      <w:r>
         <w:t xml:space="preserve">Right-click the desktop →</w:t>
       </w:r>
       <w:r>
@@ -8099,7 +8641,7 @@
       <w:pPr>
         <w:numPr>
           <w:ilvl w:val="1"/>
-          <w:numId w:val="1011"/>
+          <w:numId w:val="1012"/>
         </w:numPr>
       </w:pPr>
       <w:r>
@@ -8125,7 +8667,7 @@
       <w:pPr>
         <w:numPr>
           <w:ilvl w:val="1"/>
-          <w:numId w:val="1011"/>
+          <w:numId w:val="1012"/>
         </w:numPr>
       </w:pPr>
       <w:r>
@@ -8149,7 +8691,7 @@
       <w:pPr>
         <w:numPr>
           <w:ilvl w:val="1"/>
-          <w:numId w:val="1011"/>
+          <w:numId w:val="1012"/>
         </w:numPr>
       </w:pPr>
       <w:r>
@@ -8185,7 +8727,7 @@
       <w:pPr>
         <w:numPr>
           <w:ilvl w:val="0"/>
-          <w:numId w:val="1009"/>
+          <w:numId w:val="1010"/>
         </w:numPr>
       </w:pPr>
       <w:r>
@@ -8582,7 +9124,7 @@
         <w:pStyle w:val="Compact"/>
         <w:numPr>
           <w:ilvl w:val="0"/>
-          <w:numId w:val="1012"/>
+          <w:numId w:val="1013"/>
         </w:numPr>
       </w:pPr>
       <w:r>
@@ -8708,7 +9250,7 @@
         <w:pStyle w:val="Compact"/>
         <w:numPr>
           <w:ilvl w:val="0"/>
-          <w:numId w:val="1012"/>
+          <w:numId w:val="1013"/>
         </w:numPr>
       </w:pPr>
       <w:r>
@@ -8810,7 +9352,7 @@
         <w:pStyle w:val="Compact"/>
         <w:numPr>
           <w:ilvl w:val="0"/>
-          <w:numId w:val="1012"/>
+          <w:numId w:val="1013"/>
         </w:numPr>
       </w:pPr>
       <w:r>
@@ -8926,7 +9468,7 @@
         <w:pStyle w:val="Compact"/>
         <w:numPr>
           <w:ilvl w:val="0"/>
-          <w:numId w:val="1013"/>
+          <w:numId w:val="1014"/>
         </w:numPr>
       </w:pPr>
       <w:r>
@@ -8970,7 +9512,7 @@
         <w:pStyle w:val="Compact"/>
         <w:numPr>
           <w:ilvl w:val="0"/>
-          <w:numId w:val="1013"/>
+          <w:numId w:val="1014"/>
         </w:numPr>
       </w:pPr>
       <w:r>
@@ -9014,7 +9556,7 @@
         <w:pStyle w:val="Compact"/>
         <w:numPr>
           <w:ilvl w:val="0"/>
-          <w:numId w:val="1013"/>
+          <w:numId w:val="1014"/>
         </w:numPr>
       </w:pPr>
       <w:r>
@@ -9089,7 +9631,7 @@
         <w:pStyle w:val="Compact"/>
         <w:numPr>
           <w:ilvl w:val="0"/>
-          <w:numId w:val="1013"/>
+          <w:numId w:val="1014"/>
         </w:numPr>
       </w:pPr>
       <w:r>
@@ -9149,7 +9691,7 @@
         <w:pStyle w:val="Compact"/>
         <w:numPr>
           <w:ilvl w:val="0"/>
-          <w:numId w:val="1013"/>
+          <w:numId w:val="1014"/>
         </w:numPr>
       </w:pPr>
       <w:r>
@@ -9465,7 +10007,7 @@
         <w:pStyle w:val="Compact"/>
         <w:numPr>
           <w:ilvl w:val="0"/>
-          <w:numId w:val="1014"/>
+          <w:numId w:val="1015"/>
         </w:numPr>
       </w:pPr>
       <w:r>
@@ -9522,7 +10064,7 @@
         <w:pStyle w:val="Compact"/>
         <w:numPr>
           <w:ilvl w:val="0"/>
-          <w:numId w:val="1014"/>
+          <w:numId w:val="1015"/>
         </w:numPr>
       </w:pPr>
       <w:r>
@@ -9576,7 +10118,7 @@
         <w:pStyle w:val="Compact"/>
         <w:numPr>
           <w:ilvl w:val="0"/>
-          <w:numId w:val="1014"/>
+          <w:numId w:val="1015"/>
         </w:numPr>
       </w:pPr>
       <w:r>
@@ -9623,7 +10165,7 @@
         <w:pStyle w:val="Compact"/>
         <w:numPr>
           <w:ilvl w:val="0"/>
-          <w:numId w:val="1014"/>
+          <w:numId w:val="1015"/>
         </w:numPr>
       </w:pPr>
       <w:r>
@@ -9737,7 +10279,7 @@
         <w:pStyle w:val="Compact"/>
         <w:numPr>
           <w:ilvl w:val="0"/>
-          <w:numId w:val="1015"/>
+          <w:numId w:val="1016"/>
         </w:numPr>
       </w:pPr>
       <w:r>
@@ -9759,7 +10301,7 @@
         <w:pStyle w:val="Compact"/>
         <w:numPr>
           <w:ilvl w:val="0"/>
-          <w:numId w:val="1015"/>
+          <w:numId w:val="1016"/>
         </w:numPr>
       </w:pPr>
       <w:r>
@@ -9828,7 +10370,7 @@
         <w:pStyle w:val="Compact"/>
         <w:numPr>
           <w:ilvl w:val="0"/>
-          <w:numId w:val="1015"/>
+          <w:numId w:val="1016"/>
         </w:numPr>
       </w:pPr>
       <w:r>
@@ -9916,7 +10458,7 @@
         <w:pStyle w:val="Compact"/>
         <w:numPr>
           <w:ilvl w:val="0"/>
-          <w:numId w:val="1015"/>
+          <w:numId w:val="1016"/>
         </w:numPr>
       </w:pPr>
       <w:r>
@@ -9996,7 +10538,7 @@
         <w:pStyle w:val="Compact"/>
         <w:numPr>
           <w:ilvl w:val="0"/>
-          <w:numId w:val="1015"/>
+          <w:numId w:val="1016"/>
         </w:numPr>
       </w:pPr>
       <w:r>
@@ -10062,7 +10604,7 @@
         <w:pStyle w:val="Compact"/>
         <w:numPr>
           <w:ilvl w:val="0"/>
-          <w:numId w:val="1016"/>
+          <w:numId w:val="1017"/>
         </w:numPr>
       </w:pPr>
       <w:r>
@@ -10090,7 +10632,7 @@
         <w:pStyle w:val="Compact"/>
         <w:numPr>
           <w:ilvl w:val="0"/>
-          <w:numId w:val="1016"/>
+          <w:numId w:val="1017"/>
         </w:numPr>
       </w:pPr>
       <w:r>
@@ -10128,7 +10670,7 @@
         <w:pStyle w:val="Compact"/>
         <w:numPr>
           <w:ilvl w:val="0"/>
-          <w:numId w:val="1016"/>
+          <w:numId w:val="1017"/>
         </w:numPr>
       </w:pPr>
       <w:r>
@@ -10296,7 +10838,7 @@
         <w:pStyle w:val="Compact"/>
         <w:numPr>
           <w:ilvl w:val="0"/>
-          <w:numId w:val="1017"/>
+          <w:numId w:val="1018"/>
         </w:numPr>
       </w:pPr>
       <w:r>
@@ -10360,7 +10902,7 @@
         <w:pStyle w:val="Compact"/>
         <w:numPr>
           <w:ilvl w:val="0"/>
-          <w:numId w:val="1017"/>
+          <w:numId w:val="1018"/>
         </w:numPr>
       </w:pPr>
       <w:r>
@@ -10417,7 +10959,7 @@
         <w:pStyle w:val="Compact"/>
         <w:numPr>
           <w:ilvl w:val="0"/>
-          <w:numId w:val="1017"/>
+          <w:numId w:val="1018"/>
         </w:numPr>
       </w:pPr>
       <w:r>
@@ -10473,7 +11015,7 @@
         <w:pStyle w:val="Compact"/>
         <w:numPr>
           <w:ilvl w:val="0"/>
-          <w:numId w:val="1017"/>
+          <w:numId w:val="1018"/>
         </w:numPr>
       </w:pPr>
       <w:r>
@@ -10529,7 +11071,7 @@
         <w:pStyle w:val="Compact"/>
         <w:numPr>
           <w:ilvl w:val="0"/>
-          <w:numId w:val="1017"/>
+          <w:numId w:val="1018"/>
         </w:numPr>
       </w:pPr>
       <w:r>
@@ -10965,7 +11507,7 @@
       <w:pPr>
         <w:numPr>
           <w:ilvl w:val="0"/>
-          <w:numId w:val="1018"/>
+          <w:numId w:val="1019"/>
         </w:numPr>
       </w:pPr>
       <w:r>
@@ -11025,7 +11567,7 @@
       <w:pPr>
         <w:numPr>
           <w:ilvl w:val="0"/>
-          <w:numId w:val="1018"/>
+          <w:numId w:val="1019"/>
         </w:numPr>
       </w:pPr>
       <w:r>
@@ -11118,7 +11660,7 @@
       <w:pPr>
         <w:numPr>
           <w:ilvl w:val="0"/>
-          <w:numId w:val="1018"/>
+          <w:numId w:val="1019"/>
         </w:numPr>
       </w:pPr>
       <w:r>
@@ -11277,7 +11819,7 @@
       <w:pPr>
         <w:numPr>
           <w:ilvl w:val="0"/>
-          <w:numId w:val="1018"/>
+          <w:numId w:val="1019"/>
         </w:numPr>
       </w:pPr>
       <w:r>
@@ -11513,7 +12055,7 @@
       <w:pPr>
         <w:numPr>
           <w:ilvl w:val="0"/>
-          <w:numId w:val="1018"/>
+          <w:numId w:val="1019"/>
         </w:numPr>
       </w:pPr>
       <w:r>
@@ -11751,7 +12293,7 @@
         <w:pStyle w:val="Compact"/>
         <w:numPr>
           <w:ilvl w:val="0"/>
-          <w:numId w:val="1019"/>
+          <w:numId w:val="1020"/>
         </w:numPr>
       </w:pPr>
       <w:r>
@@ -11820,7 +12362,7 @@
         <w:pStyle w:val="Compact"/>
         <w:numPr>
           <w:ilvl w:val="0"/>
-          <w:numId w:val="1019"/>
+          <w:numId w:val="1020"/>
         </w:numPr>
       </w:pPr>
       <w:r>
@@ -11881,7 +12423,7 @@
         <w:pStyle w:val="Compact"/>
         <w:numPr>
           <w:ilvl w:val="0"/>
-          <w:numId w:val="1019"/>
+          <w:numId w:val="1020"/>
         </w:numPr>
       </w:pPr>
       <w:r>
@@ -11940,7 +12482,7 @@
         <w:pStyle w:val="Compact"/>
         <w:numPr>
           <w:ilvl w:val="0"/>
-          <w:numId w:val="1019"/>
+          <w:numId w:val="1020"/>
         </w:numPr>
       </w:pPr>
       <w:r>
@@ -11972,7 +12514,7 @@
         <w:pStyle w:val="Compact"/>
         <w:numPr>
           <w:ilvl w:val="0"/>
-          <w:numId w:val="1019"/>
+          <w:numId w:val="1020"/>
         </w:numPr>
       </w:pPr>
       <w:r>
@@ -12097,7 +12639,7 @@
         <w:pStyle w:val="Compact"/>
         <w:numPr>
           <w:ilvl w:val="0"/>
-          <w:numId w:val="1020"/>
+          <w:numId w:val="1021"/>
         </w:numPr>
       </w:pPr>
       <w:r>
@@ -12126,48 +12668,6 @@
       </w:r>
       <w:r>
         <w:t xml:space="preserve">is clean</w:t>
-      </w:r>
-    </w:p>
-    <w:p>
-      <w:pPr>
-        <w:pStyle w:val="Compact"/>
-        <w:numPr>
-          <w:ilvl w:val="0"/>
-          <w:numId w:val="1021"/>
-        </w:numPr>
-      </w:pPr>
-      <w:r>
-        <w:t xml:space="preserve">The vault opens in Obsidian;</w:t>
-      </w:r>
-      <w:r>
-        <w:t xml:space="preserve"> </w:t>
-      </w:r>
-      <w:r>
-        <w:rPr>
-          <w:rStyle w:val="VerbatimChar"/>
-        </w:rPr>
-        <w:t xml:space="preserve">CLAUDE.md</w:t>
-      </w:r>
-      <w:r>
-        <w:t xml:space="preserve"> </w:t>
-      </w:r>
-      <w:r>
-        <w:t xml:space="preserve">and</w:t>
-      </w:r>
-      <w:r>
-        <w:t xml:space="preserve"> </w:t>
-      </w:r>
-      <w:r>
-        <w:rPr>
-          <w:rStyle w:val="VerbatimChar"/>
-        </w:rPr>
-        <w:t xml:space="preserve">RESEARCH_PROTOCOL.md</w:t>
-      </w:r>
-      <w:r>
-        <w:t xml:space="preserve"> </w:t>
-      </w:r>
-      <w:r>
-        <w:t xml:space="preserve">exist</w:t>
       </w:r>
     </w:p>
     <w:p>
@@ -12179,31 +12679,37 @@
         </w:numPr>
       </w:pPr>
       <w:r>
-        <w:rPr>
-          <w:rStyle w:val="VerbatimChar"/>
-        </w:rPr>
-        <w:t xml:space="preserve">git log</w:t>
-      </w:r>
-      <w:r>
-        <w:t xml:space="preserve"> </w:t>
-      </w:r>
-      <w:r>
-        <w:t xml:space="preserve">shows history;</w:t>
-      </w:r>
-      <w:r>
-        <w:t xml:space="preserve"> </w:t>
-      </w:r>
-      <w:r>
-        <w:rPr>
-          <w:rStyle w:val="VerbatimChar"/>
-        </w:rPr>
-        <w:t xml:space="preserve">git check-ignore</w:t>
-      </w:r>
-      <w:r>
-        <w:t xml:space="preserve"> </w:t>
-      </w:r>
-      <w:r>
-        <w:t xml:space="preserve">confirms every key file is ignored</w:t>
+        <w:t xml:space="preserve">The vault opens in Obsidian; a note Claude writes appears there;</w:t>
+      </w:r>
+      <w:r>
+        <w:t xml:space="preserve"> </w:t>
+      </w:r>
+      <w:r>
+        <w:rPr>
+          <w:rStyle w:val="VerbatimChar"/>
+        </w:rPr>
+        <w:t xml:space="preserve">CLAUDE.md</w:t>
+      </w:r>
+      <w:r>
+        <w:t xml:space="preserve"> </w:t>
+      </w:r>
+      <w:r>
+        <w:t xml:space="preserve">and</w:t>
+      </w:r>
+      <w:r>
+        <w:t xml:space="preserve"> </w:t>
+      </w:r>
+      <w:r>
+        <w:rPr>
+          <w:rStyle w:val="VerbatimChar"/>
+        </w:rPr>
+        <w:t xml:space="preserve">RESEARCH_PROTOCOL.md</w:t>
+      </w:r>
+      <w:r>
+        <w:t xml:space="preserve"> </w:t>
+      </w:r>
+      <w:r>
+        <w:t xml:space="preserve">exist</w:t>
       </w:r>
     </w:p>
     <w:p>
@@ -12218,37 +12724,28 @@
         <w:rPr>
           <w:rStyle w:val="VerbatimChar"/>
         </w:rPr>
-        <w:t xml:space="preserve">process-source.py --doctor</w:t>
-      </w:r>
-      <w:r>
-        <w:t xml:space="preserve"> </w:t>
-      </w:r>
-      <w:r>
-        <w:t xml:space="preserve">ends with</w:t>
-      </w:r>
-      <w:r>
-        <w:t xml:space="preserve"> </w:t>
-      </w:r>
-      <w:r>
-        <w:t xml:space="preserve">“All dependencies available”</w:t>
-      </w:r>
-      <w:r>
-        <w:t xml:space="preserve">;</w:t>
-      </w:r>
-      <w:r>
-        <w:t xml:space="preserve"> </w:t>
-      </w:r>
-      <w:r>
-        <w:rPr>
-          <w:rStyle w:val="VerbatimChar"/>
-        </w:rPr>
-        <w:t xml:space="preserve">pandoc --version</w:t>
-      </w:r>
-      <w:r>
-        <w:t xml:space="preserve"> </w:t>
-      </w:r>
-      <w:r>
-        <w:t xml:space="preserve">works</w:t>
+        <w:t xml:space="preserve">git log</w:t>
+      </w:r>
+      <w:r>
+        <w:t xml:space="preserve"> </w:t>
+      </w:r>
+      <w:r>
+        <w:t xml:space="preserve">shows history;</w:t>
+      </w:r>
+      <w:r>
+        <w:t xml:space="preserve"> </w:t>
+      </w:r>
+      <w:r>
+        <w:rPr>
+          <w:rStyle w:val="VerbatimChar"/>
+        </w:rPr>
+        <w:t xml:space="preserve">git check-ignore</w:t>
+      </w:r>
+      <w:r>
+        <w:t xml:space="preserve"> </w:t>
+      </w:r>
+      <w:r>
+        <w:t xml:space="preserve">confirms every key file is ignored</w:t>
       </w:r>
     </w:p>
     <w:p>
@@ -12263,43 +12760,37 @@
         <w:rPr>
           <w:rStyle w:val="VerbatimChar"/>
         </w:rPr>
-        <w:t xml:space="preserve">/mcp</w:t>
-      </w:r>
-      <w:r>
-        <w:t xml:space="preserve"> </w:t>
-      </w:r>
-      <w:r>
-        <w:t xml:space="preserve">shows</w:t>
-      </w:r>
-      <w:r>
-        <w:t xml:space="preserve"> </w:t>
-      </w:r>
-      <w:r>
-        <w:rPr>
-          <w:rStyle w:val="VerbatimChar"/>
-        </w:rPr>
-        <w:t xml:space="preserve">plugin:jev:jev</w:t>
-      </w:r>
-      <w:r>
-        <w:t xml:space="preserve"> </w:t>
-      </w:r>
-      <w:r>
-        <w:t xml:space="preserve">with six tools;</w:t>
-      </w:r>
-      <w:r>
-        <w:t xml:space="preserve"> </w:t>
-      </w:r>
-      <w:r>
-        <w:rPr>
-          <w:rStyle w:val="VerbatimChar"/>
-        </w:rPr>
-        <w:t xml:space="preserve">jev_models</w:t>
-      </w:r>
-      <w:r>
-        <w:t xml:space="preserve"> </w:t>
-      </w:r>
-      <w:r>
-        <w:t xml:space="preserve">succeeds</w:t>
+        <w:t xml:space="preserve">process-source.py --doctor</w:t>
+      </w:r>
+      <w:r>
+        <w:t xml:space="preserve"> </w:t>
+      </w:r>
+      <w:r>
+        <w:t xml:space="preserve">ends with</w:t>
+      </w:r>
+      <w:r>
+        <w:t xml:space="preserve"> </w:t>
+      </w:r>
+      <w:r>
+        <w:t xml:space="preserve">“All dependencies available”</w:t>
+      </w:r>
+      <w:r>
+        <w:t xml:space="preserve">;</w:t>
+      </w:r>
+      <w:r>
+        <w:t xml:space="preserve"> </w:t>
+      </w:r>
+      <w:r>
+        <w:rPr>
+          <w:rStyle w:val="VerbatimChar"/>
+        </w:rPr>
+        <w:t xml:space="preserve">pandoc --version</w:t>
+      </w:r>
+      <w:r>
+        <w:t xml:space="preserve"> </w:t>
+      </w:r>
+      <w:r>
+        <w:t xml:space="preserve">works</w:t>
       </w:r>
     </w:p>
     <w:p>
@@ -12314,13 +12805,43 @@
         <w:rPr>
           <w:rStyle w:val="VerbatimChar"/>
         </w:rPr>
-        <w:t xml:space="preserve">claude plugin list</w:t>
-      </w:r>
-      <w:r>
-        <w:t xml:space="preserve"> </w:t>
-      </w:r>
-      <w:r>
-        <w:t xml:space="preserve">shows each plugin once</w:t>
+        <w:t xml:space="preserve">/mcp</w:t>
+      </w:r>
+      <w:r>
+        <w:t xml:space="preserve"> </w:t>
+      </w:r>
+      <w:r>
+        <w:t xml:space="preserve">shows</w:t>
+      </w:r>
+      <w:r>
+        <w:t xml:space="preserve"> </w:t>
+      </w:r>
+      <w:r>
+        <w:rPr>
+          <w:rStyle w:val="VerbatimChar"/>
+        </w:rPr>
+        <w:t xml:space="preserve">plugin:jev:jev</w:t>
+      </w:r>
+      <w:r>
+        <w:t xml:space="preserve"> </w:t>
+      </w:r>
+      <w:r>
+        <w:t xml:space="preserve">with six tools;</w:t>
+      </w:r>
+      <w:r>
+        <w:t xml:space="preserve"> </w:t>
+      </w:r>
+      <w:r>
+        <w:rPr>
+          <w:rStyle w:val="VerbatimChar"/>
+        </w:rPr>
+        <w:t xml:space="preserve">jev_models</w:t>
+      </w:r>
+      <w:r>
+        <w:t xml:space="preserve"> </w:t>
+      </w:r>
+      <w:r>
+        <w:t xml:space="preserve">succeeds</w:t>
       </w:r>
     </w:p>
     <w:p>
@@ -12335,31 +12856,13 @@
         <w:rPr>
           <w:rStyle w:val="VerbatimChar"/>
         </w:rPr>
-        <w:t xml:space="preserve">/chrome</w:t>
-      </w:r>
-      <w:r>
-        <w:t xml:space="preserve"> </w:t>
-      </w:r>
-      <w:r>
-        <w:t xml:space="preserve">shows</w:t>
-      </w:r>
-      <w:r>
-        <w:t xml:space="preserve"> </w:t>
-      </w:r>
-      <w:r>
-        <w:t xml:space="preserve">“Status: Enabled”</w:t>
-      </w:r>
-      <w:r>
-        <w:t xml:space="preserve"> </w:t>
-      </w:r>
-      <w:r>
-        <w:t xml:space="preserve">and</w:t>
-      </w:r>
-      <w:r>
-        <w:t xml:space="preserve"> </w:t>
-      </w:r>
-      <w:r>
-        <w:t xml:space="preserve">“Extension: Installed”</w:t>
+        <w:t xml:space="preserve">claude plugin list</w:t>
+      </w:r>
+      <w:r>
+        <w:t xml:space="preserve"> </w:t>
+      </w:r>
+      <w:r>
+        <w:t xml:space="preserve">shows each plugin once</w:t>
       </w:r>
     </w:p>
     <w:p>
@@ -12371,7 +12874,34 @@
         </w:numPr>
       </w:pPr>
       <w:r>
-        <w:t xml:space="preserve">Only the Google connectors you need are authorised</w:t>
+        <w:rPr>
+          <w:rStyle w:val="VerbatimChar"/>
+        </w:rPr>
+        <w:t xml:space="preserve">/chrome</w:t>
+      </w:r>
+      <w:r>
+        <w:t xml:space="preserve"> </w:t>
+      </w:r>
+      <w:r>
+        <w:t xml:space="preserve">shows</w:t>
+      </w:r>
+      <w:r>
+        <w:t xml:space="preserve"> </w:t>
+      </w:r>
+      <w:r>
+        <w:t xml:space="preserve">“Status: Enabled”</w:t>
+      </w:r>
+      <w:r>
+        <w:t xml:space="preserve"> </w:t>
+      </w:r>
+      <w:r>
+        <w:t xml:space="preserve">and</w:t>
+      </w:r>
+      <w:r>
+        <w:t xml:space="preserve"> </w:t>
+      </w:r>
+      <w:r>
+        <w:t xml:space="preserve">“Extension: Installed”</w:t>
       </w:r>
     </w:p>
     <w:p>
@@ -12383,7 +12913,7 @@
         </w:numPr>
       </w:pPr>
       <w:r>
-        <w:t xml:space="preserve">NotebookLM opens through Claude in Chrome; outputs saved as derived material</w:t>
+        <w:t xml:space="preserve">Only the Google connectors you need are authorised</w:t>
       </w:r>
     </w:p>
     <w:p>
@@ -12395,16 +12925,7 @@
         </w:numPr>
       </w:pPr>
       <w:r>
-        <w:rPr>
-          <w:rStyle w:val="VerbatimChar"/>
-        </w:rPr>
-        <w:t xml:space="preserve">/zotero-sources doctor</w:t>
-      </w:r>
-      <w:r>
-        <w:t xml:space="preserve"> </w:t>
-      </w:r>
-      <w:r>
-        <w:t xml:space="preserve">passes (Zotero open, local API enabled)</w:t>
+        <w:t xml:space="preserve">NotebookLM opens through Claude in Chrome; outputs saved as derived material</w:t>
       </w:r>
     </w:p>
     <w:p>
@@ -12416,22 +12937,16 @@
         </w:numPr>
       </w:pPr>
       <w:r>
-        <w:t xml:space="preserve">Zotero write key verified via</w:t>
-      </w:r>
-      <w:r>
-        <w:t xml:space="preserve"> </w:t>
-      </w:r>
-      <w:r>
-        <w:rPr>
-          <w:rStyle w:val="VerbatimChar"/>
-        </w:rPr>
-        <w:t xml:space="preserve">api.zotero.org/keys/…</w:t>
-      </w:r>
-      <w:r>
-        <w:t xml:space="preserve"> </w:t>
-      </w:r>
-      <w:r>
-        <w:t xml:space="preserve">(only if you use write-back)</w:t>
+        <w:rPr>
+          <w:rStyle w:val="VerbatimChar"/>
+        </w:rPr>
+        <w:t xml:space="preserve">/zotero-sources doctor</w:t>
+      </w:r>
+      <w:r>
+        <w:t xml:space="preserve"> </w:t>
+      </w:r>
+      <w:r>
+        <w:t xml:space="preserve">passes (Zotero open, local API enabled)</w:t>
       </w:r>
     </w:p>
     <w:p>
@@ -12440,6 +12955,33 @@
         <w:numPr>
           <w:ilvl w:val="0"/>
           <w:numId w:val="1031"/>
+        </w:numPr>
+      </w:pPr>
+      <w:r>
+        <w:t xml:space="preserve">Zotero write key verified via</w:t>
+      </w:r>
+      <w:r>
+        <w:t xml:space="preserve"> </w:t>
+      </w:r>
+      <w:r>
+        <w:rPr>
+          <w:rStyle w:val="VerbatimChar"/>
+        </w:rPr>
+        <w:t xml:space="preserve">api.zotero.org/keys/…</w:t>
+      </w:r>
+      <w:r>
+        <w:t xml:space="preserve"> </w:t>
+      </w:r>
+      <w:r>
+        <w:t xml:space="preserve">(only if you use write-back)</w:t>
+      </w:r>
+    </w:p>
+    <w:p>
+      <w:pPr>
+        <w:pStyle w:val="Compact"/>
+        <w:numPr>
+          <w:ilvl w:val="0"/>
+          <w:numId w:val="1032"/>
         </w:numPr>
       </w:pPr>
       <w:r>
@@ -12997,34 +13539,7 @@
     </w:lvlOverride>
   </w:num>
   <w:num w:numId="1005">
-    <w:abstractNumId w:val="99411"/>
-    <w:lvlOverride w:ilvl="0">
-      <w:startOverride w:val="1"/>
-    </w:lvlOverride>
-    <w:lvlOverride w:ilvl="1">
-      <w:startOverride w:val="1"/>
-    </w:lvlOverride>
-    <w:lvlOverride w:ilvl="2">
-      <w:startOverride w:val="1"/>
-    </w:lvlOverride>
-    <w:lvlOverride w:ilvl="3">
-      <w:startOverride w:val="1"/>
-    </w:lvlOverride>
-    <w:lvlOverride w:ilvl="4">
-      <w:startOverride w:val="1"/>
-    </w:lvlOverride>
-    <w:lvlOverride w:ilvl="5">
-      <w:startOverride w:val="1"/>
-    </w:lvlOverride>
-    <w:lvlOverride w:ilvl="6">
-      <w:startOverride w:val="1"/>
-    </w:lvlOverride>
-    <w:lvlOverride w:ilvl="7">
-      <w:startOverride w:val="1"/>
-    </w:lvlOverride>
-    <w:lvlOverride w:ilvl="8">
-      <w:startOverride w:val="1"/>
-    </w:lvlOverride>
+    <w:abstractNumId w:val="991"/>
   </w:num>
   <w:num w:numId="1006">
     <w:abstractNumId w:val="99411"/>
@@ -13057,9 +13572,6 @@
     </w:lvlOverride>
   </w:num>
   <w:num w:numId="1007">
-    <w:abstractNumId w:val="991"/>
-  </w:num>
-  <w:num w:numId="1008">
     <w:abstractNumId w:val="99411"/>
     <w:lvlOverride w:ilvl="0">
       <w:startOverride w:val="1"/>
@@ -13088,6 +13600,9 @@
     <w:lvlOverride w:ilvl="8">
       <w:startOverride w:val="1"/>
     </w:lvlOverride>
+  </w:num>
+  <w:num w:numId="1008">
+    <w:abstractNumId w:val="991"/>
   </w:num>
   <w:num w:numId="1009">
     <w:abstractNumId w:val="99411"/>
@@ -13120,12 +13635,6 @@
     </w:lvlOverride>
   </w:num>
   <w:num w:numId="1010">
-    <w:abstractNumId w:val="991"/>
-  </w:num>
-  <w:num w:numId="1011">
-    <w:abstractNumId w:val="991"/>
-  </w:num>
-  <w:num w:numId="1012">
     <w:abstractNumId w:val="99411"/>
     <w:lvlOverride w:ilvl="0">
       <w:startOverride w:val="1"/>
@@ -13154,6 +13663,12 @@
     <w:lvlOverride w:ilvl="8">
       <w:startOverride w:val="1"/>
     </w:lvlOverride>
+  </w:num>
+  <w:num w:numId="1011">
+    <w:abstractNumId w:val="991"/>
+  </w:num>
+  <w:num w:numId="1012">
+    <w:abstractNumId w:val="991"/>
   </w:num>
   <w:num w:numId="1013">
     <w:abstractNumId w:val="99411"/>
@@ -13246,9 +13761,6 @@
     </w:lvlOverride>
   </w:num>
   <w:num w:numId="1016">
-    <w:abstractNumId w:val="991"/>
-  </w:num>
-  <w:num w:numId="1017">
     <w:abstractNumId w:val="99411"/>
     <w:lvlOverride w:ilvl="0">
       <w:startOverride w:val="1"/>
@@ -13277,6 +13789,9 @@
     <w:lvlOverride w:ilvl="8">
       <w:startOverride w:val="1"/>
     </w:lvlOverride>
+  </w:num>
+  <w:num w:numId="1017">
+    <w:abstractNumId w:val="991"/>
   </w:num>
   <w:num w:numId="1018">
     <w:abstractNumId w:val="99411"/>
@@ -13339,7 +13854,34 @@
     </w:lvlOverride>
   </w:num>
   <w:num w:numId="1020">
-    <w:abstractNumId w:val="992"/>
+    <w:abstractNumId w:val="99411"/>
+    <w:lvlOverride w:ilvl="0">
+      <w:startOverride w:val="1"/>
+    </w:lvlOverride>
+    <w:lvlOverride w:ilvl="1">
+      <w:startOverride w:val="1"/>
+    </w:lvlOverride>
+    <w:lvlOverride w:ilvl="2">
+      <w:startOverride w:val="1"/>
+    </w:lvlOverride>
+    <w:lvlOverride w:ilvl="3">
+      <w:startOverride w:val="1"/>
+    </w:lvlOverride>
+    <w:lvlOverride w:ilvl="4">
+      <w:startOverride w:val="1"/>
+    </w:lvlOverride>
+    <w:lvlOverride w:ilvl="5">
+      <w:startOverride w:val="1"/>
+    </w:lvlOverride>
+    <w:lvlOverride w:ilvl="6">
+      <w:startOverride w:val="1"/>
+    </w:lvlOverride>
+    <w:lvlOverride w:ilvl="7">
+      <w:startOverride w:val="1"/>
+    </w:lvlOverride>
+    <w:lvlOverride w:ilvl="8">
+      <w:startOverride w:val="1"/>
+    </w:lvlOverride>
   </w:num>
   <w:num w:numId="1021">
     <w:abstractNumId w:val="992"/>
@@ -13372,6 +13914,9 @@
     <w:abstractNumId w:val="992"/>
   </w:num>
   <w:num w:numId="1031">
+    <w:abstractNumId w:val="992"/>
+  </w:num>
+  <w:num w:numId="1032">
     <w:abstractNumId w:val="992"/>
   </w:num>
 </w:numbering>

--- a/guides/Integration-Setup-Guides.docx
+++ b/guides/Integration-Setup-Guides.docx
@@ -15,7 +15,7 @@
         <w:pStyle w:val="Subtitle"/>
       </w:pPr>
       <w:r>
-        <w:t xml:space="preserve">Claude Code · Obsidian · Git · Zotero · Mendeley · Claude in Chrome · NotebookLM · Jev · Google connectors · Skills · Pipeline tools</w:t>
+        <w:t xml:space="preserve">Claude Code · Obsidian · VS Code · Git · Zotero · Mendeley · Claude in Chrome · NotebookLM · Jev · Google connectors · Skills · Pipeline tools</w:t>
       </w:r>
     </w:p>
     <w:p>
@@ -31,7 +31,7 @@
         <w:pStyle w:val="Date"/>
       </w:pPr>
       <w:r>
-        <w:t xml:space="preserve">2026-09-29 (pipeline-tools guide added 2026-10-06; Windows + WSL variant of the Jev guide added 2026-10-09; guides renumbered in setup order 2026-10-13; Obsidian guide rewritten 2026-10-21)</w:t>
+        <w:t xml:space="preserve">2026-09-29 (pipeline-tools guide added 2026-10-06; Windows + WSL variant of the Jev guide added 2026-10-09; guides renumbered in setup order 2026-10-13; Obsidian guide rewritten 2026-10-21; VS Code guide added and guides renumbered 2026-10-22)</w:t>
       </w:r>
     </w:p>
     <w:sdt>
@@ -529,6 +529,97 @@
         </w:tc>
       </w:tr>
     </w:tbl>
+    <w:p>
+      <w:pPr>
+        <w:pStyle w:val="BodyText"/>
+      </w:pPr>
+      <w:r>
+        <w:rPr>
+          <w:b/>
+          <w:bCs/>
+        </w:rPr>
+        <w:t xml:space="preserve">In VS Code (Guide 2)</w:t>
+      </w:r>
+      <w:r>
+        <w:t xml:space="preserve"> </w:t>
+      </w:r>
+      <w:r>
+        <w:t xml:space="preserve">the same two places exist in one window: the</w:t>
+      </w:r>
+      <w:r>
+        <w:t xml:space="preserve"> </w:t>
+      </w:r>
+      <w:r>
+        <w:rPr>
+          <w:b/>
+          <w:bCs/>
+        </w:rPr>
+        <w:t xml:space="preserve">Claude Code panel</w:t>
+      </w:r>
+      <w:r>
+        <w:t xml:space="preserve"> </w:t>
+      </w:r>
+      <w:r>
+        <w:t xml:space="preserve">counts as</w:t>
+      </w:r>
+      <w:r>
+        <w:t xml:space="preserve"> </w:t>
+      </w:r>
+      <w:r>
+        <w:rPr>
+          <w:i/>
+          <w:iCs/>
+        </w:rPr>
+        <w:t xml:space="preserve">inside Claude Code</w:t>
+      </w:r>
+      <w:r>
+        <w:t xml:space="preserve">, and VS Code’s built-in</w:t>
+      </w:r>
+      <w:r>
+        <w:t xml:space="preserve"> </w:t>
+      </w:r>
+      <w:r>
+        <w:rPr>
+          <w:b/>
+          <w:bCs/>
+        </w:rPr>
+        <w:t xml:space="preserve">Terminal</w:t>
+      </w:r>
+      <w:r>
+        <w:t xml:space="preserve"> </w:t>
+      </w:r>
+      <w:r>
+        <w:t xml:space="preserve">(View → Terminal) counts as the</w:t>
+      </w:r>
+      <w:r>
+        <w:t xml:space="preserve"> </w:t>
+      </w:r>
+      <w:r>
+        <w:rPr>
+          <w:i/>
+          <w:iCs/>
+        </w:rPr>
+        <w:t xml:space="preserve">normal Terminal</w:t>
+      </w:r>
+      <w:r>
+        <w:t xml:space="preserve">. The</w:t>
+      </w:r>
+      <w:r>
+        <w:t xml:space="preserve"> </w:t>
+      </w:r>
+      <w:r>
+        <w:rPr>
+          <w:rStyle w:val="VerbatimChar"/>
+        </w:rPr>
+        <w:t xml:space="preserve">!</w:t>
+      </w:r>
+      <w:r>
+        <w:t xml:space="preserve"> </w:t>
+      </w:r>
+      <w:r>
+        <w:t xml:space="preserve">prefix does not work in the panel; use the VS Code Terminal instead.</w:t>
+      </w:r>
+    </w:p>
     <w:p>
       <w:pPr>
         <w:pStyle w:val="BodyText"/>
@@ -968,7 +1059,7 @@
               <w:pStyle w:val="Compact"/>
             </w:pPr>
             <w:r>
-              <w:t xml:space="preserve">Git version control</w:t>
+              <w:t xml:space="preserve">VS Code: work on the vault in one window</w:t>
             </w:r>
           </w:p>
         </w:tc>
@@ -990,18 +1081,18 @@
               <w:pStyle w:val="Compact"/>
             </w:pPr>
             <w:r>
-              <w:t xml:space="preserve">no (yes for GitHub)</w:t>
-            </w:r>
-          </w:p>
-        </w:tc>
-        <w:tc>
-          <w:tcPr/>
-          <w:p>
-            <w:pPr>
-              <w:pStyle w:val="Compact"/>
-            </w:pPr>
-            <w:r>
-              <w:t xml:space="preserve">10 min</w:t>
+              <w:t xml:space="preserve">no (uses your Claude login)</w:t>
+            </w:r>
+          </w:p>
+        </w:tc>
+        <w:tc>
+          <w:tcPr/>
+          <w:p>
+            <w:pPr>
+              <w:pStyle w:val="Compact"/>
+            </w:pPr>
+            <w:r>
+              <w:t xml:space="preserve">15 min</w:t>
             </w:r>
           </w:p>
         </w:tc>
@@ -1025,7 +1116,7 @@
               <w:pStyle w:val="Compact"/>
             </w:pPr>
             <w:r>
-              <w:t xml:space="preserve">Source-pipeline tools (PDF, OCR, Word/PDF output)</w:t>
+              <w:t xml:space="preserve">Git version control</w:t>
             </w:r>
           </w:p>
         </w:tc>
@@ -1047,18 +1138,18 @@
               <w:pStyle w:val="Compact"/>
             </w:pPr>
             <w:r>
-              <w:t xml:space="preserve">no</w:t>
-            </w:r>
-          </w:p>
-        </w:tc>
-        <w:tc>
-          <w:tcPr/>
-          <w:p>
-            <w:pPr>
-              <w:pStyle w:val="Compact"/>
-            </w:pPr>
-            <w:r>
-              <w:t xml:space="preserve">20–30 min</w:t>
+              <w:t xml:space="preserve">no (yes for GitHub)</w:t>
+            </w:r>
+          </w:p>
+        </w:tc>
+        <w:tc>
+          <w:tcPr/>
+          <w:p>
+            <w:pPr>
+              <w:pStyle w:val="Compact"/>
+            </w:pPr>
+            <w:r>
+              <w:t xml:space="preserve">10 min</w:t>
             </w:r>
           </w:p>
         </w:tc>
@@ -1082,7 +1173,7 @@
               <w:pStyle w:val="Compact"/>
             </w:pPr>
             <w:r>
-              <w:t xml:space="preserve">Jev (TypeSafe); Windows + WSL variant</w:t>
+              <w:t xml:space="preserve">Source-pipeline tools (PDF, OCR, Word/PDF output)</w:t>
             </w:r>
           </w:p>
         </w:tc>
@@ -1104,18 +1195,18 @@
               <w:pStyle w:val="Compact"/>
             </w:pPr>
             <w:r>
-              <w:t xml:space="preserve">yes (API key)</w:t>
-            </w:r>
-          </w:p>
-        </w:tc>
-        <w:tc>
-          <w:tcPr/>
-          <w:p>
-            <w:pPr>
-              <w:pStyle w:val="Compact"/>
-            </w:pPr>
-            <w:r>
-              <w:t xml:space="preserve">15 min</w:t>
+              <w:t xml:space="preserve">no</w:t>
+            </w:r>
+          </w:p>
+        </w:tc>
+        <w:tc>
+          <w:tcPr/>
+          <w:p>
+            <w:pPr>
+              <w:pStyle w:val="Compact"/>
+            </w:pPr>
+            <w:r>
+              <w:t xml:space="preserve">20–30 min</w:t>
             </w:r>
           </w:p>
         </w:tc>
@@ -1139,7 +1230,7 @@
               <w:pStyle w:val="Compact"/>
             </w:pPr>
             <w:r>
-              <w:t xml:space="preserve">Skills and plugins</w:t>
+              <w:t xml:space="preserve">Jev (TypeSafe); Windows + WSL variant</w:t>
             </w:r>
           </w:p>
         </w:tc>
@@ -1161,18 +1252,18 @@
               <w:pStyle w:val="Compact"/>
             </w:pPr>
             <w:r>
-              <w:t xml:space="preserve">no</w:t>
-            </w:r>
-          </w:p>
-        </w:tc>
-        <w:tc>
-          <w:tcPr/>
-          <w:p>
-            <w:pPr>
-              <w:pStyle w:val="Compact"/>
-            </w:pPr>
-            <w:r>
-              <w:t xml:space="preserve">5 min</w:t>
+              <w:t xml:space="preserve">yes (API key)</w:t>
+            </w:r>
+          </w:p>
+        </w:tc>
+        <w:tc>
+          <w:tcPr/>
+          <w:p>
+            <w:pPr>
+              <w:pStyle w:val="Compact"/>
+            </w:pPr>
+            <w:r>
+              <w:t xml:space="preserve">15 min</w:t>
             </w:r>
           </w:p>
         </w:tc>
@@ -1196,7 +1287,7 @@
               <w:pStyle w:val="Compact"/>
             </w:pPr>
             <w:r>
-              <w:t xml:space="preserve">Claude in Chrome</w:t>
+              <w:t xml:space="preserve">Skills and plugins</w:t>
             </w:r>
           </w:p>
         </w:tc>
@@ -1218,18 +1309,18 @@
               <w:pStyle w:val="Compact"/>
             </w:pPr>
             <w:r>
-              <w:t xml:space="preserve">yes (Claude login)</w:t>
-            </w:r>
-          </w:p>
-        </w:tc>
-        <w:tc>
-          <w:tcPr/>
-          <w:p>
-            <w:pPr>
-              <w:pStyle w:val="Compact"/>
-            </w:pPr>
-            <w:r>
-              <w:t xml:space="preserve">10 min</w:t>
+              <w:t xml:space="preserve">no</w:t>
+            </w:r>
+          </w:p>
+        </w:tc>
+        <w:tc>
+          <w:tcPr/>
+          <w:p>
+            <w:pPr>
+              <w:pStyle w:val="Compact"/>
+            </w:pPr>
+            <w:r>
+              <w:t xml:space="preserve">5 min</w:t>
             </w:r>
           </w:p>
         </w:tc>
@@ -1253,40 +1344,40 @@
               <w:pStyle w:val="Compact"/>
             </w:pPr>
             <w:r>
-              <w:t xml:space="preserve">Google Drive, Gmail, Calendar</w:t>
-            </w:r>
-          </w:p>
-        </w:tc>
-        <w:tc>
-          <w:tcPr/>
-          <w:p>
-            <w:pPr>
-              <w:pStyle w:val="Compact"/>
-            </w:pPr>
-            <w:r>
-              <w:t xml:space="preserve">available, not authorised</w:t>
-            </w:r>
-          </w:p>
-        </w:tc>
-        <w:tc>
-          <w:tcPr/>
-          <w:p>
-            <w:pPr>
-              <w:pStyle w:val="Compact"/>
-            </w:pPr>
-            <w:r>
-              <w:t xml:space="preserve">yes (Google OAuth)</w:t>
-            </w:r>
-          </w:p>
-        </w:tc>
-        <w:tc>
-          <w:tcPr/>
-          <w:p>
-            <w:pPr>
-              <w:pStyle w:val="Compact"/>
-            </w:pPr>
-            <w:r>
-              <w:t xml:space="preserve">5 min each</w:t>
+              <w:t xml:space="preserve">Claude in Chrome</w:t>
+            </w:r>
+          </w:p>
+        </w:tc>
+        <w:tc>
+          <w:tcPr/>
+          <w:p>
+            <w:pPr>
+              <w:pStyle w:val="Compact"/>
+            </w:pPr>
+            <w:r>
+              <w:t xml:space="preserve">working</w:t>
+            </w:r>
+          </w:p>
+        </w:tc>
+        <w:tc>
+          <w:tcPr/>
+          <w:p>
+            <w:pPr>
+              <w:pStyle w:val="Compact"/>
+            </w:pPr>
+            <w:r>
+              <w:t xml:space="preserve">yes (Claude login)</w:t>
+            </w:r>
+          </w:p>
+        </w:tc>
+        <w:tc>
+          <w:tcPr/>
+          <w:p>
+            <w:pPr>
+              <w:pStyle w:val="Compact"/>
+            </w:pPr>
+            <w:r>
+              <w:t xml:space="preserve">10 min</w:t>
             </w:r>
           </w:p>
         </w:tc>
@@ -1310,40 +1401,40 @@
               <w:pStyle w:val="Compact"/>
             </w:pPr>
             <w:r>
-              <w:t xml:space="preserve">NotebookLM</w:t>
-            </w:r>
-          </w:p>
-        </w:tc>
-        <w:tc>
-          <w:tcPr/>
-          <w:p>
-            <w:pPr>
-              <w:pStyle w:val="Compact"/>
-            </w:pPr>
-            <w:r>
-              <w:t xml:space="preserve">working with limits</w:t>
-            </w:r>
-          </w:p>
-        </w:tc>
-        <w:tc>
-          <w:tcPr/>
-          <w:p>
-            <w:pPr>
-              <w:pStyle w:val="Compact"/>
-            </w:pPr>
-            <w:r>
-              <w:t xml:space="preserve">yes (Google)</w:t>
-            </w:r>
-          </w:p>
-        </w:tc>
-        <w:tc>
-          <w:tcPr/>
-          <w:p>
-            <w:pPr>
-              <w:pStyle w:val="Compact"/>
-            </w:pPr>
-            <w:r>
-              <w:t xml:space="preserve">10 min</w:t>
+              <w:t xml:space="preserve">Google Drive, Gmail, Calendar</w:t>
+            </w:r>
+          </w:p>
+        </w:tc>
+        <w:tc>
+          <w:tcPr/>
+          <w:p>
+            <w:pPr>
+              <w:pStyle w:val="Compact"/>
+            </w:pPr>
+            <w:r>
+              <w:t xml:space="preserve">available, not authorised</w:t>
+            </w:r>
+          </w:p>
+        </w:tc>
+        <w:tc>
+          <w:tcPr/>
+          <w:p>
+            <w:pPr>
+              <w:pStyle w:val="Compact"/>
+            </w:pPr>
+            <w:r>
+              <w:t xml:space="preserve">yes (Google OAuth)</w:t>
+            </w:r>
+          </w:p>
+        </w:tc>
+        <w:tc>
+          <w:tcPr/>
+          <w:p>
+            <w:pPr>
+              <w:pStyle w:val="Compact"/>
+            </w:pPr>
+            <w:r>
+              <w:t xml:space="preserve">5 min each</w:t>
             </w:r>
           </w:p>
         </w:tc>
@@ -1367,29 +1458,29 @@
               <w:pStyle w:val="Compact"/>
             </w:pPr>
             <w:r>
-              <w:t xml:space="preserve">Zotero: read and import</w:t>
-            </w:r>
-          </w:p>
-        </w:tc>
-        <w:tc>
-          <w:tcPr/>
-          <w:p>
-            <w:pPr>
-              <w:pStyle w:val="Compact"/>
-            </w:pPr>
-            <w:r>
-              <w:t xml:space="preserve">working</w:t>
-            </w:r>
-          </w:p>
-        </w:tc>
-        <w:tc>
-          <w:tcPr/>
-          <w:p>
-            <w:pPr>
-              <w:pStyle w:val="Compact"/>
-            </w:pPr>
-            <w:r>
-              <w:t xml:space="preserve">no</w:t>
+              <w:t xml:space="preserve">NotebookLM</w:t>
+            </w:r>
+          </w:p>
+        </w:tc>
+        <w:tc>
+          <w:tcPr/>
+          <w:p>
+            <w:pPr>
+              <w:pStyle w:val="Compact"/>
+            </w:pPr>
+            <w:r>
+              <w:t xml:space="preserve">working with limits</w:t>
+            </w:r>
+          </w:p>
+        </w:tc>
+        <w:tc>
+          <w:tcPr/>
+          <w:p>
+            <w:pPr>
+              <w:pStyle w:val="Compact"/>
+            </w:pPr>
+            <w:r>
+              <w:t xml:space="preserve">yes (Google)</w:t>
             </w:r>
           </w:p>
         </w:tc>
@@ -1424,7 +1515,7 @@
               <w:pStyle w:val="Compact"/>
             </w:pPr>
             <w:r>
-              <w:t xml:space="preserve">Zotero: write-back</w:t>
+              <w:t xml:space="preserve">Zotero: read and import</w:t>
             </w:r>
           </w:p>
         </w:tc>
@@ -1446,7 +1537,7 @@
               <w:pStyle w:val="Compact"/>
             </w:pPr>
             <w:r>
-              <w:t xml:space="preserve">yes (API key)</w:t>
+              <w:t xml:space="preserve">no</w:t>
             </w:r>
           </w:p>
         </w:tc>
@@ -1471,6 +1562,63 @@
             </w:pPr>
             <w:r>
               <w:t xml:space="preserve">11</w:t>
+            </w:r>
+          </w:p>
+        </w:tc>
+        <w:tc>
+          <w:tcPr/>
+          <w:p>
+            <w:pPr>
+              <w:pStyle w:val="Compact"/>
+            </w:pPr>
+            <w:r>
+              <w:t xml:space="preserve">Zotero: write-back</w:t>
+            </w:r>
+          </w:p>
+        </w:tc>
+        <w:tc>
+          <w:tcPr/>
+          <w:p>
+            <w:pPr>
+              <w:pStyle w:val="Compact"/>
+            </w:pPr>
+            <w:r>
+              <w:t xml:space="preserve">working</w:t>
+            </w:r>
+          </w:p>
+        </w:tc>
+        <w:tc>
+          <w:tcPr/>
+          <w:p>
+            <w:pPr>
+              <w:pStyle w:val="Compact"/>
+            </w:pPr>
+            <w:r>
+              <w:t xml:space="preserve">yes (API key)</w:t>
+            </w:r>
+          </w:p>
+        </w:tc>
+        <w:tc>
+          <w:tcPr/>
+          <w:p>
+            <w:pPr>
+              <w:pStyle w:val="Compact"/>
+            </w:pPr>
+            <w:r>
+              <w:t xml:space="preserve">10 min</w:t>
+            </w:r>
+          </w:p>
+        </w:tc>
+      </w:tr>
+      <w:tr>
+        <w:tc>
+          <w:tcPr/>
+          <w:p>
+            <w:pPr>
+              <w:pStyle w:val="Compact"/>
+            </w:pPr>
+            <w:r>
+              <w:t xml:space="preserve">12</w:t>
             </w:r>
           </w:p>
         </w:tc>
@@ -1724,13 +1872,28 @@
           <w:b/>
           <w:bCs/>
         </w:rPr>
-        <w:t xml:space="preserve">Check:</w:t>
-      </w:r>
-      <w:r>
-        <w:t xml:space="preserve"> </w:t>
-      </w:r>
-      <w:r>
-        <w:t xml:space="preserve">open a</w:t>
+        <w:t xml:space="preserve">Windows:</w:t>
+      </w:r>
+      <w:r>
+        <w:t xml:space="preserve"> </w:t>
+      </w:r>
+      <w:r>
+        <w:t xml:space="preserve">in PowerShell run</w:t>
+      </w:r>
+      <w:r>
+        <w:t xml:space="preserve"> </w:t>
+      </w:r>
+      <w:r>
+        <w:rPr>
+          <w:rStyle w:val="VerbatimChar"/>
+        </w:rPr>
+        <w:t xml:space="preserve">irm https://claude.ai/install.ps1 | iex</w:t>
+      </w:r>
+      <w:r>
+        <w:t xml:space="preserve"> </w:t>
+      </w:r>
+      <w:r>
+        <w:t xml:space="preserve">instead (no administrator rights needed). Git for Windows is recommended, so Claude Code can use Git Bash. Inside WSL, use the macOS/Linux command above.</w:t>
       </w:r>
       <w:r>
         <w:t xml:space="preserve"> </w:t>
@@ -1740,40 +1903,23 @@
           <w:i/>
           <w:iCs/>
         </w:rPr>
-        <w:t xml:space="preserve">new</w:t>
-      </w:r>
-      <w:r>
-        <w:t xml:space="preserve"> </w:t>
-      </w:r>
-      <w:r>
-        <w:t xml:space="preserve">Terminal window and run</w:t>
-      </w:r>
-      <w:r>
-        <w:t xml:space="preserve"> </w:t>
-      </w:r>
-      <w:r>
-        <w:rPr>
-          <w:rStyle w:val="VerbatimChar"/>
-        </w:rPr>
-        <w:t xml:space="preserve">claude --version</w:t>
-      </w:r>
-      <w:r>
-        <w:t xml:space="preserve">. A version number such as</w:t>
-      </w:r>
-      <w:r>
-        <w:t xml:space="preserve"> </w:t>
-      </w:r>
-      <w:r>
-        <w:rPr>
-          <w:rStyle w:val="VerbatimChar"/>
-        </w:rPr>
-        <w:t xml:space="preserve">2.1.x (Claude Code)</w:t>
-      </w:r>
-      <w:r>
-        <w:t xml:space="preserve"> </w:t>
-      </w:r>
-      <w:r>
-        <w:t xml:space="preserve">means it worked.</w:t>
+        <w:t xml:space="preserve">[docs]</w:t>
+      </w:r>
+      <w:r>
+        <w:t xml:space="preserve"> </w:t>
+      </w:r>
+      <w:r>
+        <w:rPr>
+          <w:b/>
+          <w:bCs/>
+        </w:rPr>
+        <w:t xml:space="preserve">Check:</w:t>
+      </w:r>
+      <w:r>
+        <w:t xml:space="preserve"> </w:t>
+      </w:r>
+      <w:r>
+        <w:t xml:space="preserve">open a</w:t>
       </w:r>
       <w:r>
         <w:t xml:space="preserve"> </w:t>
@@ -1783,6 +1929,49 @@
           <w:i/>
           <w:iCs/>
         </w:rPr>
+        <w:t xml:space="preserve">new</w:t>
+      </w:r>
+      <w:r>
+        <w:t xml:space="preserve"> </w:t>
+      </w:r>
+      <w:r>
+        <w:t xml:space="preserve">Terminal window and run</w:t>
+      </w:r>
+      <w:r>
+        <w:t xml:space="preserve"> </w:t>
+      </w:r>
+      <w:r>
+        <w:rPr>
+          <w:rStyle w:val="VerbatimChar"/>
+        </w:rPr>
+        <w:t xml:space="preserve">claude --version</w:t>
+      </w:r>
+      <w:r>
+        <w:t xml:space="preserve">. A version number such as</w:t>
+      </w:r>
+      <w:r>
+        <w:t xml:space="preserve"> </w:t>
+      </w:r>
+      <w:r>
+        <w:rPr>
+          <w:rStyle w:val="VerbatimChar"/>
+        </w:rPr>
+        <w:t xml:space="preserve">2.1.x (Claude Code)</w:t>
+      </w:r>
+      <w:r>
+        <w:t xml:space="preserve"> </w:t>
+      </w:r>
+      <w:r>
+        <w:t xml:space="preserve">means it worked.</w:t>
+      </w:r>
+      <w:r>
+        <w:t xml:space="preserve"> </w:t>
+      </w:r>
+      <w:r>
+        <w:rPr>
+          <w:i/>
+          <w:iCs/>
+        </w:rPr>
         <w:t xml:space="preserve">[docs]</w:t>
       </w:r>
     </w:p>
@@ -1966,7 +2155,7 @@
         <w:t xml:space="preserve"> </w:t>
       </w:r>
       <w:r>
-        <w:t xml:space="preserve">code.claude.com/docs/en/setup (checked 2026-09-29).</w:t>
+        <w:t xml:space="preserve">code.claude.com/docs/en/setup (checked 2026-09-29; Windows command re-checked 2026-10-22).</w:t>
       </w:r>
     </w:p>
     <w:bookmarkEnd w:id="14"/>
@@ -2068,6 +2257,51 @@
     </w:p>
     <w:p>
       <w:pPr>
+        <w:pStyle w:val="BodyText"/>
+      </w:pPr>
+      <w:r>
+        <w:rPr>
+          <w:b/>
+          <w:bCs/>
+        </w:rPr>
+        <w:t xml:space="preserve">Have the starter pack?</w:t>
+      </w:r>
+      <w:r>
+        <w:t xml:space="preserve"> </w:t>
+      </w:r>
+      <w:r>
+        <w:t xml:space="preserve">If you were given the</w:t>
+      </w:r>
+      <w:r>
+        <w:t xml:space="preserve"> </w:t>
+      </w:r>
+      <w:r>
+        <w:rPr>
+          <w:rStyle w:val="VerbatimChar"/>
+        </w:rPr>
+        <w:t xml:space="preserve">vault-starter</w:t>
+      </w:r>
+      <w:r>
+        <w:t xml:space="preserve"> </w:t>
+      </w:r>
+      <w:r>
+        <w:t xml:space="preserve">folder, copy it to Documents, rename it</w:t>
+      </w:r>
+      <w:r>
+        <w:t xml:space="preserve"> </w:t>
+      </w:r>
+      <w:r>
+        <w:rPr>
+          <w:rStyle w:val="VerbatimChar"/>
+        </w:rPr>
+        <w:t xml:space="preserve">Second Brain</w:t>
+      </w:r>
+      <w:r>
+        <w:t xml:space="preserve">, and skip steps 2, 6 and 7: its folders, rule files, scripts and skills already exist.</w:t>
+      </w:r>
+    </w:p>
+    <w:p>
+      <w:pPr>
         <w:numPr>
           <w:ilvl w:val="0"/>
           <w:numId w:val="1004"/>
@@ -2918,7 +3152,34 @@
         <w:t xml:space="preserve"> </w:t>
       </w:r>
       <w:r>
-        <w:t xml:space="preserve">(no invented citations; separate source claims from interpretation). Review both yourself.</w:t>
+        <w:t xml:space="preserve">(no invented citations; separate source claims from interpretation). Include two rules the checks below test: new wiki pages start with the status</w:t>
+      </w:r>
+      <w:r>
+        <w:t xml:space="preserve"> </w:t>
+      </w:r>
+      <w:r>
+        <w:rPr>
+          <w:rStyle w:val="VerbatimChar"/>
+        </w:rPr>
+        <w:t xml:space="preserve">needs-verification</w:t>
+      </w:r>
+      <w:r>
+        <w:t xml:space="preserve">, and</w:t>
+      </w:r>
+      <w:r>
+        <w:t xml:space="preserve"> </w:t>
+      </w:r>
+      <w:r>
+        <w:rPr>
+          <w:rStyle w:val="VerbatimChar"/>
+        </w:rPr>
+        <w:t xml:space="preserve">RESEARCH_PROTOCOL.md</w:t>
+      </w:r>
+      <w:r>
+        <w:t xml:space="preserve"> </w:t>
+      </w:r>
+      <w:r>
+        <w:t xml:space="preserve">has the highest authority. Review both yourself.</w:t>
       </w:r>
       <w:r>
         <w:t xml:space="preserve"> </w:t>
@@ -3262,13 +3523,13 @@
       </w:r>
     </w:p>
     <w:bookmarkEnd w:id="15"/>
-    <w:bookmarkStart w:id="16" w:name="guide-2-git-history-and-safety-net"/>
+    <w:bookmarkStart w:id="16" w:name="X645d68e0c4188cce00c9857b9cf59d95e731d6e"/>
     <w:p>
       <w:pPr>
         <w:pStyle w:val="Heading1"/>
       </w:pPr>
       <w:r>
-        <w:t xml:space="preserve">Guide 2 · Git (history and safety net)</w:t>
+        <w:t xml:space="preserve">Guide 2 · VS Code: work on the vault in one window</w:t>
       </w:r>
     </w:p>
     <w:p>
@@ -3286,7 +3547,23 @@
         <w:t xml:space="preserve"> </w:t>
       </w:r>
       <w:r>
-        <w:t xml:space="preserve">Every change to every note is recorded and reversible. This vault uses Git for its full history.</w:t>
+        <w:t xml:space="preserve">Visual Studio Code (VS Code) is a free editor. With Anthropic’s</w:t>
+      </w:r>
+      <w:r>
+        <w:t xml:space="preserve"> </w:t>
+      </w:r>
+      <w:r>
+        <w:rPr>
+          <w:b/>
+          <w:bCs/>
+        </w:rPr>
+        <w:t xml:space="preserve">Claude Code extension</w:t>
+      </w:r>
+      <w:r>
+        <w:t xml:space="preserve"> </w:t>
+      </w:r>
+      <w:r>
+        <w:t xml:space="preserve">you get one window with the vault’s files on the left, the note you are reading in the middle and Claude’s chat panel beside it. Before Claude edits a file, the panel can show a side-by-side diff to accept or reject. Checkpoints let you rewind Claude’s edits, and a built-in Terminal runs every Terminal step of these guides. Obsidian stays the place for reading, backlinks and the graph view; VS Code is where you work with Claude. Both open the same folder.</w:t>
       </w:r>
       <w:r>
         <w:t xml:space="preserve"> </w:t>
@@ -3296,7 +3573,7 @@
           <w:i/>
           <w:iCs/>
         </w:rPr>
-        <w:t xml:space="preserve">[vault]</w:t>
+        <w:t xml:space="preserve">[docs; vault]</w:t>
       </w:r>
     </w:p>
     <w:p>
@@ -3314,7 +3591,7 @@
         <w:t xml:space="preserve"> </w:t>
       </w:r>
       <w:r>
-        <w:t xml:space="preserve">working.</w:t>
+        <w:t xml:space="preserve">working (the owner works in VS Code, on a Mac and on Windows with WSL; see the Windows variant of Guide 5).</w:t>
       </w:r>
       <w:r>
         <w:t xml:space="preserve"> </w:t>
@@ -3330,21 +3607,21 @@
         <w:t xml:space="preserve"> </w:t>
       </w:r>
       <w:r>
-        <w:t xml:space="preserve">Git installed (</w:t>
-      </w:r>
-      <w:r>
-        <w:rPr>
-          <w:rStyle w:val="VerbatimChar"/>
-        </w:rPr>
-        <w:t xml:space="preserve">git --version</w:t>
-      </w:r>
-      <w:r>
-        <w:t xml:space="preserve">).</w:t>
-      </w:r>
-    </w:p>
-    <w:p>
-      <w:pPr>
-        <w:pStyle w:val="Compact"/>
+        <w:t xml:space="preserve">Guides 0 and 1 done; VS Code 1.94 or later; the same Claude account (a paid plan or a Console account; no API key needed).</w:t>
+      </w:r>
+      <w:r>
+        <w:t xml:space="preserve"> </w:t>
+      </w:r>
+      <w:r>
+        <w:rPr>
+          <w:i/>
+          <w:iCs/>
+        </w:rPr>
+        <w:t xml:space="preserve">[docs]</w:t>
+      </w:r>
+    </w:p>
+    <w:p>
+      <w:pPr>
         <w:numPr>
           <w:ilvl w:val="0"/>
           <w:numId w:val="1006"/>
@@ -3355,27 +3632,107 @@
           <w:b/>
           <w:bCs/>
         </w:rPr>
-        <w:t xml:space="preserve">Initialise</w:t>
-      </w:r>
-      <w:r>
-        <w:t xml:space="preserve"> </w:t>
-      </w:r>
-      <w:r>
-        <w:t xml:space="preserve">(Terminal, inside the vault):</w:t>
-      </w:r>
-      <w:r>
-        <w:t xml:space="preserve"> </w:t>
-      </w:r>
-      <w:r>
-        <w:rPr>
-          <w:rStyle w:val="VerbatimChar"/>
-        </w:rPr>
-        <w:t xml:space="preserve">git init</w:t>
-      </w:r>
-    </w:p>
-    <w:p>
-      <w:pPr>
-        <w:pStyle w:val="Compact"/>
+        <w:t xml:space="preserve">Install VS Code</w:t>
+      </w:r>
+      <w:r>
+        <w:t xml:space="preserve"> </w:t>
+      </w:r>
+      <w:r>
+        <w:t xml:space="preserve">(browser): download it from code.visualstudio.com and install it. Mac: open the download and drag</w:t>
+      </w:r>
+      <w:r>
+        <w:t xml:space="preserve"> </w:t>
+      </w:r>
+      <w:r>
+        <w:rPr>
+          <w:b/>
+          <w:bCs/>
+        </w:rPr>
+        <w:t xml:space="preserve">Visual Studio Code</w:t>
+      </w:r>
+      <w:r>
+        <w:t xml:space="preserve"> </w:t>
+      </w:r>
+      <w:r>
+        <w:t xml:space="preserve">to the</w:t>
+      </w:r>
+      <w:r>
+        <w:t xml:space="preserve"> </w:t>
+      </w:r>
+      <w:r>
+        <w:rPr>
+          <w:b/>
+          <w:bCs/>
+        </w:rPr>
+        <w:t xml:space="preserve">Applications</w:t>
+      </w:r>
+      <w:r>
+        <w:t xml:space="preserve"> </w:t>
+      </w:r>
+      <w:r>
+        <w:t xml:space="preserve">folder.</w:t>
+      </w:r>
+      <w:r>
+        <w:t xml:space="preserve"> </w:t>
+      </w:r>
+      <w:r>
+        <w:rPr>
+          <w:i/>
+          <w:iCs/>
+        </w:rPr>
+        <w:t xml:space="preserve">[docs]</w:t>
+      </w:r>
+      <w:r>
+        <w:t xml:space="preserve"> </w:t>
+      </w:r>
+      <w:r>
+        <w:rPr>
+          <w:b/>
+          <w:bCs/>
+        </w:rPr>
+        <w:t xml:space="preserve">Check:</w:t>
+      </w:r>
+      <w:r>
+        <w:t xml:space="preserve"> </w:t>
+      </w:r>
+      <w:r>
+        <w:t xml:space="preserve">VS Code opens.</w:t>
+      </w:r>
+      <w:r>
+        <w:t xml:space="preserve"> </w:t>
+      </w:r>
+      <w:r>
+        <w:rPr>
+          <w:b/>
+          <w:bCs/>
+        </w:rPr>
+        <w:t xml:space="preserve">Code → About Visual Studio Code</w:t>
+      </w:r>
+      <w:r>
+        <w:t xml:space="preserve"> </w:t>
+      </w:r>
+      <w:r>
+        <w:t xml:space="preserve">(Mac) or</w:t>
+      </w:r>
+      <w:r>
+        <w:t xml:space="preserve"> </w:t>
+      </w:r>
+      <w:r>
+        <w:rPr>
+          <w:b/>
+          <w:bCs/>
+        </w:rPr>
+        <w:t xml:space="preserve">Help → About</w:t>
+      </w:r>
+      <w:r>
+        <w:t xml:space="preserve"> </w:t>
+      </w:r>
+      <w:r>
+        <w:t xml:space="preserve">(Windows) shows 1.94 or later.</w:t>
+      </w:r>
+    </w:p>
+    <w:p>
+      <w:pPr>
         <w:numPr>
           <w:ilvl w:val="0"/>
           <w:numId w:val="1006"/>
@@ -3386,22 +3743,52 @@
           <w:b/>
           <w:bCs/>
         </w:rPr>
-        <w:t xml:space="preserve">Protect secrets first</w:t>
-      </w:r>
-      <w:r>
-        <w:t xml:space="preserve"> </w:t>
-      </w:r>
-      <w:r>
-        <w:t xml:space="preserve">(Terminal): create</w:t>
-      </w:r>
-      <w:r>
-        <w:t xml:space="preserve"> </w:t>
-      </w:r>
-      <w:r>
-        <w:rPr>
-          <w:rStyle w:val="VerbatimChar"/>
-        </w:rPr>
-        <w:t xml:space="preserve">.gitignore</w:t>
+        <w:t xml:space="preserve">Install the Claude Code extension</w:t>
+      </w:r>
+      <w:r>
+        <w:t xml:space="preserve"> </w:t>
+      </w:r>
+      <w:r>
+        <w:t xml:space="preserve">(VS Code): press Cmd+Shift+X (Mac) or Ctrl+Shift+X (Windows) to open Extensions, search for</w:t>
+      </w:r>
+      <w:r>
+        <w:t xml:space="preserve"> </w:t>
+      </w:r>
+      <w:r>
+        <w:rPr>
+          <w:b/>
+          <w:bCs/>
+        </w:rPr>
+        <w:t xml:space="preserve">Claude Code</w:t>
+      </w:r>
+      <w:r>
+        <w:t xml:space="preserve">, check that the publisher is</w:t>
+      </w:r>
+      <w:r>
+        <w:t xml:space="preserve"> </w:t>
+      </w:r>
+      <w:r>
+        <w:rPr>
+          <w:b/>
+          <w:bCs/>
+        </w:rPr>
+        <w:t xml:space="preserve">Anthropic</w:t>
+      </w:r>
+      <w:r>
+        <w:t xml:space="preserve">, and click</w:t>
+      </w:r>
+      <w:r>
+        <w:t xml:space="preserve"> </w:t>
+      </w:r>
+      <w:r>
+        <w:rPr>
+          <w:b/>
+          <w:bCs/>
+        </w:rPr>
+        <w:t xml:space="preserve">Install</w:t>
+      </w:r>
+      <w:r>
+        <w:t xml:space="preserve">.</w:t>
       </w:r>
       <w:r>
         <w:t xml:space="preserve"> </w:t>
@@ -3411,25 +3798,133 @@
           <w:i/>
           <w:iCs/>
         </w:rPr>
-        <w:t xml:space="preserve">before</w:t>
-      </w:r>
-      <w:r>
-        <w:t xml:space="preserve"> </w:t>
-      </w:r>
-      <w:r>
-        <w:t xml:space="preserve">any key file exists. Include at least the key files you will create (for example</w:t>
-      </w:r>
-      <w:r>
-        <w:t xml:space="preserve"> </w:t>
-      </w:r>
-      <w:r>
-        <w:rPr>
-          <w:rStyle w:val="VerbatimChar"/>
-        </w:rPr>
-        <w:t xml:space="preserve">00-System/Config/.zotero-web-api-key</w:t>
-      </w:r>
-      <w:r>
-        <w:t xml:space="preserve">) and generated intermediates.</w:t>
+        <w:t xml:space="preserve">[docs]</w:t>
+      </w:r>
+      <w:r>
+        <w:t xml:space="preserve"> </w:t>
+      </w:r>
+      <w:r>
+        <w:rPr>
+          <w:b/>
+          <w:bCs/>
+        </w:rPr>
+        <w:t xml:space="preserve">Check:</w:t>
+      </w:r>
+      <w:r>
+        <w:t xml:space="preserve"> </w:t>
+      </w:r>
+      <w:r>
+        <w:t xml:space="preserve">the Spark icon appears in the Activity Bar on the left, and</w:t>
+      </w:r>
+      <w:r>
+        <w:t xml:space="preserve"> </w:t>
+      </w:r>
+      <w:r>
+        <w:rPr>
+          <w:b/>
+          <w:bCs/>
+        </w:rPr>
+        <w:t xml:space="preserve">Claude Code</w:t>
+      </w:r>
+      <w:r>
+        <w:t xml:space="preserve"> </w:t>
+      </w:r>
+      <w:r>
+        <w:t xml:space="preserve">in the status bar at the bottom right. If not, run</w:t>
+      </w:r>
+      <w:r>
+        <w:t xml:space="preserve"> </w:t>
+      </w:r>
+      <w:r>
+        <w:rPr>
+          <w:b/>
+          <w:bCs/>
+        </w:rPr>
+        <w:t xml:space="preserve">Developer: Reload Window</w:t>
+      </w:r>
+      <w:r>
+        <w:t xml:space="preserve"> </w:t>
+      </w:r>
+      <w:r>
+        <w:t xml:space="preserve">from the Command Palette (Cmd+Shift+P or Ctrl+Shift+P).</w:t>
+      </w:r>
+    </w:p>
+    <w:p>
+      <w:pPr>
+        <w:numPr>
+          <w:ilvl w:val="0"/>
+          <w:numId w:val="1006"/>
+        </w:numPr>
+      </w:pPr>
+      <w:r>
+        <w:rPr>
+          <w:b/>
+          <w:bCs/>
+        </w:rPr>
+        <w:t xml:space="preserve">Open the vault folder</w:t>
+      </w:r>
+      <w:r>
+        <w:t xml:space="preserve"> </w:t>
+      </w:r>
+      <w:r>
+        <w:t xml:space="preserve">(VS Code):</w:t>
+      </w:r>
+      <w:r>
+        <w:t xml:space="preserve"> </w:t>
+      </w:r>
+      <w:r>
+        <w:rPr>
+          <w:b/>
+          <w:bCs/>
+        </w:rPr>
+        <w:t xml:space="preserve">File → Open Folder…</w:t>
+      </w:r>
+      <w:r>
+        <w:t xml:space="preserve"> </w:t>
+      </w:r>
+      <w:r>
+        <w:t xml:space="preserve">→ select</w:t>
+      </w:r>
+      <w:r>
+        <w:t xml:space="preserve"> </w:t>
+      </w:r>
+      <w:r>
+        <w:rPr>
+          <w:rStyle w:val="VerbatimChar"/>
+        </w:rPr>
+        <w:t xml:space="preserve">Documents/Second Brain</w:t>
+      </w:r>
+      <w:r>
+        <w:t xml:space="preserve"> </w:t>
+      </w:r>
+      <w:r>
+        <w:t xml:space="preserve">→</w:t>
+      </w:r>
+      <w:r>
+        <w:t xml:space="preserve"> </w:t>
+      </w:r>
+      <w:r>
+        <w:rPr>
+          <w:b/>
+          <w:bCs/>
+        </w:rPr>
+        <w:t xml:space="preserve">Open</w:t>
+      </w:r>
+      <w:r>
+        <w:t xml:space="preserve">. When VS Code asks whether you trust the authors of the files in this folder, choose</w:t>
+      </w:r>
+      <w:r>
+        <w:t xml:space="preserve"> </w:t>
+      </w:r>
+      <w:r>
+        <w:rPr>
+          <w:b/>
+          <w:bCs/>
+        </w:rPr>
+        <w:t xml:space="preserve">Yes, I trust the authors</w:t>
+      </w:r>
+      <w:r>
+        <w:t xml:space="preserve">: the extension does not work in Restricted Mode.</w:t>
       </w:r>
       <w:r>
         <w:t xml:space="preserve"> </w:t>
@@ -3439,7 +3934,7 @@
           <w:i/>
           <w:iCs/>
         </w:rPr>
-        <w:t xml:space="preserve">[vault]</w:t>
+        <w:t xml:space="preserve">[docs]</w:t>
       </w:r>
       <w:r>
         <w:t xml:space="preserve"> </w:t>
@@ -3455,21 +3950,50 @@
         <w:t xml:space="preserve"> </w:t>
       </w:r>
       <w:r>
-        <w:rPr>
-          <w:rStyle w:val="VerbatimChar"/>
-        </w:rPr>
-        <w:t xml:space="preserve">git check-ignore -v &lt;path-to-key-file&gt;</w:t>
-      </w:r>
-      <w:r>
-        <w:t xml:space="preserve"> </w:t>
-      </w:r>
-      <w:r>
-        <w:t xml:space="preserve">prints the matching rule.</w:t>
-      </w:r>
-    </w:p>
-    <w:p>
-      <w:pPr>
-        <w:pStyle w:val="Compact"/>
+        <w:t xml:space="preserve">the Explorer on the left lists</w:t>
+      </w:r>
+      <w:r>
+        <w:t xml:space="preserve"> </w:t>
+      </w:r>
+      <w:r>
+        <w:rPr>
+          <w:rStyle w:val="VerbatimChar"/>
+        </w:rPr>
+        <w:t xml:space="preserve">00-System</w:t>
+      </w:r>
+      <w:r>
+        <w:t xml:space="preserve">,</w:t>
+      </w:r>
+      <w:r>
+        <w:t xml:space="preserve"> </w:t>
+      </w:r>
+      <w:r>
+        <w:rPr>
+          <w:rStyle w:val="VerbatimChar"/>
+        </w:rPr>
+        <w:t xml:space="preserve">01-Library</w:t>
+      </w:r>
+      <w:r>
+        <w:t xml:space="preserve">,</w:t>
+      </w:r>
+      <w:r>
+        <w:t xml:space="preserve"> </w:t>
+      </w:r>
+      <w:r>
+        <w:rPr>
+          <w:rStyle w:val="VerbatimChar"/>
+        </w:rPr>
+        <w:t xml:space="preserve">02-Wiki</w:t>
+      </w:r>
+      <w:r>
+        <w:t xml:space="preserve"> </w:t>
+      </w:r>
+      <w:r>
+        <w:t xml:space="preserve">…, the same folders Obsidian shows.</w:t>
+      </w:r>
+    </w:p>
+    <w:p>
+      <w:pPr>
         <w:numPr>
           <w:ilvl w:val="0"/>
           <w:numId w:val="1006"/>
@@ -3480,22 +4004,55 @@
           <w:b/>
           <w:bCs/>
         </w:rPr>
-        <w:t xml:space="preserve">First commit</w:t>
-      </w:r>
-      <w:r>
-        <w:t xml:space="preserve"> </w:t>
-      </w:r>
-      <w:r>
-        <w:t xml:space="preserve">(Terminal):</w:t>
-      </w:r>
-      <w:r>
-        <w:t xml:space="preserve"> </w:t>
-      </w:r>
-      <w:r>
-        <w:rPr>
-          <w:rStyle w:val="VerbatimChar"/>
-        </w:rPr>
-        <w:t xml:space="preserve">git add -A &amp;&amp; git commit -m "Initial vault"</w:t>
+        <w:t xml:space="preserve">Open Claude and sign in</w:t>
+      </w:r>
+      <w:r>
+        <w:t xml:space="preserve"> </w:t>
+      </w:r>
+      <w:r>
+        <w:t xml:space="preserve">(VS Code): click</w:t>
+      </w:r>
+      <w:r>
+        <w:t xml:space="preserve"> </w:t>
+      </w:r>
+      <w:r>
+        <w:rPr>
+          <w:b/>
+          <w:bCs/>
+        </w:rPr>
+        <w:t xml:space="preserve">Claude Code</w:t>
+      </w:r>
+      <w:r>
+        <w:t xml:space="preserve"> </w:t>
+      </w:r>
+      <w:r>
+        <w:t xml:space="preserve">in the status bar at the bottom right (or the Spark icon at the top right of an open file). The first time, click</w:t>
+      </w:r>
+      <w:r>
+        <w:t xml:space="preserve"> </w:t>
+      </w:r>
+      <w:r>
+        <w:rPr>
+          <w:b/>
+          <w:bCs/>
+        </w:rPr>
+        <w:t xml:space="preserve">Sign in</w:t>
+      </w:r>
+      <w:r>
+        <w:t xml:space="preserve"> </w:t>
+      </w:r>
+      <w:r>
+        <w:t xml:space="preserve">and finish in the browser.</w:t>
+      </w:r>
+      <w:r>
+        <w:t xml:space="preserve"> </w:t>
+      </w:r>
+      <w:r>
+        <w:rPr>
+          <w:i/>
+          <w:iCs/>
+        </w:rPr>
+        <w:t xml:space="preserve">[docs]</w:t>
       </w:r>
       <w:r>
         <w:t xml:space="preserve"> </w:t>
@@ -3511,21 +4068,23 @@
         <w:t xml:space="preserve"> </w:t>
       </w:r>
       <w:r>
-        <w:rPr>
-          <w:rStyle w:val="VerbatimChar"/>
-        </w:rPr>
-        <w:t xml:space="preserve">git log --oneline</w:t>
-      </w:r>
-      <w:r>
-        <w:t xml:space="preserve"> </w:t>
-      </w:r>
-      <w:r>
-        <w:t xml:space="preserve">shows the commit.</w:t>
-      </w:r>
-    </w:p>
-    <w:p>
-      <w:pPr>
-        <w:pStyle w:val="Compact"/>
+        <w:t xml:space="preserve">ask</w:t>
+      </w:r>
+      <w:r>
+        <w:t xml:space="preserve"> </w:t>
+      </w:r>
+      <w:r>
+        <w:t xml:space="preserve">“List the top-level folders of this vault.”</w:t>
+      </w:r>
+      <w:r>
+        <w:t xml:space="preserve"> </w:t>
+      </w:r>
+      <w:r>
+        <w:t xml:space="preserve">Claude names the same folders the Explorer shows.</w:t>
+      </w:r>
+    </w:p>
+    <w:p>
+      <w:pPr>
         <w:numPr>
           <w:ilvl w:val="0"/>
           <w:numId w:val="1006"/>
@@ -3536,13 +4095,45 @@
           <w:b/>
           <w:bCs/>
         </w:rPr>
-        <w:t xml:space="preserve">Work in branches for projects</w:t>
-      </w:r>
-      <w:r>
-        <w:t xml:space="preserve"> </w:t>
-      </w:r>
-      <w:r>
-        <w:t xml:space="preserve">(optional): this vault keeps a project’s work on its own branch until it is ready.</w:t>
+        <w:t xml:space="preserve">Choose how edits are approved</w:t>
+      </w:r>
+      <w:r>
+        <w:t xml:space="preserve"> </w:t>
+      </w:r>
+      <w:r>
+        <w:t xml:space="preserve">(Claude Code panel): click the mode indicator under the prompt box and choose</w:t>
+      </w:r>
+      <w:r>
+        <w:t xml:space="preserve"> </w:t>
+      </w:r>
+      <w:r>
+        <w:rPr>
+          <w:b/>
+          <w:bCs/>
+        </w:rPr>
+        <w:t xml:space="preserve">Manual</w:t>
+      </w:r>
+      <w:r>
+        <w:t xml:space="preserve"> </w:t>
+      </w:r>
+      <w:r>
+        <w:t xml:space="preserve">to start. Claude then asks before every edit and shows the change side by side.</w:t>
+      </w:r>
+      <w:r>
+        <w:t xml:space="preserve"> </w:t>
+      </w:r>
+      <w:r>
+        <w:rPr>
+          <w:b/>
+          <w:bCs/>
+        </w:rPr>
+        <w:t xml:space="preserve">Plan</w:t>
+      </w:r>
+      <w:r>
+        <w:t xml:space="preserve"> </w:t>
+      </w:r>
+      <w:r>
+        <w:t xml:space="preserve">makes Claude describe its plan and wait for your approval.</w:t>
       </w:r>
       <w:r>
         <w:t xml:space="preserve"> </w:t>
@@ -3552,53 +4143,118 @@
           <w:i/>
           <w:iCs/>
         </w:rPr>
-        <w:t xml:space="preserve">[vault]</w:t>
-      </w:r>
-    </w:p>
-    <w:p>
-      <w:pPr>
-        <w:pStyle w:val="FirstParagraph"/>
-      </w:pPr>
-      <w:r>
-        <w:rPr>
-          <w:b/>
-          <w:bCs/>
-        </w:rPr>
-        <w:t xml:space="preserve">If something goes wrong.</w:t>
-      </w:r>
-      <w:r>
-        <w:t xml:space="preserve"> </w:t>
-      </w:r>
-      <w:r>
-        <w:t xml:space="preserve">A secret was committed → rotate the secret at its provider first, then clean the history. Deleting the file alone is not enough.</w:t>
-      </w:r>
-    </w:p>
-    <w:bookmarkEnd w:id="16"/>
-    <w:bookmarkStart w:id="17" w:name="X70642aeb758e0eb62963cad486251205baf3fbb"/>
-    <w:p>
-      <w:pPr>
-        <w:pStyle w:val="Heading1"/>
-      </w:pPr>
-      <w:r>
-        <w:t xml:space="preserve">Guide 3 · Source-pipeline tools (PDF, OCR and Word/PDF output)</w:t>
-      </w:r>
-    </w:p>
-    <w:p>
-      <w:pPr>
-        <w:pStyle w:val="FirstParagraph"/>
-      </w:pPr>
-      <w:r>
-        <w:rPr>
-          <w:b/>
-          <w:bCs/>
-        </w:rPr>
-        <w:t xml:space="preserve">What you get.</w:t>
-      </w:r>
-      <w:r>
-        <w:t xml:space="preserve"> </w:t>
-      </w:r>
-      <w:r>
-        <w:t xml:space="preserve">The free command-line programs that the vault’s scripts call when a new PDF arrives: they read a PDF’s text layer, run OCR (optical character recognition: turning a scanned page image into text) on scanned books, add page markers so every note can cite a page, and check the text quality. Pandoc then turns Markdown write-ups into Word and PDF files. You install them once; after that, Claude runs them for you.</w:t>
+        <w:t xml:space="preserve">[docs]</w:t>
+      </w:r>
+      <w:r>
+        <w:t xml:space="preserve"> </w:t>
+      </w:r>
+      <w:r>
+        <w:rPr>
+          <w:b/>
+          <w:bCs/>
+        </w:rPr>
+        <w:t xml:space="preserve">Check:</w:t>
+      </w:r>
+      <w:r>
+        <w:t xml:space="preserve"> </w:t>
+      </w:r>
+      <w:r>
+        <w:t xml:space="preserve">ask</w:t>
+      </w:r>
+      <w:r>
+        <w:t xml:space="preserve"> </w:t>
+      </w:r>
+      <w:r>
+        <w:t xml:space="preserve">“Create 05-Inbox/hello-vscode.md with one sentence.”</w:t>
+      </w:r>
+      <w:r>
+        <w:t xml:space="preserve"> </w:t>
+      </w:r>
+      <w:r>
+        <w:t xml:space="preserve">A diff with</w:t>
+      </w:r>
+      <w:r>
+        <w:t xml:space="preserve"> </w:t>
+      </w:r>
+      <w:r>
+        <w:rPr>
+          <w:b/>
+          <w:bCs/>
+        </w:rPr>
+        <w:t xml:space="preserve">Accept</w:t>
+      </w:r>
+      <w:r>
+        <w:t xml:space="preserve"> </w:t>
+      </w:r>
+      <w:r>
+        <w:t xml:space="preserve">and</w:t>
+      </w:r>
+      <w:r>
+        <w:t xml:space="preserve"> </w:t>
+      </w:r>
+      <w:r>
+        <w:rPr>
+          <w:b/>
+          <w:bCs/>
+        </w:rPr>
+        <w:t xml:space="preserve">Reject</w:t>
+      </w:r>
+      <w:r>
+        <w:t xml:space="preserve"> </w:t>
+      </w:r>
+      <w:r>
+        <w:t xml:space="preserve">appears. Accept it: the note opens in VS Code and appears in Obsidian. Delete it afterwards.</w:t>
+      </w:r>
+    </w:p>
+    <w:p>
+      <w:pPr>
+        <w:numPr>
+          <w:ilvl w:val="0"/>
+          <w:numId w:val="1006"/>
+        </w:numPr>
+      </w:pPr>
+      <w:r>
+        <w:rPr>
+          <w:b/>
+          <w:bCs/>
+        </w:rPr>
+        <w:t xml:space="preserve">Point Claude at a note or passage</w:t>
+      </w:r>
+      <w:r>
+        <w:t xml:space="preserve"> </w:t>
+      </w:r>
+      <w:r>
+        <w:t xml:space="preserve">(VS Code): open a note, select some lines and press Option+K (Mac) or Alt+K (Windows). This inserts a reference such as</w:t>
+      </w:r>
+      <w:r>
+        <w:t xml:space="preserve"> </w:t>
+      </w:r>
+      <w:r>
+        <w:rPr>
+          <w:rStyle w:val="VerbatimChar"/>
+        </w:rPr>
+        <w:t xml:space="preserve">@CLAUDE.md#5-10</w:t>
+      </w:r>
+      <w:r>
+        <w:t xml:space="preserve"> </w:t>
+      </w:r>
+      <w:r>
+        <w:t xml:space="preserve">into the prompt box. You can also type</w:t>
+      </w:r>
+      <w:r>
+        <w:t xml:space="preserve"> </w:t>
+      </w:r>
+      <w:r>
+        <w:rPr>
+          <w:rStyle w:val="VerbatimChar"/>
+        </w:rPr>
+        <w:t xml:space="preserve">@</w:t>
+      </w:r>
+      <w:r>
+        <w:t xml:space="preserve"> </w:t>
+      </w:r>
+      <w:r>
+        <w:t xml:space="preserve">and part of a file name.</w:t>
       </w:r>
       <w:r>
         <w:t xml:space="preserve"> </w:t>
@@ -3608,6 +4264,798 @@
           <w:i/>
           <w:iCs/>
         </w:rPr>
+        <w:t xml:space="preserve">[docs]</w:t>
+      </w:r>
+      <w:r>
+        <w:t xml:space="preserve"> </w:t>
+      </w:r>
+      <w:r>
+        <w:rPr>
+          <w:b/>
+          <w:bCs/>
+        </w:rPr>
+        <w:t xml:space="preserve">Check:</w:t>
+      </w:r>
+      <w:r>
+        <w:t xml:space="preserve"> </w:t>
+      </w:r>
+      <w:r>
+        <w:t xml:space="preserve">the prompt box shows the reference before you send it.</w:t>
+      </w:r>
+    </w:p>
+    <w:p>
+      <w:pPr>
+        <w:numPr>
+          <w:ilvl w:val="0"/>
+          <w:numId w:val="1006"/>
+        </w:numPr>
+      </w:pPr>
+      <w:r>
+        <w:rPr>
+          <w:b/>
+          <w:bCs/>
+        </w:rPr>
+        <w:t xml:space="preserve">Read notes as formatted text</w:t>
+      </w:r>
+      <w:r>
+        <w:t xml:space="preserve"> </w:t>
+      </w:r>
+      <w:r>
+        <w:t xml:space="preserve">(VS Code): Cmd+Shift+V (Mac) or Ctrl+Shift+V (Windows) opens a Markdown preview. VS Code shows</w:t>
+      </w:r>
+      <w:r>
+        <w:t xml:space="preserve"> </w:t>
+      </w:r>
+      <w:r>
+        <w:rPr>
+          <w:rStyle w:val="VerbatimChar"/>
+        </w:rPr>
+        <w:t xml:space="preserve">[[wikilinks]]</w:t>
+      </w:r>
+      <w:r>
+        <w:t xml:space="preserve"> </w:t>
+      </w:r>
+      <w:r>
+        <w:t xml:space="preserve">as plain text; follow links in Obsidian.</w:t>
+      </w:r>
+      <w:r>
+        <w:t xml:space="preserve"> </w:t>
+      </w:r>
+      <w:r>
+        <w:rPr>
+          <w:i/>
+          <w:iCs/>
+        </w:rPr>
+        <w:t xml:space="preserve">[docs; vault]</w:t>
+      </w:r>
+    </w:p>
+    <w:p>
+      <w:pPr>
+        <w:numPr>
+          <w:ilvl w:val="0"/>
+          <w:numId w:val="1006"/>
+        </w:numPr>
+      </w:pPr>
+      <w:r>
+        <w:rPr>
+          <w:b/>
+          <w:bCs/>
+        </w:rPr>
+        <w:t xml:space="preserve">Use the Terminal inside VS Code</w:t>
+      </w:r>
+      <w:r>
+        <w:t xml:space="preserve"> </w:t>
+      </w:r>
+      <w:r>
+        <w:t xml:space="preserve">(VS Code Terminal):</w:t>
+      </w:r>
+      <w:r>
+        <w:t xml:space="preserve"> </w:t>
+      </w:r>
+      <w:r>
+        <w:rPr>
+          <w:b/>
+          <w:bCs/>
+        </w:rPr>
+        <w:t xml:space="preserve">View → Terminal</w:t>
+      </w:r>
+      <w:r>
+        <w:t xml:space="preserve">. It opens in the vault folder, so every</w:t>
+      </w:r>
+      <w:r>
+        <w:t xml:space="preserve"> </w:t>
+      </w:r>
+      <w:r>
+        <w:rPr>
+          <w:i/>
+          <w:iCs/>
+        </w:rPr>
+        <w:t xml:space="preserve">Terminal</w:t>
+      </w:r>
+      <w:r>
+        <w:t xml:space="preserve"> </w:t>
+      </w:r>
+      <w:r>
+        <w:t xml:space="preserve">step in these guides can run here. Typing</w:t>
+      </w:r>
+      <w:r>
+        <w:t xml:space="preserve"> </w:t>
+      </w:r>
+      <w:r>
+        <w:rPr>
+          <w:rStyle w:val="VerbatimChar"/>
+        </w:rPr>
+        <w:t xml:space="preserve">claude</w:t>
+      </w:r>
+      <w:r>
+        <w:t xml:space="preserve"> </w:t>
+      </w:r>
+      <w:r>
+        <w:t xml:space="preserve">here starts the command-line version; it needs Guide 0, because the extension does not add</w:t>
+      </w:r>
+      <w:r>
+        <w:t xml:space="preserve"> </w:t>
+      </w:r>
+      <w:r>
+        <w:rPr>
+          <w:rStyle w:val="VerbatimChar"/>
+        </w:rPr>
+        <w:t xml:space="preserve">claude</w:t>
+      </w:r>
+      <w:r>
+        <w:t xml:space="preserve"> </w:t>
+      </w:r>
+      <w:r>
+        <w:t xml:space="preserve">to your PATH.</w:t>
+      </w:r>
+      <w:r>
+        <w:t xml:space="preserve"> </w:t>
+      </w:r>
+      <w:r>
+        <w:rPr>
+          <w:i/>
+          <w:iCs/>
+        </w:rPr>
+        <w:t xml:space="preserve">[docs]</w:t>
+      </w:r>
+      <w:r>
+        <w:t xml:space="preserve"> </w:t>
+      </w:r>
+      <w:r>
+        <w:rPr>
+          <w:b/>
+          <w:bCs/>
+        </w:rPr>
+        <w:t xml:space="preserve">Check:</w:t>
+      </w:r>
+      <w:r>
+        <w:t xml:space="preserve"> </w:t>
+      </w:r>
+      <w:r>
+        <w:rPr>
+          <w:rStyle w:val="VerbatimChar"/>
+        </w:rPr>
+        <w:t xml:space="preserve">pwd</w:t>
+      </w:r>
+      <w:r>
+        <w:t xml:space="preserve"> </w:t>
+      </w:r>
+      <w:r>
+        <w:t xml:space="preserve">prints the vault folder.</w:t>
+      </w:r>
+    </w:p>
+    <w:p>
+      <w:pPr>
+        <w:numPr>
+          <w:ilvl w:val="0"/>
+          <w:numId w:val="1006"/>
+        </w:numPr>
+      </w:pPr>
+      <w:r>
+        <w:rPr>
+          <w:b/>
+          <w:bCs/>
+        </w:rPr>
+        <w:t xml:space="preserve">Resume and rewind</w:t>
+      </w:r>
+      <w:r>
+        <w:t xml:space="preserve"> </w:t>
+      </w:r>
+      <w:r>
+        <w:t xml:space="preserve">(Claude Code panel): the</w:t>
+      </w:r>
+      <w:r>
+        <w:t xml:space="preserve"> </w:t>
+      </w:r>
+      <w:r>
+        <w:rPr>
+          <w:b/>
+          <w:bCs/>
+        </w:rPr>
+        <w:t xml:space="preserve">Session history</w:t>
+      </w:r>
+      <w:r>
+        <w:t xml:space="preserve"> </w:t>
+      </w:r>
+      <w:r>
+        <w:t xml:space="preserve">button at the top of the panel lists earlier conversations. Hover over a message and use the rewind button to undo Claude’s file edits back to that point. The panel and the Terminal share one history:</w:t>
+      </w:r>
+      <w:r>
+        <w:t xml:space="preserve"> </w:t>
+      </w:r>
+      <w:r>
+        <w:rPr>
+          <w:rStyle w:val="VerbatimChar"/>
+        </w:rPr>
+        <w:t xml:space="preserve">claude --resume</w:t>
+      </w:r>
+      <w:r>
+        <w:t xml:space="preserve"> </w:t>
+      </w:r>
+      <w:r>
+        <w:t xml:space="preserve">in the Terminal opens the same conversations.</w:t>
+      </w:r>
+      <w:r>
+        <w:t xml:space="preserve"> </w:t>
+      </w:r>
+      <w:r>
+        <w:rPr>
+          <w:i/>
+          <w:iCs/>
+        </w:rPr>
+        <w:t xml:space="preserve">[docs]</w:t>
+      </w:r>
+    </w:p>
+    <w:p>
+      <w:pPr>
+        <w:numPr>
+          <w:ilvl w:val="0"/>
+          <w:numId w:val="1006"/>
+        </w:numPr>
+      </w:pPr>
+      <w:r>
+        <w:rPr>
+          <w:b/>
+          <w:bCs/>
+        </w:rPr>
+        <w:t xml:space="preserve">Optional, Mac: open the vault from the Terminal.</w:t>
+      </w:r>
+      <w:r>
+        <w:t xml:space="preserve"> </w:t>
+      </w:r>
+      <w:r>
+        <w:t xml:space="preserve">In the Command Palette, run</w:t>
+      </w:r>
+      <w:r>
+        <w:t xml:space="preserve"> </w:t>
+      </w:r>
+      <w:r>
+        <w:rPr>
+          <w:b/>
+          <w:bCs/>
+        </w:rPr>
+        <w:t xml:space="preserve">Shell Command: Install</w:t>
+      </w:r>
+      <w:r>
+        <w:rPr>
+          <w:b/>
+          <w:bCs/>
+        </w:rPr>
+        <w:t xml:space="preserve"> </w:t>
+      </w:r>
+      <w:r>
+        <w:rPr>
+          <w:b/>
+          <w:bCs/>
+        </w:rPr>
+        <w:t xml:space="preserve">‘code’</w:t>
+      </w:r>
+      <w:r>
+        <w:rPr>
+          <w:b/>
+          <w:bCs/>
+        </w:rPr>
+        <w:t xml:space="preserve"> </w:t>
+      </w:r>
+      <w:r>
+        <w:rPr>
+          <w:b/>
+          <w:bCs/>
+        </w:rPr>
+        <w:t xml:space="preserve">command in PATH</w:t>
+      </w:r>
+      <w:r>
+        <w:t xml:space="preserve">.</w:t>
+      </w:r>
+      <w:r>
+        <w:t xml:space="preserve"> </w:t>
+      </w:r>
+      <w:r>
+        <w:rPr>
+          <w:i/>
+          <w:iCs/>
+        </w:rPr>
+        <w:t xml:space="preserve">[docs]</w:t>
+      </w:r>
+    </w:p>
+    <w:p>
+      <w:pPr>
+        <w:pStyle w:val="SourceCode"/>
+        <w:numPr>
+          <w:ilvl w:val="0"/>
+          <w:numId w:val="1000"/>
+        </w:numPr>
+      </w:pPr>
+      <w:r>
+        <w:rPr>
+          <w:rStyle w:val="ExtensionTok"/>
+        </w:rPr>
+        <w:t xml:space="preserve">code</w:t>
+      </w:r>
+      <w:r>
+        <w:rPr>
+          <w:rStyle w:val="NormalTok"/>
+        </w:rPr>
+        <w:t xml:space="preserve"> ~/Documents/</w:t>
+      </w:r>
+      <w:r>
+        <w:rPr>
+          <w:rStyle w:val="StringTok"/>
+        </w:rPr>
+        <w:t xml:space="preserve">"Second Brain"</w:t>
+      </w:r>
+    </w:p>
+    <w:p>
+      <w:pPr>
+        <w:numPr>
+          <w:ilvl w:val="0"/>
+          <w:numId w:val="1000"/>
+        </w:numPr>
+      </w:pPr>
+      <w:r>
+        <w:rPr>
+          <w:b/>
+          <w:bCs/>
+        </w:rPr>
+        <w:t xml:space="preserve">Check:</w:t>
+      </w:r>
+      <w:r>
+        <w:t xml:space="preserve"> </w:t>
+      </w:r>
+      <w:r>
+        <w:t xml:space="preserve">VS Code opens with the vault.</w:t>
+      </w:r>
+    </w:p>
+    <w:p>
+      <w:pPr>
+        <w:pStyle w:val="FirstParagraph"/>
+      </w:pPr>
+      <w:r>
+        <w:rPr>
+          <w:b/>
+          <w:bCs/>
+        </w:rPr>
+        <w:t xml:space="preserve">If something goes wrong.</w:t>
+      </w:r>
+      <w:r>
+        <w:t xml:space="preserve"> </w:t>
+      </w:r>
+      <w:r>
+        <w:rPr>
+          <w:i/>
+          <w:iCs/>
+        </w:rPr>
+        <w:t xml:space="preserve">[docs]</w:t>
+      </w:r>
+    </w:p>
+    <w:tbl>
+      <w:tblPr>
+        <w:tblStyle w:val="Table"/>
+        <w:tblW w:type="pct" w:w="5000"/>
+        <w:tblLayout w:type="fixed"/>
+        <w:tblLook w:firstRow="1" w:lastRow="0" w:firstColumn="0" w:lastColumn="0" w:noHBand="0" w:noVBand="0" w:val="0020"/>
+      </w:tblPr>
+      <w:tblGrid>
+        <w:gridCol w:w="3960"/>
+        <w:gridCol w:w="3960"/>
+      </w:tblGrid>
+      <w:tr>
+        <w:trPr>
+          <w:tblHeader w:val="on"/>
+        </w:trPr>
+        <w:tc>
+          <w:tcPr/>
+          <w:p>
+            <w:pPr>
+              <w:pStyle w:val="Compact"/>
+            </w:pPr>
+            <w:r>
+              <w:t xml:space="preserve">Symptom</w:t>
+            </w:r>
+          </w:p>
+        </w:tc>
+        <w:tc>
+          <w:tcPr/>
+          <w:p>
+            <w:pPr>
+              <w:pStyle w:val="Compact"/>
+            </w:pPr>
+            <w:r>
+              <w:t xml:space="preserve">Fix</w:t>
+            </w:r>
+          </w:p>
+        </w:tc>
+      </w:tr>
+      <w:tr>
+        <w:tc>
+          <w:tcPr/>
+          <w:p>
+            <w:pPr>
+              <w:pStyle w:val="Compact"/>
+            </w:pPr>
+            <w:r>
+              <w:t xml:space="preserve">No Spark icon</w:t>
+            </w:r>
+          </w:p>
+        </w:tc>
+        <w:tc>
+          <w:tcPr/>
+          <w:p>
+            <w:pPr>
+              <w:pStyle w:val="Compact"/>
+            </w:pPr>
+            <w:r>
+              <w:t xml:space="preserve">Open a file (the toolbar icon needs one), or click</w:t>
+            </w:r>
+            <w:r>
+              <w:t xml:space="preserve"> </w:t>
+            </w:r>
+            <w:r>
+              <w:rPr>
+                <w:b/>
+                <w:bCs/>
+              </w:rPr>
+              <w:t xml:space="preserve">Claude Code</w:t>
+            </w:r>
+            <w:r>
+              <w:t xml:space="preserve"> </w:t>
+            </w:r>
+            <w:r>
+              <w:t xml:space="preserve">in the status bar at the bottom right; check that the folder is trusted;</w:t>
+            </w:r>
+            <w:r>
+              <w:t xml:space="preserve"> </w:t>
+            </w:r>
+            <w:r>
+              <w:rPr>
+                <w:b/>
+                <w:bCs/>
+              </w:rPr>
+              <w:t xml:space="preserve">Developer: Reload Window</w:t>
+            </w:r>
+          </w:p>
+        </w:tc>
+      </w:tr>
+      <w:tr>
+        <w:tc>
+          <w:tcPr/>
+          <w:p>
+            <w:pPr>
+              <w:pStyle w:val="Compact"/>
+            </w:pPr>
+            <w:r>
+              <w:t xml:space="preserve">“Not logged in · Please run /login”</w:t>
+            </w:r>
+          </w:p>
+        </w:tc>
+        <w:tc>
+          <w:tcPr/>
+          <w:p>
+            <w:pPr>
+              <w:pStyle w:val="Compact"/>
+            </w:pPr>
+            <w:r>
+              <w:t xml:space="preserve">The sign-in screen reopens by itself; if not,</w:t>
+            </w:r>
+            <w:r>
+              <w:t xml:space="preserve"> </w:t>
+            </w:r>
+            <w:r>
+              <w:rPr>
+                <w:b/>
+                <w:bCs/>
+              </w:rPr>
+              <w:t xml:space="preserve">Developer: Reload Window</w:t>
+            </w:r>
+          </w:p>
+        </w:tc>
+      </w:tr>
+      <w:tr>
+        <w:tc>
+          <w:tcPr/>
+          <w:p>
+            <w:pPr>
+              <w:pStyle w:val="Compact"/>
+            </w:pPr>
+            <w:r>
+              <w:rPr>
+                <w:rStyle w:val="VerbatimChar"/>
+              </w:rPr>
+              <w:t xml:space="preserve">!</w:t>
+            </w:r>
+            <w:r>
+              <w:t xml:space="preserve"> </w:t>
+            </w:r>
+            <w:r>
+              <w:t xml:space="preserve">before a shell command does nothing</w:t>
+            </w:r>
+          </w:p>
+        </w:tc>
+        <w:tc>
+          <w:tcPr/>
+          <w:p>
+            <w:pPr>
+              <w:pStyle w:val="Compact"/>
+            </w:pPr>
+            <w:r>
+              <w:t xml:space="preserve">The panel has no</w:t>
+            </w:r>
+            <w:r>
+              <w:t xml:space="preserve"> </w:t>
+            </w:r>
+            <w:r>
+              <w:rPr>
+                <w:rStyle w:val="VerbatimChar"/>
+              </w:rPr>
+              <w:t xml:space="preserve">!</w:t>
+            </w:r>
+            <w:r>
+              <w:t xml:space="preserve"> </w:t>
+            </w:r>
+            <w:r>
+              <w:t xml:space="preserve">shortcut; run the command in the VS Code Terminal</w:t>
+            </w:r>
+          </w:p>
+        </w:tc>
+      </w:tr>
+      <w:tr>
+        <w:tc>
+          <w:tcPr/>
+          <w:p>
+            <w:pPr>
+              <w:pStyle w:val="Compact"/>
+            </w:pPr>
+            <w:r>
+              <w:t xml:space="preserve">A slash command from these guides is missing in the panel</w:t>
+            </w:r>
+          </w:p>
+        </w:tc>
+        <w:tc>
+          <w:tcPr/>
+          <w:p>
+            <w:pPr>
+              <w:pStyle w:val="Compact"/>
+            </w:pPr>
+            <w:r>
+              <w:t xml:space="preserve">The panel offers a subset (type</w:t>
+            </w:r>
+            <w:r>
+              <w:t xml:space="preserve"> </w:t>
+            </w:r>
+            <w:r>
+              <w:rPr>
+                <w:rStyle w:val="VerbatimChar"/>
+              </w:rPr>
+              <w:t xml:space="preserve">/</w:t>
+            </w:r>
+            <w:r>
+              <w:t xml:space="preserve"> </w:t>
+            </w:r>
+            <w:r>
+              <w:t xml:space="preserve">to see it); run</w:t>
+            </w:r>
+            <w:r>
+              <w:t xml:space="preserve"> </w:t>
+            </w:r>
+            <w:r>
+              <w:rPr>
+                <w:rStyle w:val="VerbatimChar"/>
+              </w:rPr>
+              <w:t xml:space="preserve">claude</w:t>
+            </w:r>
+            <w:r>
+              <w:t xml:space="preserve"> </w:t>
+            </w:r>
+            <w:r>
+              <w:t xml:space="preserve">in the VS Code Terminal for the full set</w:t>
+            </w:r>
+          </w:p>
+        </w:tc>
+      </w:tr>
+      <w:tr>
+        <w:tc>
+          <w:tcPr/>
+          <w:p>
+            <w:pPr>
+              <w:pStyle w:val="Compact"/>
+            </w:pPr>
+            <w:r>
+              <w:rPr>
+                <w:rStyle w:val="VerbatimChar"/>
+              </w:rPr>
+              <w:t xml:space="preserve">claude</w:t>
+            </w:r>
+            <w:r>
+              <w:t xml:space="preserve"> </w:t>
+            </w:r>
+            <w:r>
+              <w:t xml:space="preserve">not found in the VS Code Terminal</w:t>
+            </w:r>
+          </w:p>
+        </w:tc>
+        <w:tc>
+          <w:tcPr/>
+          <w:p>
+            <w:pPr>
+              <w:pStyle w:val="Compact"/>
+            </w:pPr>
+            <w:r>
+              <w:t xml:space="preserve">Install the command-line version (Guide 0); the extension has its own private copy</w:t>
+            </w:r>
+          </w:p>
+        </w:tc>
+      </w:tr>
+      <w:tr>
+        <w:tc>
+          <w:tcPr/>
+          <w:p>
+            <w:pPr>
+              <w:pStyle w:val="Compact"/>
+            </w:pPr>
+            <w:r>
+              <w:t xml:space="preserve">Cmd+Esc does nothing (macOS Tahoe)</w:t>
+            </w:r>
+          </w:p>
+        </w:tc>
+        <w:tc>
+          <w:tcPr/>
+          <w:p>
+            <w:pPr>
+              <w:pStyle w:val="Compact"/>
+            </w:pPr>
+            <w:r>
+              <w:t xml:space="preserve">System Settings → Keyboard → Keyboard Shortcuts → Game Controllers → clear</w:t>
+            </w:r>
+            <w:r>
+              <w:t xml:space="preserve"> </w:t>
+            </w:r>
+            <w:r>
+              <w:rPr>
+                <w:b/>
+                <w:bCs/>
+              </w:rPr>
+              <w:t xml:space="preserve">Game Overlay</w:t>
+            </w:r>
+          </w:p>
+        </w:tc>
+      </w:tr>
+      <w:tr>
+        <w:tc>
+          <w:tcPr/>
+          <w:p>
+            <w:pPr>
+              <w:pStyle w:val="Compact"/>
+            </w:pPr>
+            <w:r>
+              <w:t xml:space="preserve">“Operation not permitted”</w:t>
+            </w:r>
+            <w:r>
+              <w:t xml:space="preserve"> </w:t>
+            </w:r>
+            <w:r>
+              <w:t xml:space="preserve">for Documents</w:t>
+            </w:r>
+          </w:p>
+        </w:tc>
+        <w:tc>
+          <w:tcPr/>
+          <w:p>
+            <w:pPr>
+              <w:pStyle w:val="Compact"/>
+            </w:pPr>
+            <w:r>
+              <w:t xml:space="preserve">Allow Documents for VS Code: System Settings → Privacy &amp; Security → Files &amp; Folders</w:t>
+            </w:r>
+          </w:p>
+        </w:tc>
+      </w:tr>
+    </w:tbl>
+    <w:p>
+      <w:pPr>
+        <w:pStyle w:val="BodyText"/>
+      </w:pPr>
+      <w:r>
+        <w:rPr>
+          <w:b/>
+          <w:bCs/>
+        </w:rPr>
+        <w:t xml:space="preserve">Keep in mind.</w:t>
+      </w:r>
+      <w:r>
+        <w:t xml:space="preserve"> </w:t>
+      </w:r>
+      <w:r>
+        <w:t xml:space="preserve">The panel, the VS Code Terminal and Obsidian all work on the same files. Review a diff before accepting it, and don’t edit a note in Obsidian while Claude is changing it. On Windows with WSL, open the vault in a WSL window (Guide 5, Windows variant); Windows and WSL keep separate Claude installations.</w:t>
+      </w:r>
+    </w:p>
+    <w:p>
+      <w:pPr>
+        <w:pStyle w:val="BodyText"/>
+      </w:pPr>
+      <w:r>
+        <w:rPr>
+          <w:b/>
+          <w:bCs/>
+        </w:rPr>
+        <w:t xml:space="preserve">Sources.</w:t>
+      </w:r>
+      <w:r>
+        <w:t xml:space="preserve"> </w:t>
+      </w:r>
+      <w:r>
+        <w:t xml:space="preserve">code.claude.com/docs/en/vs-code and code.claude.com/docs/en/setup (checked 2026-10-22); code.visualstudio.com/docs (install, Markdown preview,</w:t>
+      </w:r>
+      <w:r>
+        <w:t xml:space="preserve"> </w:t>
+      </w:r>
+      <w:r>
+        <w:rPr>
+          <w:rStyle w:val="VerbatimChar"/>
+        </w:rPr>
+        <w:t xml:space="preserve">code</w:t>
+      </w:r>
+      <w:r>
+        <w:t xml:space="preserve"> </w:t>
+      </w:r>
+      <w:r>
+        <w:t xml:space="preserve">command).</w:t>
+      </w:r>
+    </w:p>
+    <w:bookmarkEnd w:id="16"/>
+    <w:bookmarkStart w:id="17" w:name="guide-3-git-history-and-safety-net"/>
+    <w:p>
+      <w:pPr>
+        <w:pStyle w:val="Heading1"/>
+      </w:pPr>
+      <w:r>
+        <w:t xml:space="preserve">Guide 3 · Git (history and safety net)</w:t>
+      </w:r>
+    </w:p>
+    <w:p>
+      <w:pPr>
+        <w:pStyle w:val="FirstParagraph"/>
+      </w:pPr>
+      <w:r>
+        <w:rPr>
+          <w:b/>
+          <w:bCs/>
+        </w:rPr>
+        <w:t xml:space="preserve">What you get.</w:t>
+      </w:r>
+      <w:r>
+        <w:t xml:space="preserve"> </w:t>
+      </w:r>
+      <w:r>
+        <w:t xml:space="preserve">Every change to every note is recorded and reversible. This vault uses Git for its full history.</w:t>
+      </w:r>
+      <w:r>
+        <w:t xml:space="preserve"> </w:t>
+      </w:r>
+      <w:r>
+        <w:rPr>
+          <w:i/>
+          <w:iCs/>
+        </w:rPr>
         <w:t xml:space="preserve">[vault]</w:t>
       </w:r>
     </w:p>
@@ -3626,6 +5074,536 @@
         <w:t xml:space="preserve"> </w:t>
       </w:r>
       <w:r>
+        <w:t xml:space="preserve">working.</w:t>
+      </w:r>
+      <w:r>
+        <w:t xml:space="preserve"> </w:t>
+      </w:r>
+      <w:r>
+        <w:rPr>
+          <w:b/>
+          <w:bCs/>
+        </w:rPr>
+        <w:t xml:space="preserve">Before you start:</w:t>
+      </w:r>
+      <w:r>
+        <w:t xml:space="preserve"> </w:t>
+      </w:r>
+      <w:r>
+        <w:t xml:space="preserve">Git installed:</w:t>
+      </w:r>
+      <w:r>
+        <w:t xml:space="preserve"> </w:t>
+      </w:r>
+      <w:r>
+        <w:rPr>
+          <w:rStyle w:val="VerbatimChar"/>
+        </w:rPr>
+        <w:t xml:space="preserve">git --version</w:t>
+      </w:r>
+      <w:r>
+        <w:t xml:space="preserve"> </w:t>
+      </w:r>
+      <w:r>
+        <w:t xml:space="preserve">prints a version. On a Mac, the first</w:t>
+      </w:r>
+      <w:r>
+        <w:t xml:space="preserve"> </w:t>
+      </w:r>
+      <w:r>
+        <w:rPr>
+          <w:rStyle w:val="VerbatimChar"/>
+        </w:rPr>
+        <w:t xml:space="preserve">git</w:t>
+      </w:r>
+      <w:r>
+        <w:t xml:space="preserve"> </w:t>
+      </w:r>
+      <w:r>
+        <w:t xml:space="preserve">command may offer to install the Command Line Tools; click</w:t>
+      </w:r>
+      <w:r>
+        <w:t xml:space="preserve"> </w:t>
+      </w:r>
+      <w:r>
+        <w:rPr>
+          <w:b/>
+          <w:bCs/>
+        </w:rPr>
+        <w:t xml:space="preserve">Install</w:t>
+      </w:r>
+      <w:r>
+        <w:t xml:space="preserve"> </w:t>
+      </w:r>
+      <w:r>
+        <w:t xml:space="preserve">and run it again afterwards.</w:t>
+      </w:r>
+      <w:r>
+        <w:t xml:space="preserve"> </w:t>
+      </w:r>
+      <w:r>
+        <w:rPr>
+          <w:i/>
+          <w:iCs/>
+        </w:rPr>
+        <w:t xml:space="preserve">[docs]</w:t>
+      </w:r>
+    </w:p>
+    <w:p>
+      <w:pPr>
+        <w:numPr>
+          <w:ilvl w:val="0"/>
+          <w:numId w:val="1007"/>
+        </w:numPr>
+      </w:pPr>
+      <w:r>
+        <w:rPr>
+          <w:b/>
+          <w:bCs/>
+        </w:rPr>
+        <w:t xml:space="preserve">Initialise</w:t>
+      </w:r>
+      <w:r>
+        <w:t xml:space="preserve"> </w:t>
+      </w:r>
+      <w:r>
+        <w:t xml:space="preserve">(Terminal, inside the vault):</w:t>
+      </w:r>
+    </w:p>
+    <w:p>
+      <w:pPr>
+        <w:pStyle w:val="SourceCode"/>
+        <w:numPr>
+          <w:ilvl w:val="0"/>
+          <w:numId w:val="1000"/>
+        </w:numPr>
+      </w:pPr>
+      <w:r>
+        <w:rPr>
+          <w:rStyle w:val="BuiltInTok"/>
+        </w:rPr>
+        <w:t xml:space="preserve">cd</w:t>
+      </w:r>
+      <w:r>
+        <w:rPr>
+          <w:rStyle w:val="NormalTok"/>
+        </w:rPr>
+        <w:t xml:space="preserve"> ~/Documents/</w:t>
+      </w:r>
+      <w:r>
+        <w:rPr>
+          <w:rStyle w:val="StringTok"/>
+        </w:rPr>
+        <w:t xml:space="preserve">"Second Brain"</w:t>
+      </w:r>
+      <w:r>
+        <w:br/>
+      </w:r>
+      <w:r>
+        <w:rPr>
+          <w:rStyle w:val="FunctionTok"/>
+        </w:rPr>
+        <w:t xml:space="preserve">git</w:t>
+      </w:r>
+      <w:r>
+        <w:rPr>
+          <w:rStyle w:val="NormalTok"/>
+        </w:rPr>
+        <w:t xml:space="preserve"> init</w:t>
+      </w:r>
+    </w:p>
+    <w:p>
+      <w:pPr>
+        <w:numPr>
+          <w:ilvl w:val="0"/>
+          <w:numId w:val="1007"/>
+        </w:numPr>
+      </w:pPr>
+      <w:r>
+        <w:rPr>
+          <w:b/>
+          <w:bCs/>
+        </w:rPr>
+        <w:t xml:space="preserve">Protect secrets first</w:t>
+      </w:r>
+      <w:r>
+        <w:t xml:space="preserve"> </w:t>
+      </w:r>
+      <w:r>
+        <w:t xml:space="preserve">(Terminal): create</w:t>
+      </w:r>
+      <w:r>
+        <w:t xml:space="preserve"> </w:t>
+      </w:r>
+      <w:r>
+        <w:rPr>
+          <w:rStyle w:val="VerbatimChar"/>
+        </w:rPr>
+        <w:t xml:space="preserve">.gitignore</w:t>
+      </w:r>
+      <w:r>
+        <w:t xml:space="preserve"> </w:t>
+      </w:r>
+      <w:r>
+        <w:rPr>
+          <w:i/>
+          <w:iCs/>
+        </w:rPr>
+        <w:t xml:space="preserve">before</w:t>
+      </w:r>
+      <w:r>
+        <w:t xml:space="preserve"> </w:t>
+      </w:r>
+      <w:r>
+        <w:t xml:space="preserve">any key file exists. Include at least the key files you will create (for example</w:t>
+      </w:r>
+      <w:r>
+        <w:t xml:space="preserve"> </w:t>
+      </w:r>
+      <w:r>
+        <w:rPr>
+          <w:rStyle w:val="VerbatimChar"/>
+        </w:rPr>
+        <w:t xml:space="preserve">00-System/Config/.zotero-web-api-key</w:t>
+      </w:r>
+      <w:r>
+        <w:t xml:space="preserve">) and generated intermediates.</w:t>
+      </w:r>
+      <w:r>
+        <w:t xml:space="preserve"> </w:t>
+      </w:r>
+      <w:r>
+        <w:rPr>
+          <w:i/>
+          <w:iCs/>
+        </w:rPr>
+        <w:t xml:space="preserve">[vault]</w:t>
+      </w:r>
+      <w:r>
+        <w:t xml:space="preserve"> </w:t>
+      </w:r>
+      <w:r>
+        <w:rPr>
+          <w:b/>
+          <w:bCs/>
+        </w:rPr>
+        <w:t xml:space="preserve">Check:</w:t>
+      </w:r>
+      <w:r>
+        <w:t xml:space="preserve"> </w:t>
+      </w:r>
+      <w:r>
+        <w:rPr>
+          <w:rStyle w:val="VerbatimChar"/>
+        </w:rPr>
+        <w:t xml:space="preserve">git check-ignore -v &lt;path-to-key-file&gt;</w:t>
+      </w:r>
+      <w:r>
+        <w:t xml:space="preserve"> </w:t>
+      </w:r>
+      <w:r>
+        <w:t xml:space="preserve">prints the matching rule.</w:t>
+      </w:r>
+    </w:p>
+    <w:p>
+      <w:pPr>
+        <w:numPr>
+          <w:ilvl w:val="0"/>
+          <w:numId w:val="1007"/>
+        </w:numPr>
+      </w:pPr>
+      <w:r>
+        <w:rPr>
+          <w:b/>
+          <w:bCs/>
+        </w:rPr>
+        <w:t xml:space="preserve">Tell Git who you are</w:t>
+      </w:r>
+      <w:r>
+        <w:t xml:space="preserve"> </w:t>
+      </w:r>
+      <w:r>
+        <w:t xml:space="preserve">(Terminal, once per computer). Without this, the first commit stops with</w:t>
+      </w:r>
+      <w:r>
+        <w:t xml:space="preserve"> </w:t>
+      </w:r>
+      <w:r>
+        <w:t xml:space="preserve">“Please tell me who you are”</w:t>
+      </w:r>
+      <w:r>
+        <w:t xml:space="preserve">.</w:t>
+      </w:r>
+      <w:r>
+        <w:t xml:space="preserve"> </w:t>
+      </w:r>
+      <w:r>
+        <w:rPr>
+          <w:i/>
+          <w:iCs/>
+        </w:rPr>
+        <w:t xml:space="preserve">[docs]</w:t>
+      </w:r>
+    </w:p>
+    <w:p>
+      <w:pPr>
+        <w:pStyle w:val="SourceCode"/>
+        <w:numPr>
+          <w:ilvl w:val="0"/>
+          <w:numId w:val="1000"/>
+        </w:numPr>
+      </w:pPr>
+      <w:r>
+        <w:rPr>
+          <w:rStyle w:val="FunctionTok"/>
+        </w:rPr>
+        <w:t xml:space="preserve">git</w:t>
+      </w:r>
+      <w:r>
+        <w:rPr>
+          <w:rStyle w:val="NormalTok"/>
+        </w:rPr>
+        <w:t xml:space="preserve"> config </w:t>
+      </w:r>
+      <w:r>
+        <w:rPr>
+          <w:rStyle w:val="AttributeTok"/>
+        </w:rPr>
+        <w:t xml:space="preserve">--global</w:t>
+      </w:r>
+      <w:r>
+        <w:rPr>
+          <w:rStyle w:val="NormalTok"/>
+        </w:rPr>
+        <w:t xml:space="preserve"> user.name </w:t>
+      </w:r>
+      <w:r>
+        <w:rPr>
+          <w:rStyle w:val="StringTok"/>
+        </w:rPr>
+        <w:t xml:space="preserve">"Your Name"</w:t>
+      </w:r>
+      <w:r>
+        <w:br/>
+      </w:r>
+      <w:r>
+        <w:rPr>
+          <w:rStyle w:val="FunctionTok"/>
+        </w:rPr>
+        <w:t xml:space="preserve">git</w:t>
+      </w:r>
+      <w:r>
+        <w:rPr>
+          <w:rStyle w:val="NormalTok"/>
+        </w:rPr>
+        <w:t xml:space="preserve"> config </w:t>
+      </w:r>
+      <w:r>
+        <w:rPr>
+          <w:rStyle w:val="AttributeTok"/>
+        </w:rPr>
+        <w:t xml:space="preserve">--global</w:t>
+      </w:r>
+      <w:r>
+        <w:rPr>
+          <w:rStyle w:val="NormalTok"/>
+        </w:rPr>
+        <w:t xml:space="preserve"> user.email </w:t>
+      </w:r>
+      <w:r>
+        <w:rPr>
+          <w:rStyle w:val="StringTok"/>
+        </w:rPr>
+        <w:t xml:space="preserve">"you@example.com"</w:t>
+      </w:r>
+    </w:p>
+    <w:p>
+      <w:pPr>
+        <w:numPr>
+          <w:ilvl w:val="0"/>
+          <w:numId w:val="1000"/>
+        </w:numPr>
+      </w:pPr>
+      <w:r>
+        <w:rPr>
+          <w:b/>
+          <w:bCs/>
+        </w:rPr>
+        <w:t xml:space="preserve">Check:</w:t>
+      </w:r>
+      <w:r>
+        <w:t xml:space="preserve"> </w:t>
+      </w:r>
+      <w:r>
+        <w:rPr>
+          <w:rStyle w:val="VerbatimChar"/>
+        </w:rPr>
+        <w:t xml:space="preserve">git config --global user.name</w:t>
+      </w:r>
+      <w:r>
+        <w:t xml:space="preserve"> </w:t>
+      </w:r>
+      <w:r>
+        <w:t xml:space="preserve">prints your name.</w:t>
+      </w:r>
+    </w:p>
+    <w:p>
+      <w:pPr>
+        <w:numPr>
+          <w:ilvl w:val="0"/>
+          <w:numId w:val="1007"/>
+        </w:numPr>
+      </w:pPr>
+      <w:r>
+        <w:rPr>
+          <w:b/>
+          <w:bCs/>
+        </w:rPr>
+        <w:t xml:space="preserve">First commit</w:t>
+      </w:r>
+      <w:r>
+        <w:t xml:space="preserve"> </w:t>
+      </w:r>
+      <w:r>
+        <w:t xml:space="preserve">(Terminal):</w:t>
+      </w:r>
+      <w:r>
+        <w:t xml:space="preserve"> </w:t>
+      </w:r>
+      <w:r>
+        <w:rPr>
+          <w:rStyle w:val="VerbatimChar"/>
+        </w:rPr>
+        <w:t xml:space="preserve">git add -A &amp;&amp; git commit -m "Initial vault"</w:t>
+      </w:r>
+      <w:r>
+        <w:t xml:space="preserve"> </w:t>
+      </w:r>
+      <w:r>
+        <w:rPr>
+          <w:b/>
+          <w:bCs/>
+        </w:rPr>
+        <w:t xml:space="preserve">Check:</w:t>
+      </w:r>
+      <w:r>
+        <w:t xml:space="preserve"> </w:t>
+      </w:r>
+      <w:r>
+        <w:rPr>
+          <w:rStyle w:val="VerbatimChar"/>
+        </w:rPr>
+        <w:t xml:space="preserve">git log --oneline</w:t>
+      </w:r>
+      <w:r>
+        <w:t xml:space="preserve"> </w:t>
+      </w:r>
+      <w:r>
+        <w:t xml:space="preserve">shows the commit.</w:t>
+      </w:r>
+    </w:p>
+    <w:p>
+      <w:pPr>
+        <w:numPr>
+          <w:ilvl w:val="0"/>
+          <w:numId w:val="1007"/>
+        </w:numPr>
+      </w:pPr>
+      <w:r>
+        <w:rPr>
+          <w:b/>
+          <w:bCs/>
+        </w:rPr>
+        <w:t xml:space="preserve">Work in branches for projects</w:t>
+      </w:r>
+      <w:r>
+        <w:t xml:space="preserve"> </w:t>
+      </w:r>
+      <w:r>
+        <w:t xml:space="preserve">(optional): this vault keeps a project’s work on its own branch until it is ready.</w:t>
+      </w:r>
+      <w:r>
+        <w:t xml:space="preserve"> </w:t>
+      </w:r>
+      <w:r>
+        <w:rPr>
+          <w:i/>
+          <w:iCs/>
+        </w:rPr>
+        <w:t xml:space="preserve">[vault]</w:t>
+      </w:r>
+    </w:p>
+    <w:p>
+      <w:pPr>
+        <w:pStyle w:val="FirstParagraph"/>
+      </w:pPr>
+      <w:r>
+        <w:rPr>
+          <w:b/>
+          <w:bCs/>
+        </w:rPr>
+        <w:t xml:space="preserve">If something goes wrong.</w:t>
+      </w:r>
+      <w:r>
+        <w:t xml:space="preserve"> </w:t>
+      </w:r>
+      <w:r>
+        <w:t xml:space="preserve">A secret was committed → rotate the secret at its provider first, then clean the history. Deleting the file alone is not enough.</w:t>
+      </w:r>
+    </w:p>
+    <w:bookmarkEnd w:id="17"/>
+    <w:bookmarkStart w:id="18" w:name="X47ff35a6ea11f42019acb405023eef07bf9bc84"/>
+    <w:p>
+      <w:pPr>
+        <w:pStyle w:val="Heading1"/>
+      </w:pPr>
+      <w:r>
+        <w:t xml:space="preserve">Guide 4 · Source-pipeline tools (PDF, OCR and Word/PDF output)</w:t>
+      </w:r>
+    </w:p>
+    <w:p>
+      <w:pPr>
+        <w:pStyle w:val="FirstParagraph"/>
+      </w:pPr>
+      <w:r>
+        <w:rPr>
+          <w:b/>
+          <w:bCs/>
+        </w:rPr>
+        <w:t xml:space="preserve">What you get.</w:t>
+      </w:r>
+      <w:r>
+        <w:t xml:space="preserve"> </w:t>
+      </w:r>
+      <w:r>
+        <w:t xml:space="preserve">The free command-line programs that the vault’s scripts call when a new PDF arrives: they read a PDF’s text layer, run OCR (optical character recognition: turning a scanned page image into text) on scanned books, add page markers so every note can cite a page, and check the text quality. Pandoc then turns Markdown write-ups into Word and PDF files. You install them once; after that, Claude runs them for you.</w:t>
+      </w:r>
+      <w:r>
+        <w:t xml:space="preserve"> </w:t>
+      </w:r>
+      <w:r>
+        <w:rPr>
+          <w:i/>
+          <w:iCs/>
+        </w:rPr>
+        <w:t xml:space="preserve">[vault]</w:t>
+      </w:r>
+    </w:p>
+    <w:p>
+      <w:pPr>
+        <w:pStyle w:val="BodyText"/>
+      </w:pPr>
+      <w:r>
+        <w:rPr>
+          <w:b/>
+          <w:bCs/>
+        </w:rPr>
+        <w:t xml:space="preserve">Status:</w:t>
+      </w:r>
+      <w:r>
+        <w:t xml:space="preserve"> </w:t>
+      </w:r>
+      <w:r>
         <w:t xml:space="preserve">working. On 2026-10-06,</w:t>
       </w:r>
       <w:r>
@@ -3657,7 +5635,46 @@
         <w:t xml:space="preserve"> </w:t>
       </w:r>
       <w:r>
-        <w:t xml:space="preserve">a Mac, Guide 0 (Claude Code) and Guide 1 (the vault folder). Most of the time is download time.</w:t>
+        <w:t xml:space="preserve">a Mac, Guide 0 (Claude Code) and Guide 1 (the vault folder), plus the vault’s scripts:</w:t>
+      </w:r>
+      <w:r>
+        <w:t xml:space="preserve"> </w:t>
+      </w:r>
+      <w:r>
+        <w:rPr>
+          <w:rStyle w:val="VerbatimChar"/>
+        </w:rPr>
+        <w:t xml:space="preserve">00-System/Scripts/</w:t>
+      </w:r>
+      <w:r>
+        <w:t xml:space="preserve"> </w:t>
+      </w:r>
+      <w:r>
+        <w:t xml:space="preserve">and</w:t>
+      </w:r>
+      <w:r>
+        <w:t xml:space="preserve"> </w:t>
+      </w:r>
+      <w:r>
+        <w:rPr>
+          <w:rStyle w:val="VerbatimChar"/>
+        </w:rPr>
+        <w:t xml:space="preserve">00-System/requirements.txt</w:t>
+      </w:r>
+      <w:r>
+        <w:t xml:space="preserve"> </w:t>
+      </w:r>
+      <w:r>
+        <w:t xml:space="preserve">come with the starter pack (</w:t>
+      </w:r>
+      <w:r>
+        <w:rPr>
+          <w:rStyle w:val="VerbatimChar"/>
+        </w:rPr>
+        <w:t xml:space="preserve">vault-starter</w:t>
+      </w:r>
+      <w:r>
+        <w:t xml:space="preserve">). Most of the time is download time.</w:t>
       </w:r>
       <w:r>
         <w:t xml:space="preserve"> </w:t>
@@ -4151,7 +6168,7 @@
       <w:pPr>
         <w:numPr>
           <w:ilvl w:val="0"/>
-          <w:numId w:val="1007"/>
+          <w:numId w:val="1008"/>
         </w:numPr>
       </w:pPr>
       <w:r>
@@ -4320,7 +6337,7 @@
       <w:pPr>
         <w:numPr>
           <w:ilvl w:val="0"/>
-          <w:numId w:val="1007"/>
+          <w:numId w:val="1008"/>
         </w:numPr>
       </w:pPr>
       <w:r>
@@ -4417,7 +6434,7 @@
       <w:pPr>
         <w:numPr>
           <w:ilvl w:val="0"/>
-          <w:numId w:val="1007"/>
+          <w:numId w:val="1008"/>
         </w:numPr>
       </w:pPr>
       <w:r>
@@ -4592,7 +6609,7 @@
       <w:pPr>
         <w:numPr>
           <w:ilvl w:val="0"/>
-          <w:numId w:val="1007"/>
+          <w:numId w:val="1008"/>
         </w:numPr>
       </w:pPr>
       <w:r>
@@ -4716,7 +6733,7 @@
       <w:pPr>
         <w:numPr>
           <w:ilvl w:val="0"/>
-          <w:numId w:val="1007"/>
+          <w:numId w:val="1008"/>
         </w:numPr>
       </w:pPr>
       <w:r>
@@ -4806,13 +6823,13 @@
         <w:rPr>
           <w:rStyle w:val="NormalTok"/>
         </w:rPr>
-        <w:t xml:space="preserve"> </w:t>
+        <w:t xml:space="preserve"> ~/Documents/</w:t>
       </w:r>
       <w:r>
         <w:rPr>
           <w:rStyle w:val="StringTok"/>
         </w:rPr>
-        <w:t xml:space="preserve">"/path/to/Your Vault"</w:t>
+        <w:t xml:space="preserve">"Second Brain"</w:t>
       </w:r>
       <w:r>
         <w:br/>
@@ -5023,7 +7040,7 @@
       <w:pPr>
         <w:numPr>
           <w:ilvl w:val="0"/>
-          <w:numId w:val="1007"/>
+          <w:numId w:val="1008"/>
         </w:numPr>
       </w:pPr>
       <w:r>
@@ -5137,7 +7154,7 @@
       <w:pPr>
         <w:numPr>
           <w:ilvl w:val="0"/>
-          <w:numId w:val="1007"/>
+          <w:numId w:val="1008"/>
         </w:numPr>
       </w:pPr>
       <w:r>
@@ -5295,7 +7312,7 @@
       <w:pPr>
         <w:numPr>
           <w:ilvl w:val="0"/>
-          <w:numId w:val="1007"/>
+          <w:numId w:val="1008"/>
         </w:numPr>
       </w:pPr>
       <w:r>
@@ -5377,7 +7394,7 @@
       <w:pPr>
         <w:numPr>
           <w:ilvl w:val="0"/>
-          <w:numId w:val="1007"/>
+          <w:numId w:val="1008"/>
         </w:numPr>
       </w:pPr>
       <w:r>
@@ -5512,7 +7529,7 @@
       <w:pPr>
         <w:numPr>
           <w:ilvl w:val="0"/>
-          <w:numId w:val="1007"/>
+          <w:numId w:val="1008"/>
         </w:numPr>
       </w:pPr>
       <w:r>
@@ -5703,7 +7720,7 @@
         <w:pStyle w:val="Compact"/>
         <w:numPr>
           <w:ilvl w:val="0"/>
-          <w:numId w:val="1008"/>
+          <w:numId w:val="1009"/>
         </w:numPr>
       </w:pPr>
       <w:r>
@@ -5736,7 +7753,7 @@
         <w:pStyle w:val="Compact"/>
         <w:numPr>
           <w:ilvl w:val="0"/>
-          <w:numId w:val="1008"/>
+          <w:numId w:val="1009"/>
         </w:numPr>
       </w:pPr>
       <w:r>
@@ -5784,7 +7801,7 @@
         <w:pStyle w:val="Compact"/>
         <w:numPr>
           <w:ilvl w:val="0"/>
-          <w:numId w:val="1008"/>
+          <w:numId w:val="1009"/>
         </w:numPr>
       </w:pPr>
       <w:r>
@@ -5865,7 +7882,7 @@
         <w:pStyle w:val="Compact"/>
         <w:numPr>
           <w:ilvl w:val="0"/>
-          <w:numId w:val="1008"/>
+          <w:numId w:val="1009"/>
         </w:numPr>
       </w:pPr>
       <w:r>
@@ -5916,7 +7933,7 @@
         <w:pStyle w:val="Compact"/>
         <w:numPr>
           <w:ilvl w:val="0"/>
-          <w:numId w:val="1008"/>
+          <w:numId w:val="1009"/>
         </w:numPr>
       </w:pPr>
       <w:r>
@@ -5961,7 +7978,7 @@
         <w:pStyle w:val="Compact"/>
         <w:numPr>
           <w:ilvl w:val="0"/>
-          <w:numId w:val="1008"/>
+          <w:numId w:val="1009"/>
         </w:numPr>
       </w:pPr>
       <w:r>
@@ -6103,14 +8120,14 @@
         <w:t xml:space="preserve">.</w:t>
       </w:r>
     </w:p>
-    <w:bookmarkEnd w:id="17"/>
-    <w:bookmarkStart w:id="25" w:name="guide-4-jev-calibrated-judgments"/>
+    <w:bookmarkEnd w:id="18"/>
+    <w:bookmarkStart w:id="26" w:name="guide-5-jev-calibrated-judgments"/>
     <w:p>
       <w:pPr>
         <w:pStyle w:val="Heading1"/>
       </w:pPr>
       <w:r>
-        <w:t xml:space="preserve">Guide 4 · Jev (calibrated judgments)</w:t>
+        <w:t xml:space="preserve">Guide 5 · Jev (calibrated judgments)</w:t>
       </w:r>
     </w:p>
     <w:p>
@@ -6245,18 +8262,18 @@
           <wp:inline>
             <wp:extent cx="5334000" cy="2628900"/>
             <wp:effectExtent b="0" l="0" r="0" t="0"/>
-            <wp:docPr descr="Jev as “System 1”, Claude as “System 2”" title="" id="19" name="Picture"/>
+            <wp:docPr descr="Jev as “System 1”, Claude as “System 2”" title="" id="20" name="Picture"/>
             <a:graphic>
               <a:graphicData uri="http://schemas.openxmlformats.org/drawingml/2006/picture">
                 <pic:pic>
                   <pic:nvPicPr>
-                    <pic:cNvPr descr="diagrams/21-jev-system1-claude-system2.png" id="20" name="Picture"/>
+                    <pic:cNvPr descr="diagrams/21-jev-system1-claude-system2.png" id="21" name="Picture"/>
                     <pic:cNvPicPr>
                       <a:picLocks noChangeArrowheads="1" noChangeAspect="1"/>
                     </pic:cNvPicPr>
                   </pic:nvPicPr>
                   <pic:blipFill>
-                    <a:blip r:embed="rId18"/>
+                    <a:blip r:embed="rId19"/>
                     <a:stretch>
                       <a:fillRect/>
                     </a:stretch>
@@ -6358,7 +8375,22 @@
         <w:t xml:space="preserve">npx</w:t>
       </w:r>
       <w:r>
-        <w:t xml:space="preserve">) (companion); a TypeSafe account.</w:t>
+        <w:t xml:space="preserve">) (companion); a TypeSafe account. No Node yet? On a Mac,</w:t>
+      </w:r>
+      <w:r>
+        <w:t xml:space="preserve"> </w:t>
+      </w:r>
+      <w:r>
+        <w:rPr>
+          <w:rStyle w:val="VerbatimChar"/>
+        </w:rPr>
+        <w:t xml:space="preserve">brew install node</w:t>
+      </w:r>
+      <w:r>
+        <w:t xml:space="preserve"> </w:t>
+      </w:r>
+      <w:r>
+        <w:t xml:space="preserve">(Homebrew comes from Guide 4), then open a new Terminal window.</w:t>
       </w:r>
     </w:p>
     <w:p>
@@ -6447,18 +8479,18 @@
           <wp:inline>
             <wp:extent cx="5334000" cy="3238500"/>
             <wp:effectExtent b="0" l="0" r="0" t="0"/>
-            <wp:docPr descr="Installing Jev: three components, eight steps" title="" id="22" name="Picture"/>
+            <wp:docPr descr="Installing Jev: three components, eight steps" title="" id="23" name="Picture"/>
             <a:graphic>
               <a:graphicData uri="http://schemas.openxmlformats.org/drawingml/2006/picture">
                 <pic:pic>
                   <pic:nvPicPr>
-                    <pic:cNvPr descr="diagrams/10-jev-install.png" id="23" name="Picture"/>
+                    <pic:cNvPr descr="diagrams/10-jev-install.png" id="24" name="Picture"/>
                     <pic:cNvPicPr>
                       <a:picLocks noChangeArrowheads="1" noChangeAspect="1"/>
                     </pic:cNvPicPr>
                   </pic:nvPicPr>
                   <pic:blipFill>
-                    <a:blip r:embed="rId21"/>
+                    <a:blip r:embed="rId22"/>
                     <a:stretch>
                       <a:fillRect/>
                     </a:stretch>
@@ -6497,7 +8529,7 @@
       <w:pPr>
         <w:numPr>
           <w:ilvl w:val="0"/>
-          <w:numId w:val="1009"/>
+          <w:numId w:val="1010"/>
         </w:numPr>
       </w:pPr>
       <w:r>
@@ -6533,7 +8565,7 @@
       <w:pPr>
         <w:numPr>
           <w:ilvl w:val="0"/>
-          <w:numId w:val="1009"/>
+          <w:numId w:val="1010"/>
         </w:numPr>
       </w:pPr>
       <w:r>
@@ -6609,7 +8641,7 @@
       <w:pPr>
         <w:numPr>
           <w:ilvl w:val="0"/>
-          <w:numId w:val="1009"/>
+          <w:numId w:val="1010"/>
         </w:numPr>
       </w:pPr>
       <w:r>
@@ -6689,7 +8721,7 @@
       <w:pPr>
         <w:numPr>
           <w:ilvl w:val="0"/>
-          <w:numId w:val="1009"/>
+          <w:numId w:val="1010"/>
         </w:numPr>
       </w:pPr>
       <w:r>
@@ -6922,7 +8954,7 @@
       <w:pPr>
         <w:numPr>
           <w:ilvl w:val="0"/>
-          <w:numId w:val="1009"/>
+          <w:numId w:val="1010"/>
         </w:numPr>
       </w:pPr>
       <w:r>
@@ -6980,7 +9012,7 @@
       <w:pPr>
         <w:numPr>
           <w:ilvl w:val="0"/>
-          <w:numId w:val="1009"/>
+          <w:numId w:val="1010"/>
         </w:numPr>
       </w:pPr>
       <w:r>
@@ -7035,7 +9067,7 @@
       <w:pPr>
         <w:numPr>
           <w:ilvl w:val="0"/>
-          <w:numId w:val="1009"/>
+          <w:numId w:val="1010"/>
         </w:numPr>
       </w:pPr>
       <w:r>
@@ -7102,7 +9134,7 @@
       <w:pPr>
         <w:numPr>
           <w:ilvl w:val="0"/>
-          <w:numId w:val="1009"/>
+          <w:numId w:val="1010"/>
         </w:numPr>
       </w:pPr>
       <w:r>
@@ -7529,13 +9561,13 @@
         <w:t xml:space="preserve">student-identifiable data, unpublished confidential research, or credentials.</w:t>
       </w:r>
     </w:p>
-    <w:bookmarkStart w:id="24" w:name="X6a4a9e72aa828e000610f3546b270065881edc4"/>
+    <w:bookmarkStart w:id="25" w:name="Xbc3e1c5a72b533757f18f8eab6e6fff5d49c384"/>
     <w:p>
       <w:pPr>
         <w:pStyle w:val="Heading2"/>
       </w:pPr>
       <w:r>
-        <w:t xml:space="preserve">Guide 4, Windows variant: VS Code + WSL (Ubuntu)</w:t>
+        <w:t xml:space="preserve">Guide 5, Windows variant: VS Code + WSL (Ubuntu)</w:t>
       </w:r>
     </w:p>
     <w:p>
@@ -7940,7 +9972,7 @@
       <w:pPr>
         <w:numPr>
           <w:ilvl w:val="0"/>
-          <w:numId w:val="1010"/>
+          <w:numId w:val="1011"/>
         </w:numPr>
       </w:pPr>
       <w:r>
@@ -8060,7 +10092,7 @@
       <w:pPr>
         <w:numPr>
           <w:ilvl w:val="0"/>
-          <w:numId w:val="1010"/>
+          <w:numId w:val="1011"/>
         </w:numPr>
       </w:pPr>
       <w:r>
@@ -8081,7 +10113,7 @@
       <w:pPr>
         <w:numPr>
           <w:ilvl w:val="0"/>
-          <w:numId w:val="1010"/>
+          <w:numId w:val="1011"/>
         </w:numPr>
       </w:pPr>
       <w:r>
@@ -8340,7 +10372,7 @@
       <w:pPr>
         <w:numPr>
           <w:ilvl w:val="0"/>
-          <w:numId w:val="1010"/>
+          <w:numId w:val="1011"/>
         </w:numPr>
       </w:pPr>
       <w:r>
@@ -8362,7 +10394,7 @@
         <w:pStyle w:val="Compact"/>
         <w:numPr>
           <w:ilvl w:val="1"/>
-          <w:numId w:val="1011"/>
+          <w:numId w:val="1012"/>
         </w:numPr>
       </w:pPr>
       <w:r>
@@ -8387,7 +10419,7 @@
         <w:pStyle w:val="Compact"/>
         <w:numPr>
           <w:ilvl w:val="1"/>
-          <w:numId w:val="1011"/>
+          <w:numId w:val="1012"/>
         </w:numPr>
       </w:pPr>
       <w:r>
@@ -8468,7 +10500,7 @@
         <w:pStyle w:val="Compact"/>
         <w:numPr>
           <w:ilvl w:val="1"/>
-          <w:numId w:val="1011"/>
+          <w:numId w:val="1012"/>
         </w:numPr>
       </w:pPr>
       <w:r>
@@ -8500,127 +10532,127 @@
     <w:p>
       <w:pPr>
         <w:pStyle w:val="Compact"/>
-        <w:numPr>
-          <w:ilvl w:val="1"/>
-          <w:numId w:val="1011"/>
-        </w:numPr>
-      </w:pPr>
-      <w:r>
-        <w:t xml:space="preserve">With</w:t>
-      </w:r>
-      <w:r>
-        <w:t xml:space="preserve"> </w:t>
-      </w:r>
-      <w:r>
-        <w:rPr>
-          <w:rStyle w:val="VerbatimChar"/>
-        </w:rPr>
-        <w:t xml:space="preserve">jev@jev-mcp</w:t>
-      </w:r>
-      <w:r>
-        <w:t xml:space="preserve">, use</w:t>
-      </w:r>
-      <w:r>
-        <w:t xml:space="preserve"> </w:t>
-      </w:r>
-      <w:r>
-        <w:rPr>
-          <w:rStyle w:val="VerbatimChar"/>
-        </w:rPr>
-        <w:t xml:space="preserve">/mcp</w:t>
-      </w:r>
-      <w:r>
-        <w:t xml:space="preserve"> </w:t>
-      </w:r>
-      <w:r>
-        <w:t xml:space="preserve">and step 7 above instead.</w:t>
-      </w:r>
-    </w:p>
-    <w:p>
-      <w:pPr>
-        <w:numPr>
-          <w:ilvl w:val="0"/>
-          <w:numId w:val="1010"/>
-        </w:numPr>
-      </w:pPr>
-      <w:r>
-        <w:rPr>
-          <w:b/>
-          <w:bCs/>
-        </w:rPr>
-        <w:t xml:space="preserve">Stay in shadow mode at first</w:t>
-      </w:r>
-      <w:r>
-        <w:t xml:space="preserve"> </w:t>
-      </w:r>
-      <w:r>
-        <w:t xml:space="preserve">(inside Claude Code). In shadow mode Jev records its decisions but does not change Claude Code’s permission prompts. Commands and their outputs may be sent to TypeSafe. Do not let Jev control permissions for work involving confidential, student-identifiable or institutional data until you have decided what may be sent.</w:t>
-      </w:r>
-    </w:p>
-    <w:p>
-      <w:pPr>
-        <w:numPr>
-          <w:ilvl w:val="0"/>
-          <w:numId w:val="1010"/>
-        </w:numPr>
-      </w:pPr>
-      <w:r>
-        <w:rPr>
-          <w:b/>
-          <w:bCs/>
-        </w:rPr>
-        <w:t xml:space="preserve">Tried, not enough:</w:t>
-      </w:r>
-      <w:r>
-        <w:rPr>
-          <w:b/>
-          <w:bCs/>
-        </w:rPr>
-        <w:t xml:space="preserve"> </w:t>
-      </w:r>
-      <w:r>
-        <w:rPr>
-          <w:b/>
-          <w:bCs/>
-        </w:rPr>
-        <w:t xml:space="preserve">“Window: Restore Windows = all”</w:t>
-      </w:r>
-      <w:r>
-        <w:t xml:space="preserve"> </w:t>
-      </w:r>
-      <w:r>
-        <w:t xml:space="preserve">(VS Code settings). VS Code reopened its windows, but the vault came back in Windows with a PowerShell prompt, not in WSL.</w:t>
-      </w:r>
-    </w:p>
-    <w:p>
-      <w:pPr>
-        <w:numPr>
-          <w:ilvl w:val="0"/>
-          <w:numId w:val="1010"/>
-        </w:numPr>
-      </w:pPr>
-      <w:r>
-        <w:rPr>
-          <w:b/>
-          <w:bCs/>
-        </w:rPr>
-        <w:t xml:space="preserve">Open WSL with one click: a desktop shortcut</w:t>
-      </w:r>
-      <w:r>
-        <w:t xml:space="preserve"> </w:t>
-      </w:r>
-      <w:r>
-        <w:t xml:space="preserve">(Windows).</w:t>
-      </w:r>
-    </w:p>
-    <w:p>
-      <w:pPr>
         <w:numPr>
           <w:ilvl w:val="1"/>
           <w:numId w:val="1012"/>
         </w:numPr>
       </w:pPr>
       <w:r>
+        <w:t xml:space="preserve">With</w:t>
+      </w:r>
+      <w:r>
+        <w:t xml:space="preserve"> </w:t>
+      </w:r>
+      <w:r>
+        <w:rPr>
+          <w:rStyle w:val="VerbatimChar"/>
+        </w:rPr>
+        <w:t xml:space="preserve">jev@jev-mcp</w:t>
+      </w:r>
+      <w:r>
+        <w:t xml:space="preserve">, use</w:t>
+      </w:r>
+      <w:r>
+        <w:t xml:space="preserve"> </w:t>
+      </w:r>
+      <w:r>
+        <w:rPr>
+          <w:rStyle w:val="VerbatimChar"/>
+        </w:rPr>
+        <w:t xml:space="preserve">/mcp</w:t>
+      </w:r>
+      <w:r>
+        <w:t xml:space="preserve"> </w:t>
+      </w:r>
+      <w:r>
+        <w:t xml:space="preserve">and step 7 above instead.</w:t>
+      </w:r>
+    </w:p>
+    <w:p>
+      <w:pPr>
+        <w:numPr>
+          <w:ilvl w:val="0"/>
+          <w:numId w:val="1011"/>
+        </w:numPr>
+      </w:pPr>
+      <w:r>
+        <w:rPr>
+          <w:b/>
+          <w:bCs/>
+        </w:rPr>
+        <w:t xml:space="preserve">Stay in shadow mode at first</w:t>
+      </w:r>
+      <w:r>
+        <w:t xml:space="preserve"> </w:t>
+      </w:r>
+      <w:r>
+        <w:t xml:space="preserve">(inside Claude Code). In shadow mode Jev records its decisions but does not change Claude Code’s permission prompts. Commands and their outputs may be sent to TypeSafe. Do not let Jev control permissions for work involving confidential, student-identifiable or institutional data until you have decided what may be sent.</w:t>
+      </w:r>
+    </w:p>
+    <w:p>
+      <w:pPr>
+        <w:numPr>
+          <w:ilvl w:val="0"/>
+          <w:numId w:val="1011"/>
+        </w:numPr>
+      </w:pPr>
+      <w:r>
+        <w:rPr>
+          <w:b/>
+          <w:bCs/>
+        </w:rPr>
+        <w:t xml:space="preserve">Tried, not enough:</w:t>
+      </w:r>
+      <w:r>
+        <w:rPr>
+          <w:b/>
+          <w:bCs/>
+        </w:rPr>
+        <w:t xml:space="preserve"> </w:t>
+      </w:r>
+      <w:r>
+        <w:rPr>
+          <w:b/>
+          <w:bCs/>
+        </w:rPr>
+        <w:t xml:space="preserve">“Window: Restore Windows = all”</w:t>
+      </w:r>
+      <w:r>
+        <w:t xml:space="preserve"> </w:t>
+      </w:r>
+      <w:r>
+        <w:t xml:space="preserve">(VS Code settings). VS Code reopened its windows, but the vault came back in Windows with a PowerShell prompt, not in WSL.</w:t>
+      </w:r>
+    </w:p>
+    <w:p>
+      <w:pPr>
+        <w:numPr>
+          <w:ilvl w:val="0"/>
+          <w:numId w:val="1011"/>
+        </w:numPr>
+      </w:pPr>
+      <w:r>
+        <w:rPr>
+          <w:b/>
+          <w:bCs/>
+        </w:rPr>
+        <w:t xml:space="preserve">Open WSL with one click: a desktop shortcut</w:t>
+      </w:r>
+      <w:r>
+        <w:t xml:space="preserve"> </w:t>
+      </w:r>
+      <w:r>
+        <w:t xml:space="preserve">(Windows).</w:t>
+      </w:r>
+    </w:p>
+    <w:p>
+      <w:pPr>
+        <w:numPr>
+          <w:ilvl w:val="1"/>
+          <w:numId w:val="1013"/>
+        </w:numPr>
+      </w:pPr>
+      <w:r>
         <w:t xml:space="preserve">Right-click the desktop →</w:t>
       </w:r>
       <w:r>
@@ -8641,7 +10673,7 @@
       <w:pPr>
         <w:numPr>
           <w:ilvl w:val="1"/>
-          <w:numId w:val="1012"/>
+          <w:numId w:val="1013"/>
         </w:numPr>
       </w:pPr>
       <w:r>
@@ -8667,7 +10699,7 @@
       <w:pPr>
         <w:numPr>
           <w:ilvl w:val="1"/>
-          <w:numId w:val="1012"/>
+          <w:numId w:val="1013"/>
         </w:numPr>
       </w:pPr>
       <w:r>
@@ -8691,7 +10723,7 @@
       <w:pPr>
         <w:numPr>
           <w:ilvl w:val="1"/>
-          <w:numId w:val="1012"/>
+          <w:numId w:val="1013"/>
         </w:numPr>
       </w:pPr>
       <w:r>
@@ -8727,7 +10759,7 @@
       <w:pPr>
         <w:numPr>
           <w:ilvl w:val="0"/>
-          <w:numId w:val="1010"/>
+          <w:numId w:val="1011"/>
         </w:numPr>
       </w:pPr>
       <w:r>
@@ -8962,15 +10994,15 @@
         </w:tc>
       </w:tr>
     </w:tbl>
-    <w:bookmarkEnd w:id="24"/>
     <w:bookmarkEnd w:id="25"/>
-    <w:bookmarkStart w:id="26" w:name="guide-5-skills-and-plugins"/>
+    <w:bookmarkEnd w:id="26"/>
+    <w:bookmarkStart w:id="27" w:name="guide-6-skills-and-plugins"/>
     <w:p>
       <w:pPr>
         <w:pStyle w:val="Heading1"/>
       </w:pPr>
       <w:r>
-        <w:t xml:space="preserve">Guide 5 · Skills and plugins</w:t>
+        <w:t xml:space="preserve">Guide 6 · Skills and plugins</w:t>
       </w:r>
     </w:p>
     <w:p>
@@ -9016,7 +11048,7 @@
         <w:t xml:space="preserve"> </w:t>
       </w:r>
       <w:r>
-        <w:t xml:space="preserve">working. The vault has five working skills in</w:t>
+        <w:t xml:space="preserve">working. The vault has twelve working skills in</w:t>
       </w:r>
       <w:r>
         <w:t xml:space="preserve"> </w:t>
@@ -9028,7 +11060,10 @@
         <w:t xml:space="preserve">.claude/skills/</w:t>
       </w:r>
       <w:r>
-        <w:t xml:space="preserve">:</w:t>
+        <w:t xml:space="preserve"> </w:t>
+      </w:r>
+      <w:r>
+        <w:t xml:space="preserve">(2026-10-22), among them</w:t>
       </w:r>
       <w:r>
         <w:t xml:space="preserve"> </w:t>
@@ -9091,22 +11126,16 @@
         <w:t xml:space="preserve">zotero-sources</w:t>
       </w:r>
       <w:r>
-        <w:t xml:space="preserve">, plus a</w:t>
-      </w:r>
-      <w:r>
-        <w:t xml:space="preserve"> </w:t>
-      </w:r>
-      <w:r>
-        <w:rPr>
-          <w:rStyle w:val="VerbatimChar"/>
-        </w:rPr>
-        <w:t xml:space="preserve">zotero-import</w:t>
-      </w:r>
-      <w:r>
-        <w:t xml:space="preserve"> </w:t>
-      </w:r>
-      <w:r>
-        <w:t xml:space="preserve">folder that is currently empty.</w:t>
+        <w:t xml:space="preserve">; the starter pack (</w:t>
+      </w:r>
+      <w:r>
+        <w:rPr>
+          <w:rStyle w:val="VerbatimChar"/>
+        </w:rPr>
+        <w:t xml:space="preserve">vault-starter</w:t>
+      </w:r>
+      <w:r>
+        <w:t xml:space="preserve">) ships the same twelve.</w:t>
       </w:r>
       <w:r>
         <w:t xml:space="preserve"> </w:t>
@@ -9124,7 +11153,7 @@
         <w:pStyle w:val="Compact"/>
         <w:numPr>
           <w:ilvl w:val="0"/>
-          <w:numId w:val="1013"/>
+          <w:numId w:val="1014"/>
         </w:numPr>
       </w:pPr>
       <w:r>
@@ -9250,7 +11279,7 @@
         <w:pStyle w:val="Compact"/>
         <w:numPr>
           <w:ilvl w:val="0"/>
-          <w:numId w:val="1013"/>
+          <w:numId w:val="1014"/>
         </w:numPr>
       </w:pPr>
       <w:r>
@@ -9306,7 +11335,7 @@
         <w:t xml:space="preserve">/reload-plugins</w:t>
       </w:r>
       <w:r>
-        <w:t xml:space="preserve">. This is how Jev (Guide 4) and the optional TypeSafe skill were installed.</w:t>
+        <w:t xml:space="preserve">. This is how Jev (Guide 5) and the optional TypeSafe skill were installed.</w:t>
       </w:r>
       <w:r>
         <w:t xml:space="preserve"> </w:t>
@@ -9352,7 +11381,7 @@
         <w:pStyle w:val="Compact"/>
         <w:numPr>
           <w:ilvl w:val="0"/>
-          <w:numId w:val="1013"/>
+          <w:numId w:val="1014"/>
         </w:numPr>
       </w:pPr>
       <w:r>
@@ -9366,17 +11395,17 @@
         <w:t xml:space="preserve"> </w:t>
       </w:r>
       <w:r>
-        <w:t xml:space="preserve">Prefer user scope for personal tools. A project-scope copy can override the user copy inside that repository (see Guide 4).</w:t>
-      </w:r>
-    </w:p>
-    <w:bookmarkEnd w:id="26"/>
-    <w:bookmarkStart w:id="27" w:name="Xa2ad7cf433a9fdbfe0e069a5b710363319a637b"/>
+        <w:t xml:space="preserve">Prefer user scope for personal tools. A project-scope copy can override the user copy inside that repository (see Guide 5).</w:t>
+      </w:r>
+    </w:p>
+    <w:bookmarkEnd w:id="27"/>
+    <w:bookmarkStart w:id="28" w:name="X07c463b6b6e3fd48d499ea2a729c7b6fa5e2d6e"/>
     <w:p>
       <w:pPr>
         <w:pStyle w:val="Heading1"/>
       </w:pPr>
       <w:r>
-        <w:t xml:space="preserve">Guide 6 · Claude in Chrome (browser automation)</w:t>
+        <w:t xml:space="preserve">Guide 7 · Claude in Chrome (browser automation)</w:t>
       </w:r>
     </w:p>
     <w:p>
@@ -9468,7 +11497,7 @@
         <w:pStyle w:val="Compact"/>
         <w:numPr>
           <w:ilvl w:val="0"/>
-          <w:numId w:val="1014"/>
+          <w:numId w:val="1015"/>
         </w:numPr>
       </w:pPr>
       <w:r>
@@ -9512,7 +11541,7 @@
         <w:pStyle w:val="Compact"/>
         <w:numPr>
           <w:ilvl w:val="0"/>
-          <w:numId w:val="1014"/>
+          <w:numId w:val="1015"/>
         </w:numPr>
       </w:pPr>
       <w:r>
@@ -9556,7 +11585,7 @@
         <w:pStyle w:val="Compact"/>
         <w:numPr>
           <w:ilvl w:val="0"/>
-          <w:numId w:val="1014"/>
+          <w:numId w:val="1015"/>
         </w:numPr>
       </w:pPr>
       <w:r>
@@ -9631,7 +11660,7 @@
         <w:pStyle w:val="Compact"/>
         <w:numPr>
           <w:ilvl w:val="0"/>
-          <w:numId w:val="1014"/>
+          <w:numId w:val="1015"/>
         </w:numPr>
       </w:pPr>
       <w:r>
@@ -9691,7 +11720,7 @@
         <w:pStyle w:val="Compact"/>
         <w:numPr>
           <w:ilvl w:val="0"/>
-          <w:numId w:val="1014"/>
+          <w:numId w:val="1015"/>
         </w:numPr>
       </w:pPr>
       <w:r>
@@ -9918,14 +11947,14 @@
         <w:t xml:space="preserve">code.claude.com/docs/en/chrome (checked 2026-09-29).</w:t>
       </w:r>
     </w:p>
-    <w:bookmarkEnd w:id="27"/>
-    <w:bookmarkStart w:id="28" w:name="X62c179ea38556292b24cdfc18e7bd3cc46b696e"/>
+    <w:bookmarkEnd w:id="28"/>
+    <w:bookmarkStart w:id="29" w:name="X8622833bfd501c7fd444ddba338fa3253bc48cf"/>
     <w:p>
       <w:pPr>
         <w:pStyle w:val="Heading1"/>
       </w:pPr>
       <w:r>
-        <w:t xml:space="preserve">Guide 7 · Google Drive, Gmail and Calendar (claude.ai connectors)</w:t>
+        <w:t xml:space="preserve">Guide 8 · Google Drive, Gmail and Calendar (claude.ai connectors)</w:t>
       </w:r>
     </w:p>
     <w:p>
@@ -10007,7 +12036,7 @@
         <w:pStyle w:val="Compact"/>
         <w:numPr>
           <w:ilvl w:val="0"/>
-          <w:numId w:val="1015"/>
+          <w:numId w:val="1016"/>
         </w:numPr>
       </w:pPr>
       <w:r>
@@ -10064,7 +12093,7 @@
         <w:pStyle w:val="Compact"/>
         <w:numPr>
           <w:ilvl w:val="0"/>
-          <w:numId w:val="1015"/>
+          <w:numId w:val="1016"/>
         </w:numPr>
       </w:pPr>
       <w:r>
@@ -10118,7 +12147,7 @@
         <w:pStyle w:val="Compact"/>
         <w:numPr>
           <w:ilvl w:val="0"/>
-          <w:numId w:val="1015"/>
+          <w:numId w:val="1016"/>
         </w:numPr>
       </w:pPr>
       <w:r>
@@ -10165,7 +12194,7 @@
         <w:pStyle w:val="Compact"/>
         <w:numPr>
           <w:ilvl w:val="0"/>
-          <w:numId w:val="1015"/>
+          <w:numId w:val="1016"/>
         </w:numPr>
       </w:pPr>
       <w:r>
@@ -10182,14 +12211,14 @@
         <w:t xml:space="preserve">Authorise only the connectors a project needs. Everything Claude reads through a connector enters the conversation.</w:t>
       </w:r>
     </w:p>
-    <w:bookmarkEnd w:id="28"/>
-    <w:bookmarkStart w:id="29" w:name="guide-8-notebooklm-via-claude-in-chrome"/>
+    <w:bookmarkEnd w:id="29"/>
+    <w:bookmarkStart w:id="30" w:name="guide-9-notebooklm-via-claude-in-chrome"/>
     <w:p>
       <w:pPr>
         <w:pStyle w:val="Heading1"/>
       </w:pPr>
       <w:r>
-        <w:t xml:space="preserve">Guide 8 · NotebookLM (via Claude in Chrome)</w:t>
+        <w:t xml:space="preserve">Guide 9 · NotebookLM (via Claude in Chrome)</w:t>
       </w:r>
     </w:p>
     <w:p>
@@ -10261,7 +12290,7 @@
         <w:t xml:space="preserve">no API</w:t>
       </w:r>
       <w:r>
-        <w:t xml:space="preserve">. Claude operates the NotebookLM website through Claude in Chrome (Guide 6). First used on 2026-09-23.</w:t>
+        <w:t xml:space="preserve">. Claude operates the NotebookLM website through Claude in Chrome (Guide 7). First used on 2026-09-23.</w:t>
       </w:r>
       <w:r>
         <w:t xml:space="preserve"> </w:t>
@@ -10279,7 +12308,7 @@
         <w:pStyle w:val="Compact"/>
         <w:numPr>
           <w:ilvl w:val="0"/>
-          <w:numId w:val="1016"/>
+          <w:numId w:val="1017"/>
         </w:numPr>
       </w:pPr>
       <w:r>
@@ -10301,7 +12330,7 @@
         <w:pStyle w:val="Compact"/>
         <w:numPr>
           <w:ilvl w:val="0"/>
-          <w:numId w:val="1016"/>
+          <w:numId w:val="1017"/>
         </w:numPr>
       </w:pPr>
       <w:r>
@@ -10370,7 +12399,7 @@
         <w:pStyle w:val="Compact"/>
         <w:numPr>
           <w:ilvl w:val="0"/>
-          <w:numId w:val="1016"/>
+          <w:numId w:val="1017"/>
         </w:numPr>
       </w:pPr>
       <w:r>
@@ -10458,7 +12487,7 @@
         <w:pStyle w:val="Compact"/>
         <w:numPr>
           <w:ilvl w:val="0"/>
-          <w:numId w:val="1016"/>
+          <w:numId w:val="1017"/>
         </w:numPr>
       </w:pPr>
       <w:r>
@@ -10538,7 +12567,7 @@
         <w:pStyle w:val="Compact"/>
         <w:numPr>
           <w:ilvl w:val="0"/>
-          <w:numId w:val="1016"/>
+          <w:numId w:val="1017"/>
         </w:numPr>
       </w:pPr>
       <w:r>
@@ -10604,7 +12633,7 @@
         <w:pStyle w:val="Compact"/>
         <w:numPr>
           <w:ilvl w:val="0"/>
-          <w:numId w:val="1017"/>
+          <w:numId w:val="1018"/>
         </w:numPr>
       </w:pPr>
       <w:r>
@@ -10632,7 +12661,7 @@
         <w:pStyle w:val="Compact"/>
         <w:numPr>
           <w:ilvl w:val="0"/>
-          <w:numId w:val="1017"/>
+          <w:numId w:val="1018"/>
         </w:numPr>
       </w:pPr>
       <w:r>
@@ -10670,7 +12699,7 @@
         <w:pStyle w:val="Compact"/>
         <w:numPr>
           <w:ilvl w:val="0"/>
-          <w:numId w:val="1017"/>
+          <w:numId w:val="1018"/>
         </w:numPr>
       </w:pPr>
       <w:r>
@@ -10687,14 +12716,14 @@
         <w:t xml:space="preserve">generation takes minutes; Claude waits and re-checks the page.</w:t>
       </w:r>
     </w:p>
-    <w:bookmarkEnd w:id="29"/>
-    <w:bookmarkStart w:id="30" w:name="guide-9-zotero-part-1-read-and-import"/>
+    <w:bookmarkEnd w:id="30"/>
+    <w:bookmarkStart w:id="31" w:name="guide-10-zotero-part-1-read-and-import"/>
     <w:p>
       <w:pPr>
         <w:pStyle w:val="Heading1"/>
       </w:pPr>
       <w:r>
-        <w:t xml:space="preserve">Guide 9 · Zotero, part 1: read and import</w:t>
+        <w:t xml:space="preserve">Guide 10 · Zotero, part 1: read and import</w:t>
       </w:r>
     </w:p>
     <w:p>
@@ -10838,7 +12867,7 @@
         <w:pStyle w:val="Compact"/>
         <w:numPr>
           <w:ilvl w:val="0"/>
-          <w:numId w:val="1018"/>
+          <w:numId w:val="1019"/>
         </w:numPr>
       </w:pPr>
       <w:r>
@@ -10902,7 +12931,7 @@
         <w:pStyle w:val="Compact"/>
         <w:numPr>
           <w:ilvl w:val="0"/>
-          <w:numId w:val="1018"/>
+          <w:numId w:val="1019"/>
         </w:numPr>
       </w:pPr>
       <w:r>
@@ -10959,7 +12988,7 @@
         <w:pStyle w:val="Compact"/>
         <w:numPr>
           <w:ilvl w:val="0"/>
-          <w:numId w:val="1018"/>
+          <w:numId w:val="1019"/>
         </w:numPr>
       </w:pPr>
       <w:r>
@@ -11015,7 +13044,7 @@
         <w:pStyle w:val="Compact"/>
         <w:numPr>
           <w:ilvl w:val="0"/>
-          <w:numId w:val="1018"/>
+          <w:numId w:val="1019"/>
         </w:numPr>
       </w:pPr>
       <w:r>
@@ -11071,7 +13100,7 @@
         <w:pStyle w:val="Compact"/>
         <w:numPr>
           <w:ilvl w:val="0"/>
-          <w:numId w:val="1018"/>
+          <w:numId w:val="1019"/>
         </w:numPr>
       </w:pPr>
       <w:r>
@@ -11377,14 +13406,14 @@
         <w:t xml:space="preserve">[vault]</w:t>
       </w:r>
     </w:p>
-    <w:bookmarkEnd w:id="30"/>
-    <w:bookmarkStart w:id="31" w:name="X4c4770e1508fe6754db2f6c3258e28f78798170"/>
+    <w:bookmarkEnd w:id="31"/>
+    <w:bookmarkStart w:id="32" w:name="X1b23c912c48f0822825ebe9e6b27d86bbd44d8a"/>
     <w:p>
       <w:pPr>
         <w:pStyle w:val="Heading1"/>
       </w:pPr>
       <w:r>
-        <w:t xml:space="preserve">Guide 10 · Zotero, part 2: write-back (Research Design Profiles)</w:t>
+        <w:t xml:space="preserve">Guide 11 · Zotero, part 2: write-back (Research Design Profiles)</w:t>
       </w:r>
     </w:p>
     <w:p>
@@ -11507,7 +13536,7 @@
       <w:pPr>
         <w:numPr>
           <w:ilvl w:val="0"/>
-          <w:numId w:val="1019"/>
+          <w:numId w:val="1020"/>
         </w:numPr>
       </w:pPr>
       <w:r>
@@ -11567,7 +13596,7 @@
       <w:pPr>
         <w:numPr>
           <w:ilvl w:val="0"/>
-          <w:numId w:val="1019"/>
+          <w:numId w:val="1020"/>
         </w:numPr>
       </w:pPr>
       <w:r>
@@ -11581,7 +13610,22 @@
         <w:t xml:space="preserve"> </w:t>
       </w:r>
       <w:r>
-        <w:t xml:space="preserve">(Terminal):</w:t>
+        <w:t xml:space="preserve">(Terminal). Skip this if you already added the line in Guide 3;</w:t>
+      </w:r>
+      <w:r>
+        <w:t xml:space="preserve"> </w:t>
+      </w:r>
+      <w:r>
+        <w:rPr>
+          <w:rStyle w:val="VerbatimChar"/>
+        </w:rPr>
+        <w:t xml:space="preserve">git check-ignore</w:t>
+      </w:r>
+      <w:r>
+        <w:t xml:space="preserve"> </w:t>
+      </w:r>
+      <w:r>
+        <w:t xml:space="preserve">tells you.</w:t>
       </w:r>
     </w:p>
     <w:p>
@@ -11660,7 +13704,7 @@
       <w:pPr>
         <w:numPr>
           <w:ilvl w:val="0"/>
-          <w:numId w:val="1019"/>
+          <w:numId w:val="1020"/>
         </w:numPr>
       </w:pPr>
       <w:r>
@@ -11687,6 +13731,33 @@
       </w:pPr>
       <w:r>
         <w:rPr>
+          <w:rStyle w:val="FunctionTok"/>
+        </w:rPr>
+        <w:t xml:space="preserve">mkdir</w:t>
+      </w:r>
+      <w:r>
+        <w:rPr>
+          <w:rStyle w:val="NormalTok"/>
+        </w:rPr>
+        <w:t xml:space="preserve"> </w:t>
+      </w:r>
+      <w:r>
+        <w:rPr>
+          <w:rStyle w:val="AttributeTok"/>
+        </w:rPr>
+        <w:t xml:space="preserve">-p</w:t>
+      </w:r>
+      <w:r>
+        <w:rPr>
+          <w:rStyle w:val="NormalTok"/>
+        </w:rPr>
+        <w:t xml:space="preserve"> 00-System/Config</w:t>
+      </w:r>
+      <w:r>
+        <w:br/>
+      </w:r>
+      <w:r>
+        <w:rPr>
           <w:rStyle w:val="BuiltInTok"/>
         </w:rPr>
         <w:t xml:space="preserve">read</w:t>
@@ -11819,7 +13890,7 @@
       <w:pPr>
         <w:numPr>
           <w:ilvl w:val="0"/>
-          <w:numId w:val="1019"/>
+          <w:numId w:val="1020"/>
         </w:numPr>
       </w:pPr>
       <w:r>
@@ -12055,7 +14126,7 @@
       <w:pPr>
         <w:numPr>
           <w:ilvl w:val="0"/>
-          <w:numId w:val="1019"/>
+          <w:numId w:val="1020"/>
         </w:numPr>
       </w:pPr>
       <w:r>
@@ -12170,14 +14241,14 @@
         <w:t xml:space="preserve">Never share the key in chat or as a screenshot. It grants write access to your whole library. Revoke it at zotero.org if it is ever exposed.</w:t>
       </w:r>
     </w:p>
-    <w:bookmarkEnd w:id="31"/>
-    <w:bookmarkStart w:id="32" w:name="guide-11-mendeley-planned-not-yet-run"/>
+    <w:bookmarkEnd w:id="32"/>
+    <w:bookmarkStart w:id="33" w:name="guide-12-mendeley-planned-not-yet-run"/>
     <w:p>
       <w:pPr>
         <w:pStyle w:val="Heading1"/>
       </w:pPr>
       <w:r>
-        <w:t xml:space="preserve">Guide 11 · Mendeley (planned, not yet run)</w:t>
+        <w:t xml:space="preserve">Guide 12 · Mendeley (planned, not yet run)</w:t>
       </w:r>
     </w:p>
     <w:p>
@@ -12293,7 +14364,7 @@
         <w:pStyle w:val="Compact"/>
         <w:numPr>
           <w:ilvl w:val="0"/>
-          <w:numId w:val="1020"/>
+          <w:numId w:val="1021"/>
         </w:numPr>
       </w:pPr>
       <w:r>
@@ -12362,7 +14433,7 @@
         <w:pStyle w:val="Compact"/>
         <w:numPr>
           <w:ilvl w:val="0"/>
-          <w:numId w:val="1020"/>
+          <w:numId w:val="1021"/>
         </w:numPr>
       </w:pPr>
       <w:r>
@@ -12389,7 +14460,7 @@
         <w:t xml:space="preserve">first</w:t>
       </w:r>
       <w:r>
-        <w:t xml:space="preserve">, then enter the secret at a hidden prompt (as in Guide 10, step 3).</w:t>
+        <w:t xml:space="preserve">, then enter the secret at a hidden prompt (as in Guide 11, step 3).</w:t>
       </w:r>
       <w:r>
         <w:t xml:space="preserve"> </w:t>
@@ -12423,7 +14494,7 @@
         <w:pStyle w:val="Compact"/>
         <w:numPr>
           <w:ilvl w:val="0"/>
-          <w:numId w:val="1020"/>
+          <w:numId w:val="1021"/>
         </w:numPr>
       </w:pPr>
       <w:r>
@@ -12482,7 +14553,7 @@
         <w:pStyle w:val="Compact"/>
         <w:numPr>
           <w:ilvl w:val="0"/>
-          <w:numId w:val="1020"/>
+          <w:numId w:val="1021"/>
         </w:numPr>
       </w:pPr>
       <w:r>
@@ -12514,7 +14585,7 @@
         <w:pStyle w:val="Compact"/>
         <w:numPr>
           <w:ilvl w:val="0"/>
-          <w:numId w:val="1020"/>
+          <w:numId w:val="1021"/>
         </w:numPr>
       </w:pPr>
       <w:r>
@@ -12624,50 +14695,14 @@
         <w:t xml:space="preserve">access at any time from your Mendeley/Elsevier account’s app settings, then redo step 3.</w:t>
       </w:r>
     </w:p>
-    <w:bookmarkEnd w:id="32"/>
-    <w:bookmarkStart w:id="33" w:name="final-checklist"/>
+    <w:bookmarkEnd w:id="33"/>
+    <w:bookmarkStart w:id="34" w:name="final-checklist"/>
     <w:p>
       <w:pPr>
         <w:pStyle w:val="Heading1"/>
       </w:pPr>
       <w:r>
         <w:t xml:space="preserve">Final Checklist</w:t>
-      </w:r>
-    </w:p>
-    <w:p>
-      <w:pPr>
-        <w:pStyle w:val="Compact"/>
-        <w:numPr>
-          <w:ilvl w:val="0"/>
-          <w:numId w:val="1021"/>
-        </w:numPr>
-      </w:pPr>
-      <w:r>
-        <w:rPr>
-          <w:rStyle w:val="VerbatimChar"/>
-        </w:rPr>
-        <w:t xml:space="preserve">claude --version</w:t>
-      </w:r>
-      <w:r>
-        <w:t xml:space="preserve"> </w:t>
-      </w:r>
-      <w:r>
-        <w:t xml:space="preserve">prints a version;</w:t>
-      </w:r>
-      <w:r>
-        <w:t xml:space="preserve"> </w:t>
-      </w:r>
-      <w:r>
-        <w:rPr>
-          <w:rStyle w:val="VerbatimChar"/>
-        </w:rPr>
-        <w:t xml:space="preserve">claude doctor</w:t>
-      </w:r>
-      <w:r>
-        <w:t xml:space="preserve"> </w:t>
-      </w:r>
-      <w:r>
-        <w:t xml:space="preserve">is clean</w:t>
       </w:r>
     </w:p>
     <w:p>
@@ -12679,37 +14714,31 @@
         </w:numPr>
       </w:pPr>
       <w:r>
-        <w:t xml:space="preserve">The vault opens in Obsidian; a note Claude writes appears there;</w:t>
-      </w:r>
-      <w:r>
-        <w:t xml:space="preserve"> </w:t>
-      </w:r>
-      <w:r>
-        <w:rPr>
-          <w:rStyle w:val="VerbatimChar"/>
-        </w:rPr>
-        <w:t xml:space="preserve">CLAUDE.md</w:t>
-      </w:r>
-      <w:r>
-        <w:t xml:space="preserve"> </w:t>
-      </w:r>
-      <w:r>
-        <w:t xml:space="preserve">and</w:t>
-      </w:r>
-      <w:r>
-        <w:t xml:space="preserve"> </w:t>
-      </w:r>
-      <w:r>
-        <w:rPr>
-          <w:rStyle w:val="VerbatimChar"/>
-        </w:rPr>
-        <w:t xml:space="preserve">RESEARCH_PROTOCOL.md</w:t>
-      </w:r>
-      <w:r>
-        <w:t xml:space="preserve"> </w:t>
-      </w:r>
-      <w:r>
-        <w:t xml:space="preserve">exist</w:t>
+        <w:rPr>
+          <w:rStyle w:val="VerbatimChar"/>
+        </w:rPr>
+        <w:t xml:space="preserve">claude --version</w:t>
+      </w:r>
+      <w:r>
+        <w:t xml:space="preserve"> </w:t>
+      </w:r>
+      <w:r>
+        <w:t xml:space="preserve">prints a version;</w:t>
+      </w:r>
+      <w:r>
+        <w:t xml:space="preserve"> </w:t>
+      </w:r>
+      <w:r>
+        <w:rPr>
+          <w:rStyle w:val="VerbatimChar"/>
+        </w:rPr>
+        <w:t xml:space="preserve">claude doctor</w:t>
+      </w:r>
+      <w:r>
+        <w:t xml:space="preserve"> </w:t>
+      </w:r>
+      <w:r>
+        <w:t xml:space="preserve">is clean</w:t>
       </w:r>
     </w:p>
     <w:p>
@@ -12721,31 +14750,37 @@
         </w:numPr>
       </w:pPr>
       <w:r>
-        <w:rPr>
-          <w:rStyle w:val="VerbatimChar"/>
-        </w:rPr>
-        <w:t xml:space="preserve">git log</w:t>
-      </w:r>
-      <w:r>
-        <w:t xml:space="preserve"> </w:t>
-      </w:r>
-      <w:r>
-        <w:t xml:space="preserve">shows history;</w:t>
-      </w:r>
-      <w:r>
-        <w:t xml:space="preserve"> </w:t>
-      </w:r>
-      <w:r>
-        <w:rPr>
-          <w:rStyle w:val="VerbatimChar"/>
-        </w:rPr>
-        <w:t xml:space="preserve">git check-ignore</w:t>
-      </w:r>
-      <w:r>
-        <w:t xml:space="preserve"> </w:t>
-      </w:r>
-      <w:r>
-        <w:t xml:space="preserve">confirms every key file is ignored</w:t>
+        <w:t xml:space="preserve">The vault opens in Obsidian; a note Claude writes appears there;</w:t>
+      </w:r>
+      <w:r>
+        <w:t xml:space="preserve"> </w:t>
+      </w:r>
+      <w:r>
+        <w:rPr>
+          <w:rStyle w:val="VerbatimChar"/>
+        </w:rPr>
+        <w:t xml:space="preserve">CLAUDE.md</w:t>
+      </w:r>
+      <w:r>
+        <w:t xml:space="preserve"> </w:t>
+      </w:r>
+      <w:r>
+        <w:t xml:space="preserve">and</w:t>
+      </w:r>
+      <w:r>
+        <w:t xml:space="preserve"> </w:t>
+      </w:r>
+      <w:r>
+        <w:rPr>
+          <w:rStyle w:val="VerbatimChar"/>
+        </w:rPr>
+        <w:t xml:space="preserve">RESEARCH_PROTOCOL.md</w:t>
+      </w:r>
+      <w:r>
+        <w:t xml:space="preserve"> </w:t>
+      </w:r>
+      <w:r>
+        <w:t xml:space="preserve">exist</w:t>
       </w:r>
     </w:p>
     <w:p>
@@ -12757,40 +14792,7 @@
         </w:numPr>
       </w:pPr>
       <w:r>
-        <w:rPr>
-          <w:rStyle w:val="VerbatimChar"/>
-        </w:rPr>
-        <w:t xml:space="preserve">process-source.py --doctor</w:t>
-      </w:r>
-      <w:r>
-        <w:t xml:space="preserve"> </w:t>
-      </w:r>
-      <w:r>
-        <w:t xml:space="preserve">ends with</w:t>
-      </w:r>
-      <w:r>
-        <w:t xml:space="preserve"> </w:t>
-      </w:r>
-      <w:r>
-        <w:t xml:space="preserve">“All dependencies available”</w:t>
-      </w:r>
-      <w:r>
-        <w:t xml:space="preserve">;</w:t>
-      </w:r>
-      <w:r>
-        <w:t xml:space="preserve"> </w:t>
-      </w:r>
-      <w:r>
-        <w:rPr>
-          <w:rStyle w:val="VerbatimChar"/>
-        </w:rPr>
-        <w:t xml:space="preserve">pandoc --version</w:t>
-      </w:r>
-      <w:r>
-        <w:t xml:space="preserve"> </w:t>
-      </w:r>
-      <w:r>
-        <w:t xml:space="preserve">works</w:t>
+        <w:t xml:space="preserve">VS Code shows the vault; the Claude Code panel answers and shows a diff before an edit</w:t>
       </w:r>
     </w:p>
     <w:p>
@@ -12805,43 +14807,28 @@
         <w:rPr>
           <w:rStyle w:val="VerbatimChar"/>
         </w:rPr>
-        <w:t xml:space="preserve">/mcp</w:t>
-      </w:r>
-      <w:r>
-        <w:t xml:space="preserve"> </w:t>
-      </w:r>
-      <w:r>
-        <w:t xml:space="preserve">shows</w:t>
-      </w:r>
-      <w:r>
-        <w:t xml:space="preserve"> </w:t>
-      </w:r>
-      <w:r>
-        <w:rPr>
-          <w:rStyle w:val="VerbatimChar"/>
-        </w:rPr>
-        <w:t xml:space="preserve">plugin:jev:jev</w:t>
-      </w:r>
-      <w:r>
-        <w:t xml:space="preserve"> </w:t>
-      </w:r>
-      <w:r>
-        <w:t xml:space="preserve">with six tools;</w:t>
-      </w:r>
-      <w:r>
-        <w:t xml:space="preserve"> </w:t>
-      </w:r>
-      <w:r>
-        <w:rPr>
-          <w:rStyle w:val="VerbatimChar"/>
-        </w:rPr>
-        <w:t xml:space="preserve">jev_models</w:t>
-      </w:r>
-      <w:r>
-        <w:t xml:space="preserve"> </w:t>
-      </w:r>
-      <w:r>
-        <w:t xml:space="preserve">succeeds</w:t>
+        <w:t xml:space="preserve">git log</w:t>
+      </w:r>
+      <w:r>
+        <w:t xml:space="preserve"> </w:t>
+      </w:r>
+      <w:r>
+        <w:t xml:space="preserve">shows history;</w:t>
+      </w:r>
+      <w:r>
+        <w:t xml:space="preserve"> </w:t>
+      </w:r>
+      <w:r>
+        <w:rPr>
+          <w:rStyle w:val="VerbatimChar"/>
+        </w:rPr>
+        <w:t xml:space="preserve">git check-ignore</w:t>
+      </w:r>
+      <w:r>
+        <w:t xml:space="preserve"> </w:t>
+      </w:r>
+      <w:r>
+        <w:t xml:space="preserve">confirms every key file is ignored</w:t>
       </w:r>
     </w:p>
     <w:p>
@@ -12856,13 +14843,37 @@
         <w:rPr>
           <w:rStyle w:val="VerbatimChar"/>
         </w:rPr>
-        <w:t xml:space="preserve">claude plugin list</w:t>
-      </w:r>
-      <w:r>
-        <w:t xml:space="preserve"> </w:t>
-      </w:r>
-      <w:r>
-        <w:t xml:space="preserve">shows each plugin once</w:t>
+        <w:t xml:space="preserve">process-source.py --doctor</w:t>
+      </w:r>
+      <w:r>
+        <w:t xml:space="preserve"> </w:t>
+      </w:r>
+      <w:r>
+        <w:t xml:space="preserve">ends with</w:t>
+      </w:r>
+      <w:r>
+        <w:t xml:space="preserve"> </w:t>
+      </w:r>
+      <w:r>
+        <w:t xml:space="preserve">“All dependencies available”</w:t>
+      </w:r>
+      <w:r>
+        <w:t xml:space="preserve">;</w:t>
+      </w:r>
+      <w:r>
+        <w:t xml:space="preserve"> </w:t>
+      </w:r>
+      <w:r>
+        <w:rPr>
+          <w:rStyle w:val="VerbatimChar"/>
+        </w:rPr>
+        <w:t xml:space="preserve">pandoc --version</w:t>
+      </w:r>
+      <w:r>
+        <w:t xml:space="preserve"> </w:t>
+      </w:r>
+      <w:r>
+        <w:t xml:space="preserve">works</w:t>
       </w:r>
     </w:p>
     <w:p>
@@ -12877,7 +14888,7 @@
         <w:rPr>
           <w:rStyle w:val="VerbatimChar"/>
         </w:rPr>
-        <w:t xml:space="preserve">/chrome</w:t>
+        <w:t xml:space="preserve">/mcp</w:t>
       </w:r>
       <w:r>
         <w:t xml:space="preserve"> </w:t>
@@ -12889,19 +14900,31 @@
         <w:t xml:space="preserve"> </w:t>
       </w:r>
       <w:r>
-        <w:t xml:space="preserve">“Status: Enabled”</w:t>
-      </w:r>
-      <w:r>
-        <w:t xml:space="preserve"> </w:t>
-      </w:r>
-      <w:r>
-        <w:t xml:space="preserve">and</w:t>
-      </w:r>
-      <w:r>
-        <w:t xml:space="preserve"> </w:t>
-      </w:r>
-      <w:r>
-        <w:t xml:space="preserve">“Extension: Installed”</w:t>
+        <w:rPr>
+          <w:rStyle w:val="VerbatimChar"/>
+        </w:rPr>
+        <w:t xml:space="preserve">plugin:jev:jev</w:t>
+      </w:r>
+      <w:r>
+        <w:t xml:space="preserve"> </w:t>
+      </w:r>
+      <w:r>
+        <w:t xml:space="preserve">with six tools;</w:t>
+      </w:r>
+      <w:r>
+        <w:t xml:space="preserve"> </w:t>
+      </w:r>
+      <w:r>
+        <w:rPr>
+          <w:rStyle w:val="VerbatimChar"/>
+        </w:rPr>
+        <w:t xml:space="preserve">jev_models</w:t>
+      </w:r>
+      <w:r>
+        <w:t xml:space="preserve"> </w:t>
+      </w:r>
+      <w:r>
+        <w:t xml:space="preserve">succeeds</w:t>
       </w:r>
     </w:p>
     <w:p>
@@ -12913,7 +14936,16 @@
         </w:numPr>
       </w:pPr>
       <w:r>
-        <w:t xml:space="preserve">Only the Google connectors you need are authorised</w:t>
+        <w:rPr>
+          <w:rStyle w:val="VerbatimChar"/>
+        </w:rPr>
+        <w:t xml:space="preserve">claude plugin list</w:t>
+      </w:r>
+      <w:r>
+        <w:t xml:space="preserve"> </w:t>
+      </w:r>
+      <w:r>
+        <w:t xml:space="preserve">shows each plugin once</w:t>
       </w:r>
     </w:p>
     <w:p>
@@ -12925,7 +14957,34 @@
         </w:numPr>
       </w:pPr>
       <w:r>
-        <w:t xml:space="preserve">NotebookLM opens through Claude in Chrome; outputs saved as derived material</w:t>
+        <w:rPr>
+          <w:rStyle w:val="VerbatimChar"/>
+        </w:rPr>
+        <w:t xml:space="preserve">/chrome</w:t>
+      </w:r>
+      <w:r>
+        <w:t xml:space="preserve"> </w:t>
+      </w:r>
+      <w:r>
+        <w:t xml:space="preserve">shows</w:t>
+      </w:r>
+      <w:r>
+        <w:t xml:space="preserve"> </w:t>
+      </w:r>
+      <w:r>
+        <w:t xml:space="preserve">“Status: Enabled”</w:t>
+      </w:r>
+      <w:r>
+        <w:t xml:space="preserve"> </w:t>
+      </w:r>
+      <w:r>
+        <w:t xml:space="preserve">and</w:t>
+      </w:r>
+      <w:r>
+        <w:t xml:space="preserve"> </w:t>
+      </w:r>
+      <w:r>
+        <w:t xml:space="preserve">“Extension: Installed”</w:t>
       </w:r>
     </w:p>
     <w:p>
@@ -12937,16 +14996,7 @@
         </w:numPr>
       </w:pPr>
       <w:r>
-        <w:rPr>
-          <w:rStyle w:val="VerbatimChar"/>
-        </w:rPr>
-        <w:t xml:space="preserve">/zotero-sources doctor</w:t>
-      </w:r>
-      <w:r>
-        <w:t xml:space="preserve"> </w:t>
-      </w:r>
-      <w:r>
-        <w:t xml:space="preserve">passes (Zotero open, local API enabled)</w:t>
+        <w:t xml:space="preserve">Only the Google connectors you need are authorised</w:t>
       </w:r>
     </w:p>
     <w:p>
@@ -12958,22 +15008,7 @@
         </w:numPr>
       </w:pPr>
       <w:r>
-        <w:t xml:space="preserve">Zotero write key verified via</w:t>
-      </w:r>
-      <w:r>
-        <w:t xml:space="preserve"> </w:t>
-      </w:r>
-      <w:r>
-        <w:rPr>
-          <w:rStyle w:val="VerbatimChar"/>
-        </w:rPr>
-        <w:t xml:space="preserve">api.zotero.org/keys/…</w:t>
-      </w:r>
-      <w:r>
-        <w:t xml:space="preserve"> </w:t>
-      </w:r>
-      <w:r>
-        <w:t xml:space="preserve">(only if you use write-back)</w:t>
+        <w:t xml:space="preserve">NotebookLM opens through Claude in Chrome; outputs saved as derived material</w:t>
       </w:r>
     </w:p>
     <w:p>
@@ -12985,11 +15020,59 @@
         </w:numPr>
       </w:pPr>
       <w:r>
+        <w:rPr>
+          <w:rStyle w:val="VerbatimChar"/>
+        </w:rPr>
+        <w:t xml:space="preserve">/zotero-sources doctor</w:t>
+      </w:r>
+      <w:r>
+        <w:t xml:space="preserve"> </w:t>
+      </w:r>
+      <w:r>
+        <w:t xml:space="preserve">passes (Zotero open, local API enabled)</w:t>
+      </w:r>
+    </w:p>
+    <w:p>
+      <w:pPr>
+        <w:pStyle w:val="Compact"/>
+        <w:numPr>
+          <w:ilvl w:val="0"/>
+          <w:numId w:val="1033"/>
+        </w:numPr>
+      </w:pPr>
+      <w:r>
+        <w:t xml:space="preserve">Zotero write key verified via</w:t>
+      </w:r>
+      <w:r>
+        <w:t xml:space="preserve"> </w:t>
+      </w:r>
+      <w:r>
+        <w:rPr>
+          <w:rStyle w:val="VerbatimChar"/>
+        </w:rPr>
+        <w:t xml:space="preserve">api.zotero.org/keys/…</w:t>
+      </w:r>
+      <w:r>
+        <w:t xml:space="preserve"> </w:t>
+      </w:r>
+      <w:r>
+        <w:t xml:space="preserve">(only if you use write-back)</w:t>
+      </w:r>
+    </w:p>
+    <w:p>
+      <w:pPr>
+        <w:pStyle w:val="Compact"/>
+        <w:numPr>
+          <w:ilvl w:val="0"/>
+          <w:numId w:val="1034"/>
+        </w:numPr>
+      </w:pPr>
+      <w:r>
         <w:t xml:space="preserve">Mendeley: decided whether to run the OAuth plan (optional)</w:t>
       </w:r>
     </w:p>
-    <w:bookmarkEnd w:id="33"/>
-    <w:bookmarkStart w:id="35" w:name="license-and-how-to-cite"/>
+    <w:bookmarkEnd w:id="34"/>
+    <w:bookmarkStart w:id="36" w:name="license-and-how-to-cite"/>
     <w:p>
       <w:pPr>
         <w:pStyle w:val="Heading1"/>
@@ -13021,7 +15104,7 @@
       <w:r>
         <w:t xml:space="preserve"> </w:t>
       </w:r>
-      <w:hyperlink r:id="rId34">
+      <w:hyperlink r:id="rId35">
         <w:r>
           <w:rPr>
             <w:rStyle w:val="Hyperlink"/>
@@ -13067,7 +15150,7 @@
         <w:t xml:space="preserve">[Guide and interactive hub]. https://claude.ai/artifact/EMh3hwYGRD6KdTSQFMEPVh</w:t>
       </w:r>
     </w:p>
-    <w:bookmarkEnd w:id="35"/>
+    <w:bookmarkEnd w:id="36"/>
     <w:sectPr>
       <w:footnotePr>
         <w:numRestart w:val="eachSect"/>
@@ -13602,9 +15685,6 @@
     </w:lvlOverride>
   </w:num>
   <w:num w:numId="1008">
-    <w:abstractNumId w:val="991"/>
-  </w:num>
-  <w:num w:numId="1009">
     <w:abstractNumId w:val="99411"/>
     <w:lvlOverride w:ilvl="0">
       <w:startOverride w:val="1"/>
@@ -13633,6 +15713,9 @@
     <w:lvlOverride w:ilvl="8">
       <w:startOverride w:val="1"/>
     </w:lvlOverride>
+  </w:num>
+  <w:num w:numId="1009">
+    <w:abstractNumId w:val="991"/>
   </w:num>
   <w:num w:numId="1010">
     <w:abstractNumId w:val="99411"/>
@@ -13665,12 +15748,6 @@
     </w:lvlOverride>
   </w:num>
   <w:num w:numId="1011">
-    <w:abstractNumId w:val="991"/>
-  </w:num>
-  <w:num w:numId="1012">
-    <w:abstractNumId w:val="991"/>
-  </w:num>
-  <w:num w:numId="1013">
     <w:abstractNumId w:val="99411"/>
     <w:lvlOverride w:ilvl="0">
       <w:startOverride w:val="1"/>
@@ -13699,6 +15776,12 @@
     <w:lvlOverride w:ilvl="8">
       <w:startOverride w:val="1"/>
     </w:lvlOverride>
+  </w:num>
+  <w:num w:numId="1012">
+    <w:abstractNumId w:val="991"/>
+  </w:num>
+  <w:num w:numId="1013">
+    <w:abstractNumId w:val="991"/>
   </w:num>
   <w:num w:numId="1014">
     <w:abstractNumId w:val="99411"/>
@@ -13791,9 +15874,6 @@
     </w:lvlOverride>
   </w:num>
   <w:num w:numId="1017">
-    <w:abstractNumId w:val="991"/>
-  </w:num>
-  <w:num w:numId="1018">
     <w:abstractNumId w:val="99411"/>
     <w:lvlOverride w:ilvl="0">
       <w:startOverride w:val="1"/>
@@ -13822,6 +15902,9 @@
     <w:lvlOverride w:ilvl="8">
       <w:startOverride w:val="1"/>
     </w:lvlOverride>
+  </w:num>
+  <w:num w:numId="1018">
+    <w:abstractNumId w:val="991"/>
   </w:num>
   <w:num w:numId="1019">
     <w:abstractNumId w:val="99411"/>
@@ -13884,7 +15967,34 @@
     </w:lvlOverride>
   </w:num>
   <w:num w:numId="1021">
-    <w:abstractNumId w:val="992"/>
+    <w:abstractNumId w:val="99411"/>
+    <w:lvlOverride w:ilvl="0">
+      <w:startOverride w:val="1"/>
+    </w:lvlOverride>
+    <w:lvlOverride w:ilvl="1">
+      <w:startOverride w:val="1"/>
+    </w:lvlOverride>
+    <w:lvlOverride w:ilvl="2">
+      <w:startOverride w:val="1"/>
+    </w:lvlOverride>
+    <w:lvlOverride w:ilvl="3">
+      <w:startOverride w:val="1"/>
+    </w:lvlOverride>
+    <w:lvlOverride w:ilvl="4">
+      <w:startOverride w:val="1"/>
+    </w:lvlOverride>
+    <w:lvlOverride w:ilvl="5">
+      <w:startOverride w:val="1"/>
+    </w:lvlOverride>
+    <w:lvlOverride w:ilvl="6">
+      <w:startOverride w:val="1"/>
+    </w:lvlOverride>
+    <w:lvlOverride w:ilvl="7">
+      <w:startOverride w:val="1"/>
+    </w:lvlOverride>
+    <w:lvlOverride w:ilvl="8">
+      <w:startOverride w:val="1"/>
+    </w:lvlOverride>
   </w:num>
   <w:num w:numId="1022">
     <w:abstractNumId w:val="992"/>
@@ -13917,6 +16027,12 @@
     <w:abstractNumId w:val="992"/>
   </w:num>
   <w:num w:numId="1032">
+    <w:abstractNumId w:val="992"/>
+  </w:num>
+  <w:num w:numId="1033">
+    <w:abstractNumId w:val="992"/>
+  </w:num>
+  <w:num w:numId="1034">
     <w:abstractNumId w:val="992"/>
   </w:num>
 </w:numbering>
